--- a/03-振荡电路/01-RC振荡器/弛张振荡器/弛张振荡器.docx
+++ b/03-振荡电路/01-RC振荡器/弛张振荡器/弛张振荡器.docx
@@ -2791,6 +2791,20 @@
     </w:p>
     <w:bookmarkEnd w:id="26"/>
     <w:bookmarkEnd w:id="27"/>
+    <w:p>
+      <w:pPr>
+        <w:spacing w:before="360"/>
+        <w:jc w:val="center"/>
+      </w:pPr>
+      <w:r>
+        <w:rPr>
+          <w:rFonts w:ascii="Times New Roman" w:hAnsi="Times New Roman"/>
+          <w:color w:val="555555"/>
+          <w:sz w:val="21"/>
+        </w:rPr>
+        <w:t>材料收集者：杜文杰</w:t>
+      </w:r>
+    </w:p>
     <w:sectPr>
       <w:headerReference r:id="rId9" w:type="default"/>
       <w:footerReference r:id="rId10" w:type="default"/>

--- a/03-振荡电路/01-RC振荡器/弛张振荡器/弛张振荡器.docx
+++ b/03-振荡电路/01-RC振荡器/弛张振荡器/弛张振荡器.docx
@@ -1,6 +1,6 @@
 
 <file path=word/document.xml><?xml version="1.0" encoding="utf-8"?>
-<w:document xmlns:w="http://schemas.openxmlformats.org/wordprocessingml/2006/main" xmlns:m="http://schemas.openxmlformats.org/officeDocument/2006/math" xmlns:r="http://schemas.openxmlformats.org/officeDocument/2006/relationships" xmlns:o="urn:schemas-microsoft-com:office:office" xmlns:v="urn:schemas-microsoft-com:vml" xmlns:w10="urn:schemas-microsoft-com:office:word" xmlns:a="http://schemas.openxmlformats.org/drawingml/2006/main" xmlns:pic="http://schemas.openxmlformats.org/drawingml/2006/picture" xmlns:wp="http://schemas.openxmlformats.org/drawingml/2006/wordprocessingDrawing">
+<w:document xmlns:m="http://schemas.openxmlformats.org/officeDocument/2006/math" xmlns:r="http://schemas.openxmlformats.org/officeDocument/2006/relationships" xmlns:w="http://schemas.openxmlformats.org/wordprocessingml/2006/main" xmlns:o="urn:schemas-microsoft-com:office:office" xmlns:v="urn:schemas-microsoft-com:vml" xmlns:w10="urn:schemas-microsoft-com:office:word" xmlns:a="http://schemas.openxmlformats.org/drawingml/2006/main" xmlns:pic="http://schemas.openxmlformats.org/drawingml/2006/picture" xmlns:wp="http://schemas.openxmlformats.org/drawingml/2006/wordprocessingDrawing">
   <w:body>
     <w:bookmarkStart w:id="27" w:name="弛张振荡器"/>
     <w:p>
@@ -9,7 +9,7 @@
       </w:pPr>
       <w:r>
         <w:rPr>
-          <w:rFonts w:hint="eastAsia"/>
+          <w:rFonts w:hint="eastAsia" w:eastAsia="黑体"/>
         </w:rPr>
         <w:t xml:space="preserve">弛张振荡器</w:t>
       </w:r>
@@ -21,7 +21,7 @@
       </w:pPr>
       <w:r>
         <w:rPr>
-          <w:rFonts w:hint="eastAsia"/>
+          <w:rFonts w:hint="eastAsia" w:eastAsia="黑体"/>
         </w:rPr>
         <w:t xml:space="preserve">拓扑描述</w:t>
       </w:r>
@@ -32,13 +32,13 @@
       </w:pPr>
       <w:r>
         <w:rPr>
-          <w:rFonts w:hint="eastAsia"/>
+          <w:rFonts w:hint="eastAsia" w:eastAsia="黑体"/>
         </w:rPr>
         <w:t xml:space="preserve">以典型的</w:t>
       </w:r>
       <w:r>
         <w:rPr>
-          <w:rFonts w:hint="eastAsia"/>
+          <w:rFonts w:hint="eastAsia" w:eastAsia="黑体"/>
           <w:b/>
           <w:bCs/>
         </w:rPr>
@@ -46,6 +46,7 @@
       </w:r>
       <w:r>
         <w:rPr>
+          <w:rFonts w:eastAsia="黑体"/>
           <w:b/>
           <w:bCs/>
         </w:rPr>
@@ -53,7 +54,7 @@
       </w:r>
       <w:r>
         <w:rPr>
-          <w:rFonts w:hint="eastAsia"/>
+          <w:rFonts w:hint="eastAsia" w:eastAsia="黑体"/>
           <w:b/>
           <w:bCs/>
         </w:rPr>
@@ -61,13 +62,13 @@
       </w:r>
       <w:r>
         <w:rPr>
-          <w:rFonts w:hint="eastAsia"/>
+          <w:rFonts w:hint="eastAsia" w:eastAsia="黑体"/>
         </w:rPr>
         <w:t xml:space="preserve">为代表性实现，本电路由</w:t>
       </w:r>
       <w:r>
         <w:rPr>
-          <w:rFonts w:hint="eastAsia"/>
+          <w:rFonts w:hint="eastAsia" w:eastAsia="黑体"/>
           <w:b/>
           <w:bCs/>
         </w:rPr>
@@ -75,6 +76,7 @@
       </w:r>
       <w:r>
         <w:rPr>
+          <w:rFonts w:eastAsia="黑体"/>
           <w:b/>
           <w:bCs/>
         </w:rPr>
@@ -96,18 +98,21 @@
       </m:oMath>
       <w:r>
         <w:rPr>
-          <w:rFonts w:hint="eastAsia"/>
+          <w:rFonts w:hint="eastAsia" w:eastAsia="黑体"/>
           <w:b/>
           <w:bCs/>
         </w:rPr>
         <w:t xml:space="preserve">（构成施密特迟滞比较器）</w:t>
       </w:r>
       <w:r>
+        <w:rPr>
+          <w:rFonts w:eastAsia="黑体"/>
+        </w:rPr>
         <w:t xml:space="preserve">、</w:t>
       </w:r>
       <w:r>
         <w:rPr>
-          <w:rFonts w:hint="eastAsia"/>
+          <w:rFonts w:hint="eastAsia" w:eastAsia="黑体"/>
           <w:b/>
           <w:bCs/>
         </w:rPr>
@@ -115,6 +120,7 @@
       </w:r>
       <w:r>
         <w:rPr>
+          <w:rFonts w:eastAsia="黑体"/>
           <w:b/>
           <w:bCs/>
         </w:rPr>
@@ -135,11 +141,14 @@
         </m:sSub>
       </m:oMath>
       <w:r>
+        <w:rPr>
+          <w:rFonts w:eastAsia="黑体"/>
+        </w:rPr>
         <w:t xml:space="preserve">、</w:t>
       </w:r>
       <w:r>
         <w:rPr>
-          <w:rFonts w:hint="eastAsia"/>
+          <w:rFonts w:hint="eastAsia" w:eastAsia="黑体"/>
           <w:b/>
           <w:bCs/>
         </w:rPr>
@@ -147,6 +156,7 @@
       </w:r>
       <w:r>
         <w:rPr>
+          <w:rFonts w:eastAsia="黑体"/>
           <w:b/>
           <w:bCs/>
         </w:rPr>
@@ -167,17 +177,20 @@
         </m:sSub>
       </m:oMath>
       <w:r>
+        <w:rPr>
+          <w:rFonts w:eastAsia="黑体"/>
+        </w:rPr>
         <w:t xml:space="preserve"> </w:t>
       </w:r>
       <w:r>
         <w:rPr>
-          <w:rFonts w:hint="eastAsia"/>
+          <w:rFonts w:hint="eastAsia" w:eastAsia="黑体"/>
         </w:rPr>
         <w:t xml:space="preserve">与</w:t>
       </w:r>
       <w:r>
         <w:rPr>
-          <w:rFonts w:hint="eastAsia"/>
+          <w:rFonts w:hint="eastAsia" w:eastAsia="黑体"/>
           <w:b/>
           <w:bCs/>
         </w:rPr>
@@ -185,6 +198,7 @@
       </w:r>
       <w:r>
         <w:rPr>
+          <w:rFonts w:eastAsia="黑体"/>
           <w:b/>
           <w:bCs/>
         </w:rPr>
@@ -197,7 +211,7 @@
       </m:oMath>
       <w:r>
         <w:rPr>
-          <w:rFonts w:hint="eastAsia"/>
+          <w:rFonts w:hint="eastAsia" w:eastAsia="黑体"/>
           <w:b/>
           <w:bCs/>
         </w:rPr>
@@ -205,6 +219,7 @@
       </w:r>
       <w:r>
         <w:rPr>
+          <w:rFonts w:eastAsia="黑体"/>
           <w:b/>
           <w:bCs/>
         </w:rPr>
@@ -216,26 +231,32 @@
         </m:r>
       </m:oMath>
       <w:r>
+        <w:rPr>
+          <w:rFonts w:eastAsia="黑体"/>
+        </w:rPr>
         <w:t xml:space="preserve"> </w:t>
       </w:r>
       <w:r>
         <w:rPr>
-          <w:rFonts w:hint="eastAsia"/>
+          <w:rFonts w:hint="eastAsia" w:eastAsia="黑体"/>
         </w:rPr>
         <w:t xml:space="preserve">组成。电路共有</w:t>
       </w:r>
       <w:r>
+        <w:rPr>
+          <w:rFonts w:eastAsia="黑体"/>
+        </w:rPr>
         <w:t xml:space="preserve"> 5 </w:t>
       </w:r>
       <w:r>
         <w:rPr>
-          <w:rFonts w:hint="eastAsia"/>
+          <w:rFonts w:hint="eastAsia" w:eastAsia="黑体"/>
         </w:rPr>
         <w:t xml:space="preserve">个关键节点：</w:t>
       </w:r>
       <w:r>
         <w:rPr>
-          <w:rFonts w:hint="eastAsia"/>
+          <w:rFonts w:hint="eastAsia" w:eastAsia="黑体"/>
           <w:b/>
           <w:bCs/>
         </w:rPr>
@@ -243,6 +264,7 @@
       </w:r>
       <w:r>
         <w:rPr>
+          <w:rFonts w:eastAsia="黑体"/>
           <w:b/>
           <w:bCs/>
         </w:rPr>
@@ -250,7 +272,7 @@
       </w:r>
       <w:r>
         <w:rPr>
-          <w:rFonts w:hint="eastAsia"/>
+          <w:rFonts w:hint="eastAsia" w:eastAsia="黑体"/>
           <w:b/>
           <w:bCs/>
         </w:rPr>
@@ -258,7 +280,7 @@
       </w:r>
       <w:r>
         <w:rPr>
-          <w:rFonts w:hint="eastAsia"/>
+          <w:rFonts w:hint="eastAsia" w:eastAsia="黑体"/>
         </w:rPr>
         <w:t xml:space="preserve">（</w:t>
       </w:r>
@@ -277,24 +299,33 @@
         </m:sSub>
       </m:oMath>
       <w:r>
+        <w:rPr>
+          <w:rFonts w:eastAsia="黑体"/>
+        </w:rPr>
         <w:t xml:space="preserve"> </w:t>
       </w:r>
       <w:r>
         <w:rPr>
-          <w:rFonts w:hint="eastAsia"/>
+          <w:rFonts w:hint="eastAsia" w:eastAsia="黑体"/>
         </w:rPr>
         <w:t xml:space="preserve">的输出端</w:t>
       </w:r>
       <w:r>
+        <w:rPr>
+          <w:rFonts w:eastAsia="黑体"/>
+        </w:rPr>
         <w:t xml:space="preserve"> OUT </w:t>
       </w:r>
       <w:r>
         <w:rPr>
-          <w:rFonts w:hint="eastAsia"/>
+          <w:rFonts w:hint="eastAsia" w:eastAsia="黑体"/>
         </w:rPr>
         <w:t xml:space="preserve">与</w:t>
       </w:r>
       <w:r>
+        <w:rPr>
+          <w:rFonts w:eastAsia="黑体"/>
+        </w:rPr>
         <w:t xml:space="preserve"> </w:t>
       </w:r>
       <m:oMath>
@@ -312,11 +343,14 @@
         </m:sSub>
       </m:oMath>
       <w:r>
+        <w:rPr>
+          <w:rFonts w:eastAsia="黑体"/>
+        </w:rPr>
         <w:t xml:space="preserve"> </w:t>
       </w:r>
       <w:r>
         <w:rPr>
-          <w:rFonts w:hint="eastAsia"/>
+          <w:rFonts w:hint="eastAsia" w:eastAsia="黑体"/>
         </w:rPr>
         <w:t xml:space="preserve">一端、</w:t>
       </w:r>
@@ -326,17 +360,20 @@
         </m:r>
       </m:oMath>
       <w:r>
+        <w:rPr>
+          <w:rFonts w:eastAsia="黑体"/>
+        </w:rPr>
         <w:t xml:space="preserve"> </w:t>
       </w:r>
       <w:r>
         <w:rPr>
-          <w:rFonts w:hint="eastAsia"/>
+          <w:rFonts w:hint="eastAsia" w:eastAsia="黑体"/>
         </w:rPr>
         <w:t xml:space="preserve">一端相连）；</w:t>
       </w:r>
       <w:r>
         <w:rPr>
-          <w:rFonts w:hint="eastAsia"/>
+          <w:rFonts w:hint="eastAsia" w:eastAsia="黑体"/>
           <w:b/>
           <w:bCs/>
         </w:rPr>
@@ -344,6 +381,7 @@
       </w:r>
       <w:r>
         <w:rPr>
+          <w:rFonts w:eastAsia="黑体"/>
           <w:b/>
           <w:bCs/>
         </w:rPr>
@@ -351,7 +389,7 @@
       </w:r>
       <w:r>
         <w:rPr>
-          <w:rFonts w:hint="eastAsia"/>
+          <w:rFonts w:hint="eastAsia" w:eastAsia="黑体"/>
           <w:b/>
           <w:bCs/>
         </w:rPr>
@@ -359,7 +397,7 @@
       </w:r>
       <w:r>
         <w:rPr>
-          <w:rFonts w:hint="eastAsia"/>
+          <w:rFonts w:hint="eastAsia" w:eastAsia="黑体"/>
         </w:rPr>
         <w:t xml:space="preserve">（</w:t>
       </w:r>
@@ -378,24 +416,33 @@
         </m:sSub>
       </m:oMath>
       <w:r>
+        <w:rPr>
+          <w:rFonts w:eastAsia="黑体"/>
+        </w:rPr>
         <w:t xml:space="preserve"> </w:t>
       </w:r>
       <w:r>
         <w:rPr>
-          <w:rFonts w:hint="eastAsia"/>
+          <w:rFonts w:hint="eastAsia" w:eastAsia="黑体"/>
         </w:rPr>
         <w:t xml:space="preserve">的同相输入</w:t>
       </w:r>
       <w:r>
+        <w:rPr>
+          <w:rFonts w:eastAsia="黑体"/>
+        </w:rPr>
         <w:t xml:space="preserve"> IN+ </w:t>
       </w:r>
       <w:r>
         <w:rPr>
-          <w:rFonts w:hint="eastAsia"/>
+          <w:rFonts w:hint="eastAsia" w:eastAsia="黑体"/>
         </w:rPr>
         <w:t xml:space="preserve">与</w:t>
       </w:r>
       <w:r>
+        <w:rPr>
+          <w:rFonts w:eastAsia="黑体"/>
+        </w:rPr>
         <w:t xml:space="preserve"> </w:t>
       </w:r>
       <m:oMath>
@@ -413,11 +460,14 @@
         </m:sSub>
       </m:oMath>
       <w:r>
+        <w:rPr>
+          <w:rFonts w:eastAsia="黑体"/>
+        </w:rPr>
         <w:t xml:space="preserve"> </w:t>
       </w:r>
       <w:r>
         <w:rPr>
-          <w:rFonts w:hint="eastAsia"/>
+          <w:rFonts w:hint="eastAsia" w:eastAsia="黑体"/>
         </w:rPr>
         <w:t xml:space="preserve">另一端、</w:t>
       </w:r>
@@ -436,17 +486,20 @@
         </m:sSub>
       </m:oMath>
       <w:r>
+        <w:rPr>
+          <w:rFonts w:eastAsia="黑体"/>
+        </w:rPr>
         <w:t xml:space="preserve"> </w:t>
       </w:r>
       <w:r>
         <w:rPr>
-          <w:rFonts w:hint="eastAsia"/>
+          <w:rFonts w:hint="eastAsia" w:eastAsia="黑体"/>
         </w:rPr>
         <w:t xml:space="preserve">上端相连，由分压决定迟滞门限）；</w:t>
       </w:r>
       <w:r>
         <w:rPr>
-          <w:rFonts w:hint="eastAsia"/>
+          <w:rFonts w:hint="eastAsia" w:eastAsia="黑体"/>
           <w:b/>
           <w:bCs/>
         </w:rPr>
@@ -454,6 +507,7 @@
       </w:r>
       <w:r>
         <w:rPr>
+          <w:rFonts w:eastAsia="黑体"/>
           <w:b/>
           <w:bCs/>
         </w:rPr>
@@ -461,7 +515,7 @@
       </w:r>
       <w:r>
         <w:rPr>
-          <w:rFonts w:hint="eastAsia"/>
+          <w:rFonts w:hint="eastAsia" w:eastAsia="黑体"/>
           <w:b/>
           <w:bCs/>
         </w:rPr>
@@ -469,7 +523,7 @@
       </w:r>
       <w:r>
         <w:rPr>
-          <w:rFonts w:hint="eastAsia"/>
+          <w:rFonts w:hint="eastAsia" w:eastAsia="黑体"/>
         </w:rPr>
         <w:t xml:space="preserve">（</w:t>
       </w:r>
@@ -488,24 +542,33 @@
         </m:sSub>
       </m:oMath>
       <w:r>
+        <w:rPr>
+          <w:rFonts w:eastAsia="黑体"/>
+        </w:rPr>
         <w:t xml:space="preserve"> </w:t>
       </w:r>
       <w:r>
         <w:rPr>
-          <w:rFonts w:hint="eastAsia"/>
+          <w:rFonts w:hint="eastAsia" w:eastAsia="黑体"/>
         </w:rPr>
         <w:t xml:space="preserve">的反相输入</w:t>
       </w:r>
       <w:r>
+        <w:rPr>
+          <w:rFonts w:eastAsia="黑体"/>
+        </w:rPr>
         <w:t xml:space="preserve"> IN− </w:t>
       </w:r>
       <w:r>
         <w:rPr>
-          <w:rFonts w:hint="eastAsia"/>
+          <w:rFonts w:hint="eastAsia" w:eastAsia="黑体"/>
         </w:rPr>
         <w:t xml:space="preserve">与</w:t>
       </w:r>
       <w:r>
+        <w:rPr>
+          <w:rFonts w:eastAsia="黑体"/>
+        </w:rPr>
         <w:t xml:space="preserve"> </w:t>
       </w:r>
       <m:oMath>
@@ -514,11 +577,14 @@
         </m:r>
       </m:oMath>
       <w:r>
+        <w:rPr>
+          <w:rFonts w:eastAsia="黑体"/>
+        </w:rPr>
         <w:t xml:space="preserve"> </w:t>
       </w:r>
       <w:r>
         <w:rPr>
-          <w:rFonts w:hint="eastAsia"/>
+          <w:rFonts w:hint="eastAsia" w:eastAsia="黑体"/>
         </w:rPr>
         <w:t xml:space="preserve">另一端、</w:t>
       </w:r>
@@ -528,17 +594,20 @@
         </m:r>
       </m:oMath>
       <w:r>
+        <w:rPr>
+          <w:rFonts w:eastAsia="黑体"/>
+        </w:rPr>
         <w:t xml:space="preserve"> </w:t>
       </w:r>
       <w:r>
         <w:rPr>
-          <w:rFonts w:hint="eastAsia"/>
+          <w:rFonts w:hint="eastAsia" w:eastAsia="黑体"/>
         </w:rPr>
         <w:t xml:space="preserve">上端相连）；</w:t>
       </w:r>
       <w:r>
         <w:rPr>
-          <w:rFonts w:hint="eastAsia"/>
+          <w:rFonts w:hint="eastAsia" w:eastAsia="黑体"/>
           <w:b/>
           <w:bCs/>
         </w:rPr>
@@ -546,6 +615,7 @@
       </w:r>
       <w:r>
         <w:rPr>
+          <w:rFonts w:eastAsia="黑体"/>
           <w:b/>
           <w:bCs/>
         </w:rPr>
@@ -553,7 +623,7 @@
       </w:r>
       <w:r>
         <w:rPr>
-          <w:rFonts w:hint="eastAsia"/>
+          <w:rFonts w:hint="eastAsia" w:eastAsia="黑体"/>
           <w:b/>
           <w:bCs/>
         </w:rPr>
@@ -561,6 +631,7 @@
       </w:r>
       <w:r>
         <w:rPr>
+          <w:rFonts w:eastAsia="黑体"/>
           <w:b/>
           <w:bCs/>
         </w:rPr>
@@ -568,7 +639,7 @@
       </w:r>
       <w:r>
         <w:rPr>
-          <w:rFonts w:hint="eastAsia"/>
+          <w:rFonts w:hint="eastAsia" w:eastAsia="黑体"/>
         </w:rPr>
         <w:t xml:space="preserve">（</w:t>
       </w:r>
@@ -587,11 +658,14 @@
         </m:sSub>
       </m:oMath>
       <w:r>
+        <w:rPr>
+          <w:rFonts w:eastAsia="黑体"/>
+        </w:rPr>
         <w:t xml:space="preserve"> </w:t>
       </w:r>
       <w:r>
         <w:rPr>
-          <w:rFonts w:hint="eastAsia"/>
+          <w:rFonts w:hint="eastAsia" w:eastAsia="黑体"/>
         </w:rPr>
         <w:t xml:space="preserve">下端、</w:t>
       </w:r>
@@ -601,17 +675,20 @@
         </m:r>
       </m:oMath>
       <w:r>
+        <w:rPr>
+          <w:rFonts w:eastAsia="黑体"/>
+        </w:rPr>
         <w:t xml:space="preserve"> </w:t>
       </w:r>
       <w:r>
         <w:rPr>
-          <w:rFonts w:hint="eastAsia"/>
+          <w:rFonts w:hint="eastAsia" w:eastAsia="黑体"/>
         </w:rPr>
         <w:t xml:space="preserve">下端、电源负极相连）；</w:t>
       </w:r>
       <w:r>
         <w:rPr>
-          <w:rFonts w:hint="eastAsia"/>
+          <w:rFonts w:hint="eastAsia" w:eastAsia="黑体"/>
           <w:b/>
           <w:bCs/>
         </w:rPr>
@@ -619,6 +696,7 @@
       </w:r>
       <w:r>
         <w:rPr>
+          <w:rFonts w:eastAsia="黑体"/>
           <w:b/>
           <w:bCs/>
         </w:rPr>
@@ -626,7 +704,7 @@
       </w:r>
       <w:r>
         <w:rPr>
-          <w:rFonts w:hint="eastAsia"/>
+          <w:rFonts w:hint="eastAsia" w:eastAsia="黑体"/>
           <w:b/>
           <w:bCs/>
         </w:rPr>
@@ -634,7 +712,7 @@
       </w:r>
       <w:r>
         <w:rPr>
-          <w:rFonts w:hint="eastAsia"/>
+          <w:rFonts w:hint="eastAsia" w:eastAsia="黑体"/>
         </w:rPr>
         <w:t xml:space="preserve">（</w:t>
       </w:r>
@@ -653,24 +731,33 @@
         </m:sSub>
       </m:oMath>
       <w:r>
+        <w:rPr>
+          <w:rFonts w:eastAsia="黑体"/>
+        </w:rPr>
         <w:t xml:space="preserve"> </w:t>
       </w:r>
       <w:r>
         <w:rPr>
-          <w:rFonts w:hint="eastAsia"/>
+          <w:rFonts w:hint="eastAsia" w:eastAsia="黑体"/>
         </w:rPr>
         <w:t xml:space="preserve">的正电源脚</w:t>
       </w:r>
       <w:r>
+        <w:rPr>
+          <w:rFonts w:eastAsia="黑体"/>
+        </w:rPr>
         <w:t xml:space="preserve"> V+ </w:t>
       </w:r>
       <w:r>
         <w:rPr>
-          <w:rFonts w:hint="eastAsia"/>
+          <w:rFonts w:hint="eastAsia" w:eastAsia="黑体"/>
         </w:rPr>
         <w:t xml:space="preserve">接</w:t>
       </w:r>
       <w:r>
+        <w:rPr>
+          <w:rFonts w:eastAsia="黑体"/>
+        </w:rPr>
         <w:t xml:space="preserve"> </w:t>
       </w:r>
       <m:oMath>
@@ -698,20 +785,26 @@
       </m:oMath>
       <w:r>
         <w:rPr>
-          <w:rFonts w:hint="eastAsia"/>
+          <w:rFonts w:hint="eastAsia" w:eastAsia="黑体"/>
         </w:rPr>
         <w:t xml:space="preserve">、负电源脚</w:t>
       </w:r>
       <w:r>
+        <w:rPr>
+          <w:rFonts w:eastAsia="黑体"/>
+        </w:rPr>
         <w:t xml:space="preserve"> V− </w:t>
       </w:r>
       <w:r>
         <w:rPr>
-          <w:rFonts w:hint="eastAsia"/>
+          <w:rFonts w:hint="eastAsia" w:eastAsia="黑体"/>
         </w:rPr>
         <w:t xml:space="preserve">接</w:t>
       </w:r>
       <w:r>
+        <w:rPr>
+          <w:rFonts w:eastAsia="黑体"/>
+        </w:rPr>
         <w:t xml:space="preserve"> </w:t>
       </w:r>
       <m:oMath>
@@ -739,7 +832,7 @@
       </m:oMath>
       <w:r>
         <w:rPr>
-          <w:rFonts w:hint="eastAsia"/>
+          <w:rFonts w:hint="eastAsia" w:eastAsia="黑体"/>
         </w:rPr>
         <w:t xml:space="preserve">）。</w:t>
       </w:r>
@@ -748,7 +841,7 @@
       <w:pPr/>
       <w:r>
         <w:rPr>
-          <w:rFonts w:hint="eastAsia"/>
+          <w:rFonts w:hint="eastAsia" w:eastAsia="黑体"/>
         </w:rPr>
         <w:t xml:space="preserve">各元件管脚连接：</w:t>
       </w:r>
@@ -767,51 +860,69 @@
         </m:sSub>
       </m:oMath>
       <w:r>
+        <w:rPr>
+          <w:rFonts w:eastAsia="黑体"/>
+        </w:rPr>
         <w:t xml:space="preserve"> </w:t>
       </w:r>
       <w:r>
         <w:rPr>
-          <w:rFonts w:hint="eastAsia"/>
+          <w:rFonts w:hint="eastAsia" w:eastAsia="黑体"/>
         </w:rPr>
         <w:t xml:space="preserve">的</w:t>
       </w:r>
       <w:r>
+        <w:rPr>
+          <w:rFonts w:eastAsia="黑体"/>
+        </w:rPr>
         <w:t xml:space="preserve"> IN+ </w:t>
       </w:r>
       <w:r>
         <w:rPr>
-          <w:rFonts w:hint="eastAsia"/>
+          <w:rFonts w:hint="eastAsia" w:eastAsia="黑体"/>
         </w:rPr>
         <w:t xml:space="preserve">接同相输入节点②、IN−</w:t>
       </w:r>
       <w:r>
+        <w:rPr>
+          <w:rFonts w:eastAsia="黑体"/>
+        </w:rPr>
         <w:t xml:space="preserve"> </w:t>
       </w:r>
       <w:r>
         <w:rPr>
-          <w:rFonts w:hint="eastAsia"/>
+          <w:rFonts w:hint="eastAsia" w:eastAsia="黑体"/>
         </w:rPr>
         <w:t xml:space="preserve">接反相节点③、OUT</w:t>
       </w:r>
       <w:r>
+        <w:rPr>
+          <w:rFonts w:eastAsia="黑体"/>
+        </w:rPr>
         <w:t xml:space="preserve"> </w:t>
       </w:r>
       <w:r>
         <w:rPr>
-          <w:rFonts w:hint="eastAsia"/>
+          <w:rFonts w:hint="eastAsia" w:eastAsia="黑体"/>
         </w:rPr>
         <w:t xml:space="preserve">接输出节点①、V+</w:t>
       </w:r>
       <w:r>
+        <w:rPr>
+          <w:rFonts w:eastAsia="黑体"/>
+        </w:rPr>
         <w:t xml:space="preserve"> </w:t>
       </w:r>
       <w:r>
         <w:rPr>
-          <w:rFonts w:hint="eastAsia"/>
+          <w:rFonts w:hint="eastAsia" w:eastAsia="黑体"/>
         </w:rPr>
         <w:t xml:space="preserve">接正电源</w:t>
       </w:r>
       <w:r>
+        <w:rPr>
+          <w:rFonts w:eastAsia="黑体"/>
+        </w:rPr>
         <w:t xml:space="preserve"> </w:t>
       </w:r>
       <m:oMath>
@@ -838,15 +949,21 @@
         </m:sSub>
       </m:oMath>
       <w:r>
+        <w:rPr>
+          <w:rFonts w:eastAsia="黑体"/>
+        </w:rPr>
         <w:t xml:space="preserve">、V− </w:t>
       </w:r>
       <w:r>
         <w:rPr>
-          <w:rFonts w:hint="eastAsia"/>
+          <w:rFonts w:hint="eastAsia" w:eastAsia="黑体"/>
         </w:rPr>
         <w:t xml:space="preserve">接负电源</w:t>
       </w:r>
       <w:r>
+        <w:rPr>
+          <w:rFonts w:eastAsia="黑体"/>
+        </w:rPr>
         <w:t xml:space="preserve"> </w:t>
       </w:r>
       <m:oMath>
@@ -874,7 +991,7 @@
       </m:oMath>
       <w:r>
         <w:rPr>
-          <w:rFonts w:hint="eastAsia"/>
+          <w:rFonts w:hint="eastAsia" w:eastAsia="黑体"/>
         </w:rPr>
         <w:t xml:space="preserve">；</w:t>
       </w:r>
@@ -893,11 +1010,14 @@
         </m:sSub>
       </m:oMath>
       <w:r>
+        <w:rPr>
+          <w:rFonts w:eastAsia="黑体"/>
+        </w:rPr>
         <w:t xml:space="preserve"> </w:t>
       </w:r>
       <w:r>
         <w:rPr>
-          <w:rFonts w:hint="eastAsia"/>
+          <w:rFonts w:hint="eastAsia" w:eastAsia="黑体"/>
         </w:rPr>
         <w:t xml:space="preserve">一端接输出节点①、另一端接同相输入节点②；</w:t>
       </w:r>
@@ -916,11 +1036,14 @@
         </m:sSub>
       </m:oMath>
       <w:r>
+        <w:rPr>
+          <w:rFonts w:eastAsia="黑体"/>
+        </w:rPr>
         <w:t xml:space="preserve"> </w:t>
       </w:r>
       <w:r>
         <w:rPr>
-          <w:rFonts w:hint="eastAsia"/>
+          <w:rFonts w:hint="eastAsia" w:eastAsia="黑体"/>
         </w:rPr>
         <w:t xml:space="preserve">一端接同相输入节点②、另一端接地节点④；</w:t>
       </w:r>
@@ -930,11 +1053,14 @@
         </m:r>
       </m:oMath>
       <w:r>
+        <w:rPr>
+          <w:rFonts w:eastAsia="黑体"/>
+        </w:rPr>
         <w:t xml:space="preserve"> </w:t>
       </w:r>
       <w:r>
         <w:rPr>
-          <w:rFonts w:hint="eastAsia"/>
+          <w:rFonts w:hint="eastAsia" w:eastAsia="黑体"/>
         </w:rPr>
         <w:t xml:space="preserve">一端接输出节点①、另一端接反相节点③；</w:t>
       </w:r>
@@ -944,11 +1070,14 @@
         </m:r>
       </m:oMath>
       <w:r>
+        <w:rPr>
+          <w:rFonts w:eastAsia="黑体"/>
+        </w:rPr>
         <w:t xml:space="preserve"> </w:t>
       </w:r>
       <w:r>
         <w:rPr>
-          <w:rFonts w:hint="eastAsia"/>
+          <w:rFonts w:hint="eastAsia" w:eastAsia="黑体"/>
         </w:rPr>
         <w:t xml:space="preserve">一端接反相节点③、另一端接地节点④。</w:t>
       </w:r>
@@ -957,11 +1086,14 @@
       <w:pPr/>
       <w:r>
         <w:rPr>
-          <w:rFonts w:hint="eastAsia"/>
+          <w:rFonts w:hint="eastAsia" w:eastAsia="黑体"/>
         </w:rPr>
         <w:t xml:space="preserve">由此构成”输出经</w:t>
       </w:r>
       <w:r>
+        <w:rPr>
+          <w:rFonts w:eastAsia="黑体"/>
+        </w:rPr>
         <w:t xml:space="preserve"> </w:t>
       </w:r>
       <m:oMath>
@@ -970,15 +1102,21 @@
         </m:r>
       </m:oMath>
       <w:r>
+        <w:rPr>
+          <w:rFonts w:eastAsia="黑体"/>
+        </w:rPr>
         <w:t xml:space="preserve"> </w:t>
       </w:r>
       <w:r>
         <w:rPr>
-          <w:rFonts w:hint="eastAsia"/>
+          <w:rFonts w:hint="eastAsia" w:eastAsia="黑体"/>
         </w:rPr>
         <w:t xml:space="preserve">对</w:t>
       </w:r>
       <w:r>
+        <w:rPr>
+          <w:rFonts w:eastAsia="黑体"/>
+        </w:rPr>
         <w:t xml:space="preserve"> </w:t>
       </w:r>
       <m:oMath>
@@ -987,11 +1125,14 @@
         </m:r>
       </m:oMath>
       <w:r>
+        <w:rPr>
+          <w:rFonts w:eastAsia="黑体"/>
+        </w:rPr>
         <w:t xml:space="preserve"> </w:t>
       </w:r>
       <w:r>
         <w:rPr>
-          <w:rFonts w:hint="eastAsia"/>
+          <w:rFonts w:hint="eastAsia" w:eastAsia="黑体"/>
         </w:rPr>
         <w:t xml:space="preserve">充放电、</w:t>
       </w:r>
@@ -1010,6 +1151,9 @@
         </m:sSub>
       </m:oMath>
       <w:r>
+        <w:rPr>
+          <w:rFonts w:eastAsia="黑体"/>
+        </w:rPr>
         <w:t xml:space="preserve">/</w:t>
       </w:r>
       <m:oMath>
@@ -1027,15 +1171,21 @@
         </m:sSub>
       </m:oMath>
       <w:r>
+        <w:rPr>
+          <w:rFonts w:eastAsia="黑体"/>
+        </w:rPr>
         <w:t xml:space="preserve"> </w:t>
       </w:r>
       <w:r>
         <w:rPr>
-          <w:rFonts w:hint="eastAsia"/>
+          <w:rFonts w:hint="eastAsia" w:eastAsia="黑体"/>
         </w:rPr>
         <w:t xml:space="preserve">分压设定迟滞门限”的运放施密特弛张振荡器组态，电容在上、下门限之间反复翻转，输出近似方波（兼三角波），频率</w:t>
       </w:r>
       <w:r>
+        <w:rPr>
+          <w:rFonts w:eastAsia="黑体"/>
+        </w:rPr>
         <w:t xml:space="preserve"> </w:t>
       </w:r>
       <m:oMath>
@@ -1110,6 +1260,9 @@
         </m:f>
       </m:oMath>
       <w:r>
+        <w:rPr>
+          <w:rFonts w:eastAsia="黑体"/>
+        </w:rPr>
         <w:t xml:space="preserve">。</w:t>
       </w:r>
     </w:p>
@@ -1121,7 +1274,7 @@
       </w:pPr>
       <w:r>
         <w:rPr>
-          <w:rFonts w:hint="eastAsia"/>
+          <w:rFonts w:hint="eastAsia" w:eastAsia="黑体"/>
         </w:rPr>
         <w:t xml:space="preserve">工作原理</w:t>
       </w:r>
@@ -1132,16 +1285,19 @@
       </w:pPr>
       <w:r>
         <w:rPr>
-          <w:rFonts w:hint="eastAsia"/>
+          <w:rFonts w:hint="eastAsia" w:eastAsia="黑体"/>
         </w:rPr>
         <w:t xml:space="preserve">电容充电到上门限时开关翻转，改路放电；放至下门限时再次翻转，周而复始，形成自由振荡。迟滞特性决定两个翻转门限，充放电</w:t>
       </w:r>
       <w:r>
+        <w:rPr>
+          <w:rFonts w:eastAsia="黑体"/>
+        </w:rPr>
         <w:t xml:space="preserve"> RC </w:t>
       </w:r>
       <w:r>
         <w:rPr>
-          <w:rFonts w:hint="eastAsia"/>
+          <w:rFonts w:hint="eastAsia" w:eastAsia="黑体"/>
         </w:rPr>
         <w:t xml:space="preserve">时间常数决定周期，产生锯齿或方波输出。</w:t>
       </w:r>
@@ -1154,7 +1310,7 @@
       </w:pPr>
       <w:r>
         <w:rPr>
-          <w:rFonts w:hint="eastAsia"/>
+          <w:rFonts w:hint="eastAsia" w:eastAsia="黑体"/>
         </w:rPr>
         <w:t xml:space="preserve">关键计算公式</w:t>
       </w:r>
@@ -1168,7 +1324,7 @@
       </w:pPr>
       <w:r>
         <w:rPr>
-          <w:rFonts w:hint="eastAsia"/>
+          <w:rFonts w:hint="eastAsia" w:eastAsia="黑体"/>
         </w:rPr>
         <w:t xml:space="preserve">施密特触发器门限（由电阻分压决定）：</w:t>
       </w:r>
@@ -1396,16 +1552,19 @@
       </w:pPr>
       <w:r>
         <w:rPr>
-          <w:rFonts w:hint="eastAsia"/>
+          <w:rFonts w:hint="eastAsia" w:eastAsia="黑体"/>
         </w:rPr>
         <w:t xml:space="preserve">三角波</w:t>
       </w:r>
       <w:r>
+        <w:rPr>
+          <w:rFonts w:eastAsia="黑体"/>
+        </w:rPr>
         <w:t xml:space="preserve"> / </w:t>
       </w:r>
       <w:r>
         <w:rPr>
-          <w:rFonts w:hint="eastAsia"/>
+          <w:rFonts w:hint="eastAsia" w:eastAsia="黑体"/>
         </w:rPr>
         <w:t xml:space="preserve">方波振荡器频率：</w:t>
       </w:r>
@@ -1501,16 +1660,19 @@
       </w:pPr>
       <w:r>
         <w:rPr>
-          <w:rFonts w:hint="eastAsia"/>
+          <w:rFonts w:hint="eastAsia" w:eastAsia="黑体"/>
         </w:rPr>
         <w:t xml:space="preserve">一般</w:t>
       </w:r>
       <w:r>
+        <w:rPr>
+          <w:rFonts w:eastAsia="黑体"/>
+        </w:rPr>
         <w:t xml:space="preserve"> RC </w:t>
       </w:r>
       <w:r>
         <w:rPr>
-          <w:rFonts w:hint="eastAsia"/>
+          <w:rFonts w:hint="eastAsia" w:eastAsia="黑体"/>
         </w:rPr>
         <w:t xml:space="preserve">充放电电压规律：</w:t>
       </w:r>
@@ -1679,7 +1841,7 @@
             </w:pPr>
             <w:r>
               <w:rPr>
-                <w:rFonts w:hint="eastAsia"/>
+                <w:rFonts w:hint="eastAsia" w:eastAsia="黑体"/>
               </w:rPr>
               <w:t xml:space="preserve">符号</w:t>
             </w:r>
@@ -1693,7 +1855,7 @@
             </w:pPr>
             <w:r>
               <w:rPr>
-                <w:rFonts w:hint="eastAsia"/>
+                <w:rFonts w:hint="eastAsia" w:eastAsia="黑体"/>
               </w:rPr>
               <w:t xml:space="preserve">含义</w:t>
             </w:r>
@@ -1707,7 +1869,7 @@
             </w:pPr>
             <w:r>
               <w:rPr>
-                <w:rFonts w:hint="eastAsia"/>
+                <w:rFonts w:hint="eastAsia" w:eastAsia="黑体"/>
               </w:rPr>
               <w:t xml:space="preserve">单位</w:t>
             </w:r>
@@ -1745,12 +1907,21 @@
               </m:sSub>
             </m:oMath>
             <w:r>
+              <w:rPr>
+                <w:rFonts w:eastAsia="黑体"/>
+              </w:rPr>
               <w:t xml:space="preserve"> </w:t>
             </w:r>
             <w:r>
+              <w:rPr>
+                <w:rFonts w:eastAsia="黑体"/>
+              </w:rPr>
               <w:t xml:space="preserve">/</w:t>
             </w:r>
             <w:r>
+              <w:rPr>
+                <w:rFonts w:eastAsia="黑体"/>
+              </w:rPr>
               <w:t xml:space="preserve"> </w:t>
             </w:r>
             <m:oMath>
@@ -1786,16 +1957,19 @@
             </w:pPr>
             <w:r>
               <w:rPr>
-                <w:rFonts w:hint="eastAsia"/>
+                <w:rFonts w:hint="eastAsia" w:eastAsia="黑体"/>
               </w:rPr>
               <w:t xml:space="preserve">上</w:t>
             </w:r>
             <w:r>
+              <w:rPr>
+                <w:rFonts w:eastAsia="黑体"/>
+              </w:rPr>
               <w:t xml:space="preserve"> / </w:t>
             </w:r>
             <w:r>
               <w:rPr>
-                <w:rFonts w:hint="eastAsia"/>
+                <w:rFonts w:hint="eastAsia" w:eastAsia="黑体"/>
               </w:rPr>
               <w:t xml:space="preserve">下翻转门限</w:t>
             </w:r>
@@ -1808,6 +1982,9 @@
               <w:pStyle w:val="Compact"/>
             </w:pPr>
             <w:r>
+              <w:rPr>
+                <w:rFonts w:eastAsia="黑体"/>
+              </w:rPr>
               <w:t xml:space="preserve">V</w:t>
             </w:r>
           </w:p>
@@ -1835,12 +2012,21 @@
               </m:sSub>
             </m:oMath>
             <w:r>
+              <w:rPr>
+                <w:rFonts w:eastAsia="黑体"/>
+              </w:rPr>
               <w:t xml:space="preserve"> </w:t>
             </w:r>
             <w:r>
+              <w:rPr>
+                <w:rFonts w:eastAsia="黑体"/>
+              </w:rPr>
               <w:t xml:space="preserve">/</w:t>
             </w:r>
             <w:r>
+              <w:rPr>
+                <w:rFonts w:eastAsia="黑体"/>
+              </w:rPr>
               <w:t xml:space="preserve"> </w:t>
             </w:r>
             <m:oMath>
@@ -1867,7 +2053,7 @@
             </w:pPr>
             <w:r>
               <w:rPr>
-                <w:rFonts w:hint="eastAsia"/>
+                <w:rFonts w:hint="eastAsia" w:eastAsia="黑体"/>
               </w:rPr>
               <w:t xml:space="preserve">迟滞分压电阻</w:t>
             </w:r>
@@ -1880,6 +2066,9 @@
               <w:pStyle w:val="Compact"/>
             </w:pPr>
             <w:r>
+              <w:rPr>
+                <w:rFonts w:eastAsia="黑体"/>
+              </w:rPr>
               <w:t xml:space="preserve">Ω</w:t>
             </w:r>
           </w:p>
@@ -1898,12 +2087,21 @@
               </m:r>
             </m:oMath>
             <w:r>
+              <w:rPr>
+                <w:rFonts w:eastAsia="黑体"/>
+              </w:rPr>
               <w:t xml:space="preserve"> </w:t>
             </w:r>
             <w:r>
+              <w:rPr>
+                <w:rFonts w:eastAsia="黑体"/>
+              </w:rPr>
               <w:t xml:space="preserve">/</w:t>
             </w:r>
             <w:r>
+              <w:rPr>
+                <w:rFonts w:eastAsia="黑体"/>
+              </w:rPr>
               <w:t xml:space="preserve"> </w:t>
             </w:r>
             <m:oMath>
@@ -1921,16 +2119,19 @@
             </w:pPr>
             <w:r>
               <w:rPr>
-                <w:rFonts w:hint="eastAsia"/>
+                <w:rFonts w:hint="eastAsia" w:eastAsia="黑体"/>
               </w:rPr>
               <w:t xml:space="preserve">定时电阻</w:t>
             </w:r>
             <w:r>
+              <w:rPr>
+                <w:rFonts w:eastAsia="黑体"/>
+              </w:rPr>
               <w:t xml:space="preserve"> / </w:t>
             </w:r>
             <w:r>
               <w:rPr>
-                <w:rFonts w:hint="eastAsia"/>
+                <w:rFonts w:hint="eastAsia" w:eastAsia="黑体"/>
               </w:rPr>
               <w:t xml:space="preserve">电容</w:t>
             </w:r>
@@ -1943,6 +2144,9 @@
               <w:pStyle w:val="Compact"/>
             </w:pPr>
             <w:r>
+              <w:rPr>
+                <w:rFonts w:eastAsia="黑体"/>
+              </w:rPr>
               <w:t xml:space="preserve">Ω / F</w:t>
             </w:r>
           </w:p>
@@ -1961,6 +2165,9 @@
               </m:r>
             </m:oMath>
             <w:r>
+              <w:rPr>
+                <w:rFonts w:eastAsia="黑体"/>
+              </w:rPr>
               <w:t xml:space="preserve">​</w:t>
             </w:r>
           </w:p>
@@ -1973,7 +2180,7 @@
             </w:pPr>
             <w:r>
               <w:rPr>
-                <w:rFonts w:hint="eastAsia"/>
+                <w:rFonts w:hint="eastAsia" w:eastAsia="黑体"/>
               </w:rPr>
               <w:t xml:space="preserve">振荡频率</w:t>
             </w:r>
@@ -1986,6 +2193,9 @@
               <w:pStyle w:val="Compact"/>
             </w:pPr>
             <w:r>
+              <w:rPr>
+                <w:rFonts w:eastAsia="黑体"/>
+              </w:rPr>
               <w:t xml:space="preserve">Hz</w:t>
             </w:r>
           </w:p>
@@ -2019,6 +2229,9 @@
               </m:r>
             </m:oMath>
             <w:r>
+              <w:rPr>
+                <w:rFonts w:eastAsia="黑体"/>
+              </w:rPr>
               <w:t xml:space="preserve">​</w:t>
             </w:r>
           </w:p>
@@ -2031,7 +2244,7 @@
             </w:pPr>
             <w:r>
               <w:rPr>
-                <w:rFonts w:hint="eastAsia"/>
+                <w:rFonts w:hint="eastAsia" w:eastAsia="黑体"/>
               </w:rPr>
               <w:t xml:space="preserve">电容电压</w:t>
             </w:r>
@@ -2044,6 +2257,9 @@
               <w:pStyle w:val="Compact"/>
             </w:pPr>
             <w:r>
+              <w:rPr>
+                <w:rFonts w:eastAsia="黑体"/>
+              </w:rPr>
               <w:t xml:space="preserve">V</w:t>
             </w:r>
           </w:p>
@@ -2058,7 +2274,7 @@
       </w:pPr>
       <w:r>
         <w:rPr>
-          <w:rFonts w:hint="eastAsia"/>
+          <w:rFonts w:hint="eastAsia" w:eastAsia="黑体"/>
         </w:rPr>
         <w:t xml:space="preserve">元件调整影响</w:t>
       </w:r>
@@ -2078,6 +2294,7 @@
       </m:oMath>
       <w:r>
         <w:rPr>
+          <w:rFonts w:eastAsia="黑体"/>
           <w:b/>
           <w:bCs/>
         </w:rPr>
@@ -2085,7 +2302,7 @@
       </w:r>
       <w:r>
         <w:rPr>
-          <w:rFonts w:hint="eastAsia"/>
+          <w:rFonts w:hint="eastAsia" w:eastAsia="黑体"/>
           <w:b/>
           <w:bCs/>
         </w:rPr>
@@ -2093,6 +2310,7 @@
       </w:r>
       <w:r>
         <w:rPr>
+          <w:rFonts w:eastAsia="黑体"/>
           <w:b/>
           <w:bCs/>
         </w:rPr>
@@ -2105,6 +2323,7 @@
       </m:oMath>
       <w:r>
         <w:rPr>
+          <w:rFonts w:eastAsia="黑体"/>
           <w:b/>
           <w:bCs/>
         </w:rPr>
@@ -2112,21 +2331,27 @@
       </w:r>
       <w:r>
         <w:rPr>
-          <w:rFonts w:hint="eastAsia"/>
+          <w:rFonts w:hint="eastAsia" w:eastAsia="黑体"/>
           <w:b/>
           <w:bCs/>
         </w:rPr>
         <w:t xml:space="preserve">增大</w:t>
       </w:r>
       <w:r>
+        <w:rPr>
+          <w:rFonts w:eastAsia="黑体"/>
+        </w:rPr>
         <w:t xml:space="preserve"> </w:t>
       </w:r>
       <w:r>
+        <w:rPr>
+          <w:rFonts w:eastAsia="黑体"/>
+        </w:rPr>
         <w:t xml:space="preserve">→ </w:t>
       </w:r>
       <w:r>
         <w:rPr>
-          <w:rFonts w:hint="eastAsia"/>
+          <w:rFonts w:hint="eastAsia" w:eastAsia="黑体"/>
         </w:rPr>
         <w:t xml:space="preserve">充放电变慢、频率下降。</w:t>
       </w:r>
@@ -2141,7 +2366,7 @@
       </w:pPr>
       <w:r>
         <w:rPr>
-          <w:rFonts w:hint="eastAsia"/>
+          <w:rFonts w:hint="eastAsia" w:eastAsia="黑体"/>
           <w:b/>
           <w:bCs/>
         </w:rPr>
@@ -2149,6 +2374,7 @@
       </w:r>
       <w:r>
         <w:rPr>
+          <w:rFonts w:eastAsia="黑体"/>
           <w:b/>
           <w:bCs/>
         </w:rPr>
@@ -2188,6 +2414,7 @@
       </m:oMath>
       <w:r>
         <w:rPr>
+          <w:rFonts w:eastAsia="黑体"/>
           <w:b/>
           <w:bCs/>
         </w:rPr>
@@ -2195,21 +2422,27 @@
       </w:r>
       <w:r>
         <w:rPr>
-          <w:rFonts w:hint="eastAsia"/>
+          <w:rFonts w:hint="eastAsia" w:eastAsia="黑体"/>
           <w:b/>
           <w:bCs/>
         </w:rPr>
         <w:t xml:space="preserve">增大</w:t>
       </w:r>
       <w:r>
+        <w:rPr>
+          <w:rFonts w:eastAsia="黑体"/>
+        </w:rPr>
         <w:t xml:space="preserve"> </w:t>
       </w:r>
       <w:r>
+        <w:rPr>
+          <w:rFonts w:eastAsia="黑体"/>
+        </w:rPr>
         <w:t xml:space="preserve">→ </w:t>
       </w:r>
       <w:r>
         <w:rPr>
-          <w:rFonts w:hint="eastAsia"/>
+          <w:rFonts w:hint="eastAsia" w:eastAsia="黑体"/>
         </w:rPr>
         <w:t xml:space="preserve">门限范围变大、频率下降、三角波幅度增大。</w:t>
       </w:r>
@@ -2256,6 +2489,7 @@
       </m:oMath>
       <w:r>
         <w:rPr>
+          <w:rFonts w:eastAsia="黑体"/>
           <w:b/>
           <w:bCs/>
         </w:rPr>
@@ -2263,21 +2497,27 @@
       </w:r>
       <w:r>
         <w:rPr>
-          <w:rFonts w:hint="eastAsia"/>
+          <w:rFonts w:hint="eastAsia" w:eastAsia="黑体"/>
           <w:b/>
           <w:bCs/>
         </w:rPr>
         <w:t xml:space="preserve">减小</w:t>
       </w:r>
       <w:r>
+        <w:rPr>
+          <w:rFonts w:eastAsia="黑体"/>
+        </w:rPr>
         <w:t xml:space="preserve"> </w:t>
       </w:r>
       <w:r>
+        <w:rPr>
+          <w:rFonts w:eastAsia="黑体"/>
+        </w:rPr>
         <w:t xml:space="preserve">→ </w:t>
       </w:r>
       <w:r>
         <w:rPr>
-          <w:rFonts w:hint="eastAsia"/>
+          <w:rFonts w:hint="eastAsia" w:eastAsia="黑体"/>
         </w:rPr>
         <w:t xml:space="preserve">门限变窄、频率升高。</w:t>
       </w:r>
@@ -2292,7 +2532,7 @@
       </w:pPr>
       <w:r>
         <w:rPr>
-          <w:rFonts w:hint="eastAsia"/>
+          <w:rFonts w:hint="eastAsia" w:eastAsia="黑体"/>
           <w:b/>
           <w:bCs/>
         </w:rPr>
@@ -2300,6 +2540,7 @@
       </w:r>
       <w:r>
         <w:rPr>
+          <w:rFonts w:eastAsia="黑体"/>
           <w:b/>
           <w:bCs/>
         </w:rPr>
@@ -2324,6 +2565,7 @@
       </m:oMath>
       <w:r>
         <w:rPr>
+          <w:rFonts w:eastAsia="黑体"/>
           <w:b/>
           <w:bCs/>
         </w:rPr>
@@ -2331,21 +2573,27 @@
       </w:r>
       <w:r>
         <w:rPr>
-          <w:rFonts w:hint="eastAsia"/>
+          <w:rFonts w:hint="eastAsia" w:eastAsia="黑体"/>
           <w:b/>
           <w:bCs/>
         </w:rPr>
         <w:t xml:space="preserve">增大</w:t>
       </w:r>
       <w:r>
+        <w:rPr>
+          <w:rFonts w:eastAsia="黑体"/>
+        </w:rPr>
         <w:t xml:space="preserve"> </w:t>
       </w:r>
       <w:r>
+        <w:rPr>
+          <w:rFonts w:eastAsia="黑体"/>
+        </w:rPr>
         <w:t xml:space="preserve">→ </w:t>
       </w:r>
       <w:r>
         <w:rPr>
-          <w:rFonts w:hint="eastAsia"/>
+          <w:rFonts w:hint="eastAsia" w:eastAsia="黑体"/>
         </w:rPr>
         <w:t xml:space="preserve">输出幅度增大（门限随比例变化）。</w:t>
       </w:r>
@@ -2358,7 +2606,7 @@
       </w:pPr>
       <w:r>
         <w:rPr>
-          <w:rFonts w:hint="eastAsia"/>
+          <w:rFonts w:hint="eastAsia" w:eastAsia="黑体"/>
         </w:rPr>
         <w:t xml:space="preserve">典型参数示例</w:t>
       </w:r>
@@ -2373,11 +2621,14 @@
       </w:pPr>
       <w:r>
         <w:rPr>
-          <w:rFonts w:hint="eastAsia"/>
+          <w:rFonts w:hint="eastAsia" w:eastAsia="黑体"/>
         </w:rPr>
         <w:t xml:space="preserve">运放弛张振荡器取</w:t>
       </w:r>
       <w:r>
+        <w:rPr>
+          <w:rFonts w:eastAsia="黑体"/>
+        </w:rPr>
         <w:t xml:space="preserve"> </w:t>
       </w:r>
       <m:oMath>
@@ -2414,6 +2665,9 @@
         </m:r>
       </m:oMath>
       <w:r>
+        <w:rPr>
+          <w:rFonts w:eastAsia="黑体"/>
+        </w:rPr>
         <w:t xml:space="preserve">、</w:t>
       </w:r>
       <m:oMath>
@@ -2450,6 +2704,9 @@
         </m:r>
       </m:oMath>
       <w:r>
+        <w:rPr>
+          <w:rFonts w:eastAsia="黑体"/>
+        </w:rPr>
         <w:t xml:space="preserve">、</w:t>
       </w:r>
       <m:oMath>
@@ -2477,6 +2734,9 @@
         </m:r>
       </m:oMath>
       <w:r>
+        <w:rPr>
+          <w:rFonts w:eastAsia="黑体"/>
+        </w:rPr>
         <w:t xml:space="preserve">、</w:t>
       </w:r>
       <m:oMath>
@@ -2505,7 +2765,7 @@
       </m:oMath>
       <w:r>
         <w:rPr>
-          <w:rFonts w:hint="eastAsia"/>
+          <w:rFonts w:hint="eastAsia" w:eastAsia="黑体"/>
         </w:rPr>
         <w:t xml:space="preserve">：</w:t>
       </w:r>
@@ -2618,6 +2878,9 @@
         </m:r>
       </m:oMath>
       <w:r>
+        <w:rPr>
+          <w:rFonts w:eastAsia="黑体"/>
+        </w:rPr>
         <w:t xml:space="preserve">。</w:t>
       </w:r>
     </w:p>
@@ -2629,7 +2892,7 @@
       </w:pPr>
       <w:r>
         <w:rPr>
-          <w:rFonts w:hint="eastAsia"/>
+          <w:rFonts w:hint="eastAsia" w:eastAsia="黑体"/>
         </w:rPr>
         <w:t xml:space="preserve">常见器件型号</w:t>
       </w:r>
@@ -2644,16 +2907,19 @@
       </w:pPr>
       <w:r>
         <w:rPr>
-          <w:rFonts w:hint="eastAsia"/>
+          <w:rFonts w:hint="eastAsia" w:eastAsia="黑体"/>
         </w:rPr>
         <w:t xml:space="preserve">运放（施密特）：TL072、LM358、LM311</w:t>
       </w:r>
       <w:r>
+        <w:rPr>
+          <w:rFonts w:eastAsia="黑体"/>
+        </w:rPr>
         <w:t xml:space="preserve"> </w:t>
       </w:r>
       <w:r>
         <w:rPr>
-          <w:rFonts w:hint="eastAsia"/>
+          <w:rFonts w:hint="eastAsia" w:eastAsia="黑体"/>
         </w:rPr>
         <w:t xml:space="preserve">比较器。</w:t>
       </w:r>
@@ -2668,7 +2934,7 @@
       </w:pPr>
       <w:r>
         <w:rPr>
-          <w:rFonts w:hint="eastAsia"/>
+          <w:rFonts w:hint="eastAsia" w:eastAsia="黑体"/>
         </w:rPr>
         <w:t xml:space="preserve">UJT：2N2646；555：NE555。</w:t>
       </w:r>
@@ -2681,7 +2947,7 @@
       </w:pPr>
       <w:r>
         <w:rPr>
-          <w:rFonts w:hint="eastAsia"/>
+          <w:rFonts w:hint="eastAsia" w:eastAsia="黑体"/>
         </w:rPr>
         <w:t xml:space="preserve">注意事项</w:t>
       </w:r>
@@ -2696,7 +2962,7 @@
       </w:pPr>
       <w:r>
         <w:rPr>
-          <w:rFonts w:hint="eastAsia"/>
+          <w:rFonts w:hint="eastAsia" w:eastAsia="黑体"/>
         </w:rPr>
         <w:t xml:space="preserve">门限由迟滞分压决定，电源波动会影响频率与幅度稳定性。</w:t>
       </w:r>
@@ -2711,7 +2977,7 @@
       </w:pPr>
       <w:r>
         <w:rPr>
-          <w:rFonts w:hint="eastAsia"/>
+          <w:rFonts w:hint="eastAsia" w:eastAsia="黑体"/>
         </w:rPr>
         <w:t xml:space="preserve">输出近三角波需恒流源充放电，否则指数波非线性明显。</w:t>
       </w:r>
@@ -2726,7 +2992,7 @@
       </w:pPr>
       <w:r>
         <w:rPr>
-          <w:rFonts w:hint="eastAsia"/>
+          <w:rFonts w:hint="eastAsia" w:eastAsia="黑体"/>
         </w:rPr>
         <w:t xml:space="preserve">频率随温度与器件容差漂移，需精确时改用晶体振荡。</w:t>
       </w:r>
@@ -2739,7 +3005,7 @@
       </w:pPr>
       <w:r>
         <w:rPr>
-          <w:rFonts w:hint="eastAsia"/>
+          <w:rFonts w:hint="eastAsia" w:eastAsia="黑体"/>
         </w:rPr>
         <w:t xml:space="preserve">参考资料</w:t>
       </w:r>
@@ -2753,6 +3019,9 @@
         </w:numPr>
       </w:pPr>
       <w:r>
+        <w:rPr>
+          <w:rFonts w:eastAsia="黑体"/>
+        </w:rPr>
         <w:t xml:space="preserve">Wikipedia: Relaxation oscillator。</w:t>
       </w:r>
     </w:p>
@@ -2766,7 +3035,7 @@
       </w:pPr>
       <w:r>
         <w:rPr>
-          <w:rFonts w:hint="eastAsia"/>
+          <w:rFonts w:hint="eastAsia" w:eastAsia="黑体"/>
         </w:rPr>
         <w:t xml:space="preserve">《模拟电子技术基础》（童诗白、华成英）。</w:t>
       </w:r>
@@ -2780,11 +3049,14 @@
         </w:numPr>
       </w:pPr>
       <w:r>
+        <w:rPr>
+          <w:rFonts w:eastAsia="黑体"/>
+        </w:rPr>
         <w:t xml:space="preserve">TI: LM311 / </w:t>
       </w:r>
       <w:r>
         <w:rPr>
-          <w:rFonts w:hint="eastAsia"/>
+          <w:rFonts w:hint="eastAsia" w:eastAsia="黑体"/>
         </w:rPr>
         <w:t xml:space="preserve">运放振荡器应用笔记。</w:t>
       </w:r>
@@ -2798,11 +3070,11 @@
       </w:pPr>
       <w:r>
         <w:rPr>
-          <w:rFonts w:ascii="Times New Roman" w:hAnsi="Times New Roman"/>
+          <w:rFonts w:ascii="Times New Roman" w:hAnsi="Times New Roman" w:eastAsia="黑体"/>
           <w:color w:val="555555"/>
           <w:sz w:val="21"/>
         </w:rPr>
-        <w:t>材料收集者：杜文杰</w:t>
+        <w:t>材料收集者：杜文杰，WX手机：19519196569，QQ:3478827729</w:t>
       </w:r>
     </w:p>
     <w:sectPr>
@@ -2822,7 +3094,7 @@
 </file>
 
 <file path=word/footer1.xml><?xml version="1.0" encoding="utf-8"?>
-<w:ftr xmlns:m="http://schemas.openxmlformats.org/officeDocument/2006/math" xmlns:mc="http://schemas.openxmlformats.org/markup-compatibility/2006" xmlns:mo="http://schemas.microsoft.com/office/mac/office/2008/main" xmlns:mv="urn:schemas-microsoft-com:mac:vml" xmlns:o="urn:schemas-microsoft-com:office:office" xmlns:r="http://schemas.openxmlformats.org/officeDocument/2006/relationships" xmlns:v="urn:schemas-microsoft-com:vml" xmlns:w10="urn:schemas-microsoft-com:office:word" xmlns:w14="http://schemas.microsoft.com/office/word/2010/wordml" xmlns:w="http://schemas.openxmlformats.org/wordprocessingml/2006/main" xmlns:wne="http://schemas.microsoft.com/office/word/2006/wordml" xmlns:wp14="http://schemas.microsoft.com/office/word/2010/wordprocessingDrawing" xmlns:wp="http://schemas.openxmlformats.org/drawingml/2006/wordprocessingDrawing" xmlns:wpc="http://schemas.microsoft.com/office/word/2010/wordprocessingCanvas" xmlns:wpg="http://schemas.microsoft.com/office/word/2010/wordprocessingGroup" xmlns:wpi="http://schemas.microsoft.com/office/word/2010/wordprocessingInk" xmlns:wps="http://schemas.microsoft.com/office/word/2010/wordprocessingShape" mc:Ignorable="w14 wp14">
+<w:ftr xmlns:mc="http://schemas.openxmlformats.org/markup-compatibility/2006" xmlns:w="http://schemas.openxmlformats.org/wordprocessingml/2006/main" xmlns:m="http://schemas.openxmlformats.org/officeDocument/2006/math" xmlns:mo="http://schemas.microsoft.com/office/mac/office/2008/main" xmlns:mv="urn:schemas-microsoft-com:mac:vml" xmlns:o="urn:schemas-microsoft-com:office:office" xmlns:r="http://schemas.openxmlformats.org/officeDocument/2006/relationships" xmlns:v="urn:schemas-microsoft-com:vml" xmlns:w10="urn:schemas-microsoft-com:office:word" xmlns:w14="http://schemas.microsoft.com/office/word/2010/wordml" xmlns:wne="http://schemas.microsoft.com/office/word/2006/wordml" xmlns:wp14="http://schemas.microsoft.com/office/word/2010/wordprocessingDrawing" xmlns:wp="http://schemas.openxmlformats.org/drawingml/2006/wordprocessingDrawing" xmlns:wpc="http://schemas.microsoft.com/office/word/2010/wordprocessingCanvas" xmlns:wpg="http://schemas.microsoft.com/office/word/2010/wordprocessingGroup" xmlns:wpi="http://schemas.microsoft.com/office/word/2010/wordprocessingInk" xmlns:wps="http://schemas.microsoft.com/office/word/2010/wordprocessingShape" mc:Ignorable="w14 wp14">
   <w:p>
     <w:pPr>
       <w:pStyle w:val="Footer"/>
@@ -2830,12 +3102,14 @@
     </w:pPr>
     <w:r>
       <w:rPr>
+        <w:rFonts w:eastAsia="黑体"/>
         <w:sz w:val="18"/>
       </w:rPr>
       <w:t xml:space="preserve">第 </w:t>
     </w:r>
     <w:r>
       <w:rPr>
+        <w:rFonts w:eastAsia="黑体"/>
         <w:sz w:val="18"/>
       </w:rPr>
       <w:fldChar w:fldCharType="begin"/>
@@ -2844,6 +3118,7 @@
     </w:r>
     <w:r>
       <w:rPr>
+        <w:rFonts w:eastAsia="黑体"/>
         <w:sz w:val="18"/>
       </w:rPr>
       <w:t xml:space="preserve"> 页</w:t>
@@ -2857,6 +3132,9 @@
   <w:footnote w:type="continuationSeparator" w:id="0">
     <w:p>
       <w:r>
+        <w:rPr>
+          <w:rFonts w:eastAsia="黑体"/>
+        </w:rPr>
         <w:continuationSeparator/>
       </w:r>
     </w:p>
@@ -2864,6 +3142,9 @@
   <w:footnote w:type="separator" w:id="-1">
     <w:p>
       <w:r>
+        <w:rPr>
+          <w:rFonts w:eastAsia="黑体"/>
+        </w:rPr>
         <w:separator/>
       </w:r>
     </w:p>
@@ -2872,7 +3153,7 @@
 </file>
 
 <file path=word/header1.xml><?xml version="1.0" encoding="utf-8"?>
-<w:hdr xmlns:m="http://schemas.openxmlformats.org/officeDocument/2006/math" xmlns:mc="http://schemas.openxmlformats.org/markup-compatibility/2006" xmlns:mo="http://schemas.microsoft.com/office/mac/office/2008/main" xmlns:mv="urn:schemas-microsoft-com:mac:vml" xmlns:o="urn:schemas-microsoft-com:office:office" xmlns:r="http://schemas.openxmlformats.org/officeDocument/2006/relationships" xmlns:v="urn:schemas-microsoft-com:vml" xmlns:w10="urn:schemas-microsoft-com:office:word" xmlns:w14="http://schemas.microsoft.com/office/word/2010/wordml" xmlns:w="http://schemas.openxmlformats.org/wordprocessingml/2006/main" xmlns:wne="http://schemas.microsoft.com/office/word/2006/wordml" xmlns:wp14="http://schemas.microsoft.com/office/word/2010/wordprocessingDrawing" xmlns:wp="http://schemas.openxmlformats.org/drawingml/2006/wordprocessingDrawing" xmlns:wpc="http://schemas.microsoft.com/office/word/2010/wordprocessingCanvas" xmlns:wpg="http://schemas.microsoft.com/office/word/2010/wordprocessingGroup" xmlns:wpi="http://schemas.microsoft.com/office/word/2010/wordprocessingInk" xmlns:wps="http://schemas.microsoft.com/office/word/2010/wordprocessingShape" mc:Ignorable="w14 wp14">
+<w:hdr xmlns:mc="http://schemas.openxmlformats.org/markup-compatibility/2006" xmlns:w="http://schemas.openxmlformats.org/wordprocessingml/2006/main" xmlns:m="http://schemas.openxmlformats.org/officeDocument/2006/math" xmlns:mo="http://schemas.microsoft.com/office/mac/office/2008/main" xmlns:mv="urn:schemas-microsoft-com:mac:vml" xmlns:o="urn:schemas-microsoft-com:office:office" xmlns:r="http://schemas.openxmlformats.org/officeDocument/2006/relationships" xmlns:v="urn:schemas-microsoft-com:vml" xmlns:w10="urn:schemas-microsoft-com:office:word" xmlns:w14="http://schemas.microsoft.com/office/word/2010/wordml" xmlns:wne="http://schemas.microsoft.com/office/word/2006/wordml" xmlns:wp14="http://schemas.microsoft.com/office/word/2010/wordprocessingDrawing" xmlns:wp="http://schemas.openxmlformats.org/drawingml/2006/wordprocessingDrawing" xmlns:wpc="http://schemas.microsoft.com/office/word/2010/wordprocessingCanvas" xmlns:wpg="http://schemas.microsoft.com/office/word/2010/wordprocessingGroup" xmlns:wpi="http://schemas.microsoft.com/office/word/2010/wordprocessingInk" xmlns:wps="http://schemas.microsoft.com/office/word/2010/wordprocessingShape" mc:Ignorable="w14 wp14">
   <w:p>
     <w:pPr>
       <w:pStyle w:val="Header"/>
@@ -2880,7 +3161,7 @@
     </w:pPr>
     <w:r>
       <w:rPr>
-        <w:rFonts w:ascii="Times New Roman" w:hAnsi="Times New Roman"/>
+        <w:rFonts w:ascii="Times New Roman" w:hAnsi="Times New Roman" w:eastAsia="黑体"/>
         <w:sz w:val="18"/>
         <w:rFonts w:eastAsia="黑体"/>
         <w:rFonts w:eastAsia="黑体"/>
@@ -2892,7 +3173,7 @@
 </file>
 
 <file path=word/numbering.xml><?xml version="1.0" encoding="utf-8"?>
-<w:numbering xmlns:m="http://schemas.openxmlformats.org/officeDocument/2006/math" xmlns:mc="http://schemas.openxmlformats.org/markup-compatibility/2006" xmlns:mo="http://schemas.microsoft.com/office/mac/office/2008/main" xmlns:mv="urn:schemas-microsoft-com:mac:vml" xmlns:o="urn:schemas-microsoft-com:office:office" xmlns:r="http://schemas.openxmlformats.org/officeDocument/2006/relationships" xmlns:v="urn:schemas-microsoft-com:vml" xmlns:w="http://schemas.openxmlformats.org/wordprocessingml/2006/main" xmlns:w10="urn:schemas-microsoft-com:office:word" xmlns:w14="http://schemas.microsoft.com/office/word/2010/wordml" xmlns:wne="http://schemas.microsoft.com/office/word/2006/wordml" xmlns:wp="http://schemas.openxmlformats.org/drawingml/2006/wordprocessingDrawing" xmlns:wp14="http://schemas.microsoft.com/office/word/2010/wordprocessingDrawing" xmlns:wpc="http://schemas.microsoft.com/office/word/2010/wordprocessingCanvas" xmlns:wpg="http://schemas.microsoft.com/office/word/2010/wordprocessingGroup" xmlns:wpi="http://schemas.microsoft.com/office/word/2010/wordprocessingInk" xmlns:wps="http://schemas.microsoft.com/office/word/2010/wordprocessingShape" mc:Ignorable="w14 wp14">
+<w:numbering xmlns:mc="http://schemas.openxmlformats.org/markup-compatibility/2006" xmlns:w="http://schemas.openxmlformats.org/wordprocessingml/2006/main" xmlns:m="http://schemas.openxmlformats.org/officeDocument/2006/math" xmlns:mo="http://schemas.microsoft.com/office/mac/office/2008/main" xmlns:mv="urn:schemas-microsoft-com:mac:vml" xmlns:o="urn:schemas-microsoft-com:office:office" xmlns:r="http://schemas.openxmlformats.org/officeDocument/2006/relationships" xmlns:v="urn:schemas-microsoft-com:vml" xmlns:w10="urn:schemas-microsoft-com:office:word" xmlns:w14="http://schemas.microsoft.com/office/word/2010/wordml" xmlns:wne="http://schemas.microsoft.com/office/word/2006/wordml" xmlns:wp="http://schemas.openxmlformats.org/drawingml/2006/wordprocessingDrawing" xmlns:wp14="http://schemas.microsoft.com/office/word/2010/wordprocessingDrawing" xmlns:wpc="http://schemas.microsoft.com/office/word/2010/wordprocessingCanvas" xmlns:wpg="http://schemas.microsoft.com/office/word/2010/wordprocessingGroup" xmlns:wpi="http://schemas.microsoft.com/office/word/2010/wordprocessingInk" xmlns:wps="http://schemas.microsoft.com/office/word/2010/wordprocessingShape" mc:Ignorable="w14 wp14">
   <w:abstractNum w:abstractNumId="0">
     <w:nsid w:val="FFFFFF7C"/>
     <w:multiLevelType w:val="singleLevel"/>
@@ -2979,7 +3260,7 @@
         <w:ind w:hanging="360" w:left="1440"/>
       </w:pPr>
       <w:rPr>
-        <w:rFonts w:ascii="Symbol" w:hAnsi="Symbol" w:hint="default"/>
+        <w:rFonts w:ascii="Symbol" w:hAnsi="Symbol" w:hint="default" w:eastAsia="黑体"/>
       </w:rPr>
     </w:lvl>
   </w:abstractNum>
@@ -3000,7 +3281,7 @@
         <w:ind w:hanging="360" w:left="1080"/>
       </w:pPr>
       <w:rPr>
-        <w:rFonts w:ascii="Symbol" w:hAnsi="Symbol" w:hint="default"/>
+        <w:rFonts w:ascii="Symbol" w:hAnsi="Symbol" w:hint="default" w:eastAsia="黑体"/>
       </w:rPr>
     </w:lvl>
   </w:abstractNum>
@@ -3021,7 +3302,7 @@
         <w:ind w:hanging="360" w:left="720"/>
       </w:pPr>
       <w:rPr>
-        <w:rFonts w:ascii="Symbol" w:hAnsi="Symbol" w:hint="default"/>
+        <w:rFonts w:ascii="Symbol" w:hAnsi="Symbol" w:hint="default" w:eastAsia="黑体"/>
       </w:rPr>
     </w:lvl>
   </w:abstractNum>
@@ -3060,7 +3341,7 @@
         <w:ind w:hanging="360" w:left="360"/>
       </w:pPr>
       <w:rPr>
-        <w:rFonts w:ascii="Symbol" w:hAnsi="Symbol" w:hint="default"/>
+        <w:rFonts w:ascii="Symbol" w:hAnsi="Symbol" w:hint="default" w:eastAsia="黑体"/>
       </w:rPr>
     </w:lvl>
   </w:abstractNum>
@@ -3151,7 +3432,7 @@
         <w:ind w:left="720" w:hanging="360"/>
       </w:pPr>
       <w:rPr>
-        <w:rFonts w:ascii="Symbol" w:hAnsi="Symbol" w:cs="Symbol" w:hint="default"/>
+        <w:rFonts w:ascii="Symbol" w:hAnsi="Symbol" w:cs="Symbol" w:hint="default" w:eastAsia="黑体"/>
       </w:rPr>
     </w:lvl>
     <w:lvl w:ilvl="1">
@@ -3162,7 +3443,7 @@
         <w:ind w:left="1440" w:hanging="360"/>
       </w:pPr>
       <w:rPr>
-        <w:rFonts w:ascii="Courier New" w:hAnsi="Courier New" w:cs="Courier New" w:hint="default"/>
+        <w:rFonts w:ascii="Courier New" w:hAnsi="Courier New" w:cs="Courier New" w:hint="default" w:eastAsia="黑体"/>
       </w:rPr>
     </w:lvl>
     <w:lvl w:ilvl="2">
@@ -3173,7 +3454,7 @@
         <w:ind w:left="2160" w:hanging="360"/>
       </w:pPr>
       <w:rPr>
-        <w:rFonts w:ascii="Wingdings" w:hAnsi="Wingdings" w:cs="Wingdings" w:hint="default"/>
+        <w:rFonts w:ascii="Wingdings" w:hAnsi="Wingdings" w:cs="Wingdings" w:hint="default" w:eastAsia="黑体"/>
       </w:rPr>
     </w:lvl>
     <w:lvl w:ilvl="3">
@@ -3184,7 +3465,7 @@
         <w:ind w:left="2880" w:hanging="360"/>
       </w:pPr>
       <w:rPr>
-        <w:rFonts w:ascii="Symbol" w:hAnsi="Symbol" w:cs="Symbol" w:hint="default"/>
+        <w:rFonts w:ascii="Symbol" w:hAnsi="Symbol" w:cs="Symbol" w:hint="default" w:eastAsia="黑体"/>
       </w:rPr>
     </w:lvl>
     <w:lvl w:ilvl="4">
@@ -3195,7 +3476,7 @@
         <w:ind w:left="3600" w:hanging="360"/>
       </w:pPr>
       <w:rPr>
-        <w:rFonts w:ascii="Courier New" w:hAnsi="Courier New" w:cs="Courier New" w:hint="default"/>
+        <w:rFonts w:ascii="Courier New" w:hAnsi="Courier New" w:cs="Courier New" w:hint="default" w:eastAsia="黑体"/>
       </w:rPr>
     </w:lvl>
     <w:lvl w:ilvl="5">
@@ -3206,7 +3487,7 @@
         <w:ind w:left="4320" w:hanging="360"/>
       </w:pPr>
       <w:rPr>
-        <w:rFonts w:ascii="Wingdings" w:hAnsi="Wingdings" w:cs="Wingdings" w:hint="default"/>
+        <w:rFonts w:ascii="Wingdings" w:hAnsi="Wingdings" w:cs="Wingdings" w:hint="default" w:eastAsia="黑体"/>
       </w:rPr>
     </w:lvl>
     <w:lvl w:ilvl="6">
@@ -3217,7 +3498,7 @@
         <w:ind w:left="5040" w:hanging="360"/>
       </w:pPr>
       <w:rPr>
-        <w:rFonts w:ascii="Symbol" w:hAnsi="Symbol" w:cs="Symbol" w:hint="default"/>
+        <w:rFonts w:ascii="Symbol" w:hAnsi="Symbol" w:cs="Symbol" w:hint="default" w:eastAsia="黑体"/>
       </w:rPr>
     </w:lvl>
     <w:lvl w:ilvl="7">
@@ -3228,7 +3509,7 @@
         <w:ind w:left="5760" w:hanging="360"/>
       </w:pPr>
       <w:rPr>
-        <w:rFonts w:ascii="Courier New" w:hAnsi="Courier New" w:cs="Courier New" w:hint="default"/>
+        <w:rFonts w:ascii="Courier New" w:hAnsi="Courier New" w:cs="Courier New" w:hint="default" w:eastAsia="黑体"/>
       </w:rPr>
     </w:lvl>
     <w:lvl w:ilvl="8">
@@ -3239,7 +3520,7 @@
         <w:ind w:left="6480" w:hanging="360"/>
       </w:pPr>
       <w:rPr>
-        <w:rFonts w:ascii="Wingdings" w:hAnsi="Wingdings" w:cs="Wingdings" w:hint="default"/>
+        <w:rFonts w:ascii="Wingdings" w:hAnsi="Wingdings" w:cs="Wingdings" w:hint="default" w:eastAsia="黑体"/>
       </w:rPr>
     </w:lvl>
   </w:abstractNum>
@@ -3295,11 +3576,11 @@
 </file>
 
 <file path=word/styles.xml><?xml version="1.0" encoding="utf-8"?>
-<w:styles xmlns:mc="http://schemas.openxmlformats.org/markup-compatibility/2006" xmlns:r="http://schemas.openxmlformats.org/officeDocument/2006/relationships" xmlns:w="http://schemas.openxmlformats.org/wordprocessingml/2006/main" xmlns:w14="http://schemas.microsoft.com/office/word/2010/wordml" mc:Ignorable="w14">
+<w:styles xmlns:mc="http://schemas.openxmlformats.org/markup-compatibility/2006" xmlns:w="http://schemas.openxmlformats.org/wordprocessingml/2006/main" xmlns:r="http://schemas.openxmlformats.org/officeDocument/2006/relationships" xmlns:w14="http://schemas.microsoft.com/office/word/2010/wordml" mc:Ignorable="w14">
   <w:docDefaults>
     <w:rPrDefault>
       <w:rPr>
-        <w:rFonts w:asciiTheme="minorHAnsi" w:cstheme="minorBidi" w:eastAsiaTheme="minorEastAsia" w:hAnsiTheme="minorHAnsi"/>
+        <w:rFonts w:asciiTheme="minorHAnsi" w:cstheme="minorBidi" w:hAnsiTheme="minorHAnsi" w:eastAsia="黑体"/>
         <w:sz w:val="22"/>
         <w:szCs w:val="22"/>
         <w:lang w:bidi="ar-SA" w:eastAsia="en-US" w:val="en-US"/>
@@ -3521,7 +3802,7 @@
       <w:outlineLvl w:val="0"/>
     </w:pPr>
     <w:rPr>
-      <w:rFonts w:ascii="Times New Roman" w:asciiTheme="majorHAnsi" w:cstheme="majorBidi" w:eastAsia="黑体" w:eastAsiaTheme="majorEastAsia" w:hAnsi="Times New Roman" w:hAnsiTheme="majorHAnsi"/>
+      <w:rFonts w:ascii="Times New Roman" w:asciiTheme="majorHAnsi" w:cstheme="majorBidi" w:eastAsia="黑体" w:hAnsi="Times New Roman" w:hAnsiTheme="majorHAnsi"/>
       <w:b/>
       <w:bCs/>
       <w:color w:val="1F3864"/>
@@ -3545,7 +3826,7 @@
       <w:outlineLvl w:val="1"/>
     </w:pPr>
     <w:rPr>
-      <w:rFonts w:ascii="Times New Roman" w:asciiTheme="majorHAnsi" w:cstheme="majorBidi" w:eastAsia="黑体" w:eastAsiaTheme="majorEastAsia" w:hAnsi="Times New Roman" w:hAnsiTheme="majorHAnsi"/>
+      <w:rFonts w:ascii="Times New Roman" w:asciiTheme="majorHAnsi" w:cstheme="majorBidi" w:eastAsia="黑体" w:hAnsi="Times New Roman" w:hAnsiTheme="majorHAnsi"/>
       <w:b/>
       <w:bCs/>
       <w:color w:val="2E4E7E"/>
@@ -3569,7 +3850,7 @@
       <w:outlineLvl w:val="2"/>
     </w:pPr>
     <w:rPr>
-      <w:rFonts w:ascii="Times New Roman" w:asciiTheme="majorHAnsi" w:cstheme="majorBidi" w:eastAsia="黑体" w:eastAsiaTheme="majorEastAsia" w:hAnsi="Times New Roman" w:hAnsiTheme="majorHAnsi"/>
+      <w:rFonts w:ascii="Times New Roman" w:asciiTheme="majorHAnsi" w:cstheme="majorBidi" w:eastAsia="黑体" w:hAnsi="Times New Roman" w:hAnsiTheme="majorHAnsi"/>
       <w:b/>
       <w:bCs/>
       <w:color w:val="2E4E7E"/>
@@ -3593,7 +3874,7 @@
       <w:outlineLvl w:val="3"/>
     </w:pPr>
     <w:rPr>
-      <w:rFonts w:ascii="Times New Roman" w:asciiTheme="majorHAnsi" w:cstheme="majorBidi" w:eastAsia="黑体" w:eastAsiaTheme="majorEastAsia" w:hAnsi="Times New Roman" w:hAnsiTheme="majorHAnsi"/>
+      <w:rFonts w:ascii="Times New Roman" w:asciiTheme="majorHAnsi" w:cstheme="majorBidi" w:eastAsia="黑体" w:hAnsi="Times New Roman" w:hAnsiTheme="majorHAnsi"/>
       <w:b/>
       <w:bCs/>
       <w:i/>
@@ -3619,7 +3900,7 @@
       <w:outlineLvl w:val="4"/>
     </w:pPr>
     <w:rPr>
-      <w:rFonts w:ascii="Times New Roman" w:asciiTheme="majorHAnsi" w:cstheme="majorBidi" w:eastAsia="黑体" w:eastAsiaTheme="majorEastAsia" w:hAnsi="Times New Roman" w:hAnsiTheme="majorHAnsi"/>
+      <w:rFonts w:ascii="Times New Roman" w:asciiTheme="majorHAnsi" w:cstheme="majorBidi" w:eastAsia="黑体" w:hAnsi="Times New Roman" w:hAnsiTheme="majorHAnsi"/>
       <w:b/>
       <w:color w:val="333333"/>
       <w:sz w:val="22"/>
@@ -3642,7 +3923,7 @@
       <w:outlineLvl w:val="5"/>
     </w:pPr>
     <w:rPr>
-      <w:rFonts w:asciiTheme="majorHAnsi" w:cstheme="majorBidi" w:eastAsiaTheme="majorEastAsia" w:hAnsiTheme="majorHAnsi"/>
+      <w:rFonts w:asciiTheme="majorHAnsi" w:cstheme="majorBidi" w:hAnsiTheme="majorHAnsi" w:eastAsia="黑体"/>
       <w:i/>
       <w:iCs/>
       <w:color w:themeColor="accent1" w:themeShade="7F" w:val="243F60"/>
@@ -3665,7 +3946,7 @@
       <w:outlineLvl w:val="6"/>
     </w:pPr>
     <w:rPr>
-      <w:rFonts w:asciiTheme="majorHAnsi" w:cstheme="majorBidi" w:eastAsiaTheme="majorEastAsia" w:hAnsiTheme="majorHAnsi"/>
+      <w:rFonts w:asciiTheme="majorHAnsi" w:cstheme="majorBidi" w:hAnsiTheme="majorHAnsi" w:eastAsia="黑体"/>
       <w:i/>
       <w:iCs/>
       <w:color w:themeColor="text1" w:themeTint="BF" w:val="404040"/>
@@ -3688,7 +3969,7 @@
       <w:outlineLvl w:val="7"/>
     </w:pPr>
     <w:rPr>
-      <w:rFonts w:asciiTheme="majorHAnsi" w:cstheme="majorBidi" w:eastAsiaTheme="majorEastAsia" w:hAnsiTheme="majorHAnsi"/>
+      <w:rFonts w:asciiTheme="majorHAnsi" w:cstheme="majorBidi" w:hAnsiTheme="majorHAnsi" w:eastAsia="黑体"/>
       <w:color w:themeColor="accent1" w:val="4F81BD"/>
       <w:sz w:val="20"/>
       <w:szCs w:val="20"/>
@@ -3711,7 +3992,7 @@
       <w:outlineLvl w:val="8"/>
     </w:pPr>
     <w:rPr>
-      <w:rFonts w:asciiTheme="majorHAnsi" w:cstheme="majorBidi" w:eastAsiaTheme="majorEastAsia" w:hAnsiTheme="majorHAnsi"/>
+      <w:rFonts w:asciiTheme="majorHAnsi" w:cstheme="majorBidi" w:hAnsiTheme="majorHAnsi" w:eastAsia="黑体"/>
       <w:i/>
       <w:iCs/>
       <w:color w:themeColor="text1" w:themeTint="BF" w:val="404040"/>
@@ -3762,7 +4043,7 @@
     <w:uiPriority w:val="9"/>
     <w:rsid w:val="00FC693F"/>
     <w:rPr>
-      <w:rFonts w:asciiTheme="majorHAnsi" w:cstheme="majorBidi" w:eastAsiaTheme="majorEastAsia" w:hAnsiTheme="majorHAnsi"/>
+      <w:rFonts w:asciiTheme="majorHAnsi" w:cstheme="majorBidi" w:hAnsiTheme="majorHAnsi" w:eastAsia="黑体"/>
       <w:b/>
       <w:bCs/>
       <w:color w:themeColor="accent1" w:themeShade="BF" w:val="365F91"/>
@@ -3777,7 +4058,7 @@
     <w:uiPriority w:val="9"/>
     <w:rsid w:val="00FC693F"/>
     <w:rPr>
-      <w:rFonts w:asciiTheme="majorHAnsi" w:cstheme="majorBidi" w:eastAsiaTheme="majorEastAsia" w:hAnsiTheme="majorHAnsi"/>
+      <w:rFonts w:asciiTheme="majorHAnsi" w:cstheme="majorBidi" w:hAnsiTheme="majorHAnsi" w:eastAsia="黑体"/>
       <w:b/>
       <w:bCs/>
       <w:color w:themeColor="accent1" w:val="4F81BD"/>
@@ -3792,7 +4073,7 @@
     <w:uiPriority w:val="9"/>
     <w:rsid w:val="00FC693F"/>
     <w:rPr>
-      <w:rFonts w:asciiTheme="majorHAnsi" w:cstheme="majorBidi" w:eastAsiaTheme="majorEastAsia" w:hAnsiTheme="majorHAnsi"/>
+      <w:rFonts w:asciiTheme="majorHAnsi" w:cstheme="majorBidi" w:hAnsiTheme="majorHAnsi" w:eastAsia="黑体"/>
       <w:b/>
       <w:bCs/>
       <w:color w:themeColor="accent1" w:val="4F81BD"/>
@@ -3815,7 +4096,7 @@
       <w:contextualSpacing/>
     </w:pPr>
     <w:rPr>
-      <w:rFonts w:ascii="Times New Roman" w:asciiTheme="majorHAnsi" w:cstheme="majorBidi" w:eastAsia="黑体" w:eastAsiaTheme="majorEastAsia" w:hAnsi="Times New Roman" w:hAnsiTheme="majorHAnsi"/>
+      <w:rFonts w:ascii="Times New Roman" w:asciiTheme="majorHAnsi" w:cstheme="majorBidi" w:eastAsia="黑体" w:hAnsi="Times New Roman" w:hAnsiTheme="majorHAnsi"/>
       <w:b/>
       <w:color w:val="1F3864"/>
       <w:spacing w:val="5"/>
@@ -3831,7 +4112,7 @@
     <w:uiPriority w:val="10"/>
     <w:rsid w:val="00FC693F"/>
     <w:rPr>
-      <w:rFonts w:asciiTheme="majorHAnsi" w:cstheme="majorBidi" w:eastAsiaTheme="majorEastAsia" w:hAnsiTheme="majorHAnsi"/>
+      <w:rFonts w:asciiTheme="majorHAnsi" w:cstheme="majorBidi" w:hAnsiTheme="majorHAnsi" w:eastAsia="黑体"/>
       <w:color w:themeColor="text2" w:themeShade="BF" w:val="17365D"/>
       <w:spacing w:val="5"/>
       <w:kern w:val="28"/>
@@ -3853,7 +4134,7 @@
       </w:numPr>
     </w:pPr>
     <w:rPr>
-      <w:rFonts w:asciiTheme="majorHAnsi" w:cstheme="majorBidi" w:eastAsiaTheme="majorEastAsia" w:hAnsiTheme="majorHAnsi"/>
+      <w:rFonts w:asciiTheme="majorHAnsi" w:cstheme="majorBidi" w:hAnsiTheme="majorHAnsi" w:eastAsia="黑体"/>
       <w:i/>
       <w:iCs/>
       <w:color w:themeColor="accent1" w:val="4F81BD"/>
@@ -3869,7 +4150,7 @@
     <w:uiPriority w:val="11"/>
     <w:rsid w:val="00FC693F"/>
     <w:rPr>
-      <w:rFonts w:asciiTheme="majorHAnsi" w:cstheme="majorBidi" w:eastAsiaTheme="majorEastAsia" w:hAnsiTheme="majorHAnsi"/>
+      <w:rFonts w:asciiTheme="majorHAnsi" w:cstheme="majorBidi" w:hAnsiTheme="majorHAnsi" w:eastAsia="黑体"/>
       <w:i/>
       <w:iCs/>
       <w:color w:themeColor="accent1" w:val="4F81BD"/>
@@ -3936,6 +4217,7 @@
       <w:spacing w:after="120"/>
     </w:pPr>
     <w:rPr>
+      <w:rFonts w:eastAsia="黑体"/>
       <w:sz w:val="16"/>
       <w:szCs w:val="16"/>
     </w:rPr>
@@ -3947,6 +4229,7 @@
     <w:uiPriority w:val="99"/>
     <w:rsid w:val="00AA1D8D"/>
     <w:rPr>
+      <w:rFonts w:eastAsia="黑体"/>
       <w:sz w:val="16"/>
       <w:szCs w:val="16"/>
     </w:rPr>
@@ -4116,7 +4399,7 @@
       </w:tabs>
     </w:pPr>
     <w:rPr>
-      <w:rFonts w:ascii="Courier" w:hAnsi="Courier"/>
+      <w:rFonts w:ascii="Courier" w:hAnsi="Courier" w:eastAsia="黑体"/>
       <w:sz w:val="20"/>
       <w:szCs w:val="20"/>
     </w:rPr>
@@ -4128,7 +4411,7 @@
     <w:uiPriority w:val="99"/>
     <w:rsid w:val="0029639D"/>
     <w:rPr>
-      <w:rFonts w:ascii="Courier" w:hAnsi="Courier"/>
+      <w:rFonts w:ascii="Courier" w:hAnsi="Courier" w:eastAsia="黑体"/>
       <w:sz w:val="20"/>
       <w:szCs w:val="20"/>
     </w:rPr>
@@ -4164,6 +4447,7 @@
     <w:uiPriority w:val="29"/>
     <w:rsid w:val="00FC693F"/>
     <w:rPr>
+      <w:rFonts w:eastAsia="黑体"/>
       <w:i/>
       <w:iCs/>
       <w:color w:themeColor="text1" w:val="000000"/>
@@ -4177,7 +4461,7 @@
     <w:semiHidden/>
     <w:rsid w:val="00FC693F"/>
     <w:rPr>
-      <w:rFonts w:asciiTheme="majorHAnsi" w:cstheme="majorBidi" w:eastAsiaTheme="majorEastAsia" w:hAnsiTheme="majorHAnsi"/>
+      <w:rFonts w:asciiTheme="majorHAnsi" w:cstheme="majorBidi" w:hAnsiTheme="majorHAnsi" w:eastAsia="黑体"/>
       <w:b/>
       <w:bCs/>
       <w:i/>
@@ -4193,7 +4477,7 @@
     <w:semiHidden/>
     <w:rsid w:val="00FC693F"/>
     <w:rPr>
-      <w:rFonts w:asciiTheme="majorHAnsi" w:cstheme="majorBidi" w:eastAsiaTheme="majorEastAsia" w:hAnsiTheme="majorHAnsi"/>
+      <w:rFonts w:asciiTheme="majorHAnsi" w:cstheme="majorBidi" w:hAnsiTheme="majorHAnsi" w:eastAsia="黑体"/>
       <w:color w:themeColor="accent1" w:themeShade="7F" w:val="243F60"/>
     </w:rPr>
   </w:style>
@@ -4205,7 +4489,7 @@
     <w:semiHidden/>
     <w:rsid w:val="00FC693F"/>
     <w:rPr>
-      <w:rFonts w:asciiTheme="majorHAnsi" w:cstheme="majorBidi" w:eastAsiaTheme="majorEastAsia" w:hAnsiTheme="majorHAnsi"/>
+      <w:rFonts w:asciiTheme="majorHAnsi" w:cstheme="majorBidi" w:hAnsiTheme="majorHAnsi" w:eastAsia="黑体"/>
       <w:i/>
       <w:iCs/>
       <w:color w:themeColor="accent1" w:themeShade="7F" w:val="243F60"/>
@@ -4219,7 +4503,7 @@
     <w:semiHidden/>
     <w:rsid w:val="00FC693F"/>
     <w:rPr>
-      <w:rFonts w:asciiTheme="majorHAnsi" w:cstheme="majorBidi" w:eastAsiaTheme="majorEastAsia" w:hAnsiTheme="majorHAnsi"/>
+      <w:rFonts w:asciiTheme="majorHAnsi" w:cstheme="majorBidi" w:hAnsiTheme="majorHAnsi" w:eastAsia="黑体"/>
       <w:i/>
       <w:iCs/>
       <w:color w:themeColor="text1" w:themeTint="BF" w:val="404040"/>
@@ -4233,7 +4517,7 @@
     <w:semiHidden/>
     <w:rsid w:val="00FC693F"/>
     <w:rPr>
-      <w:rFonts w:asciiTheme="majorHAnsi" w:cstheme="majorBidi" w:eastAsiaTheme="majorEastAsia" w:hAnsiTheme="majorHAnsi"/>
+      <w:rFonts w:asciiTheme="majorHAnsi" w:cstheme="majorBidi" w:hAnsiTheme="majorHAnsi" w:eastAsia="黑体"/>
       <w:color w:themeColor="accent1" w:val="4F81BD"/>
       <w:sz w:val="20"/>
       <w:szCs w:val="20"/>
@@ -4247,7 +4531,7 @@
     <w:semiHidden/>
     <w:rsid w:val="00FC693F"/>
     <w:rPr>
-      <w:rFonts w:asciiTheme="majorHAnsi" w:cstheme="majorBidi" w:eastAsiaTheme="majorEastAsia" w:hAnsiTheme="majorHAnsi"/>
+      <w:rFonts w:asciiTheme="majorHAnsi" w:cstheme="majorBidi" w:hAnsiTheme="majorHAnsi" w:eastAsia="黑体"/>
       <w:i/>
       <w:iCs/>
       <w:color w:themeColor="text1" w:themeTint="BF" w:val="404040"/>
@@ -4268,6 +4552,7 @@
       <w:spacing w:line="240" w:lineRule="auto"/>
     </w:pPr>
     <w:rPr>
+      <w:rFonts w:eastAsia="黑体"/>
       <w:b/>
       <w:bCs/>
       <w:color w:themeColor="accent1" w:val="4F81BD"/>
@@ -4282,6 +4567,7 @@
     <w:qFormat/>
     <w:rsid w:val="00FC693F"/>
     <w:rPr>
+      <w:rFonts w:eastAsia="黑体"/>
       <w:b/>
       <w:bCs/>
     </w:rPr>
@@ -4293,6 +4579,7 @@
     <w:qFormat/>
     <w:rsid w:val="00FC693F"/>
     <w:rPr>
+      <w:rFonts w:eastAsia="黑体"/>
       <w:i/>
       <w:iCs/>
     </w:rPr>
@@ -4313,6 +4600,7 @@
       <w:ind w:left="936" w:right="936"/>
     </w:pPr>
     <w:rPr>
+      <w:rFonts w:eastAsia="黑体"/>
       <w:b/>
       <w:bCs/>
       <w:i/>
@@ -4327,6 +4615,7 @@
     <w:uiPriority w:val="30"/>
     <w:rsid w:val="00FC693F"/>
     <w:rPr>
+      <w:rFonts w:eastAsia="黑体"/>
       <w:b/>
       <w:bCs/>
       <w:i/>
@@ -4341,6 +4630,7 @@
     <w:qFormat/>
     <w:rsid w:val="00FC693F"/>
     <w:rPr>
+      <w:rFonts w:eastAsia="黑体"/>
       <w:i/>
       <w:iCs/>
       <w:color w:themeColor="text1" w:themeTint="7F" w:val="808080"/>
@@ -4353,6 +4643,7 @@
     <w:qFormat/>
     <w:rsid w:val="00FC693F"/>
     <w:rPr>
+      <w:rFonts w:eastAsia="黑体"/>
       <w:b/>
       <w:bCs/>
       <w:i/>
@@ -4367,6 +4658,7 @@
     <w:qFormat/>
     <w:rsid w:val="00FC693F"/>
     <w:rPr>
+      <w:rFonts w:eastAsia="黑体"/>
       <w:smallCaps/>
       <w:color w:themeColor="accent2" w:val="C0504D"/>
       <w:u w:val="single"/>
@@ -4379,6 +4671,7 @@
     <w:qFormat/>
     <w:rsid w:val="00FC693F"/>
     <w:rPr>
+      <w:rFonts w:eastAsia="黑体"/>
       <w:b/>
       <w:bCs/>
       <w:smallCaps/>
@@ -4394,6 +4687,7 @@
     <w:qFormat/>
     <w:rsid w:val="00FC693F"/>
     <w:rPr>
+      <w:rFonts w:eastAsia="黑体"/>
       <w:b/>
       <w:bCs/>
       <w:smallCaps/>
@@ -4448,6 +4742,7 @@
       <w:spacing w:after="0" w:line="240" w:lineRule="auto"/>
     </w:pPr>
     <w:rPr>
+      <w:rFonts w:eastAsia="黑体"/>
       <w:color w:themeColor="text1" w:themeShade="BF" w:val="000000"/>
     </w:rPr>
     <w:tblPr>
@@ -4470,6 +4765,7 @@
         <w:spacing w:after="0" w:before="0" w:line="240" w:lineRule="auto"/>
       </w:pPr>
       <w:rPr>
+        <w:rFonts w:eastAsia="黑体"/>
         <w:b/>
         <w:bCs/>
       </w:rPr>
@@ -4490,6 +4786,7 @@
         <w:spacing w:after="0" w:before="0" w:line="240" w:lineRule="auto"/>
       </w:pPr>
       <w:rPr>
+        <w:rFonts w:eastAsia="黑体"/>
         <w:b/>
         <w:bCs/>
       </w:rPr>
@@ -4507,12 +4804,14 @@
     </w:tblStylePr>
     <w:tblStylePr w:type="firstCol">
       <w:rPr>
+        <w:rFonts w:eastAsia="黑体"/>
         <w:b/>
         <w:bCs/>
       </w:rPr>
     </w:tblStylePr>
     <w:tblStylePr w:type="lastCol">
       <w:rPr>
+        <w:rFonts w:eastAsia="黑体"/>
         <w:b/>
         <w:bCs/>
       </w:rPr>
@@ -4551,6 +4850,7 @@
       <w:spacing w:after="0" w:line="240" w:lineRule="auto"/>
     </w:pPr>
     <w:rPr>
+      <w:rFonts w:eastAsia="黑体"/>
       <w:color w:themeColor="accent1" w:themeShade="BF" w:val="365F91"/>
     </w:rPr>
     <w:tblPr>
@@ -4573,6 +4873,7 @@
         <w:spacing w:after="0" w:before="0" w:line="240" w:lineRule="auto"/>
       </w:pPr>
       <w:rPr>
+        <w:rFonts w:eastAsia="黑体"/>
         <w:b/>
         <w:bCs/>
       </w:rPr>
@@ -4593,6 +4894,7 @@
         <w:spacing w:after="0" w:before="0" w:line="240" w:lineRule="auto"/>
       </w:pPr>
       <w:rPr>
+        <w:rFonts w:eastAsia="黑体"/>
         <w:b/>
         <w:bCs/>
       </w:rPr>
@@ -4610,12 +4912,14 @@
     </w:tblStylePr>
     <w:tblStylePr w:type="firstCol">
       <w:rPr>
+        <w:rFonts w:eastAsia="黑体"/>
         <w:b/>
         <w:bCs/>
       </w:rPr>
     </w:tblStylePr>
     <w:tblStylePr w:type="lastCol">
       <w:rPr>
+        <w:rFonts w:eastAsia="黑体"/>
         <w:b/>
         <w:bCs/>
       </w:rPr>
@@ -4654,6 +4958,7 @@
       <w:spacing w:after="0" w:line="240" w:lineRule="auto"/>
     </w:pPr>
     <w:rPr>
+      <w:rFonts w:eastAsia="黑体"/>
       <w:color w:themeColor="accent2" w:themeShade="BF" w:val="943634"/>
     </w:rPr>
     <w:tblPr>
@@ -4676,6 +4981,7 @@
         <w:spacing w:after="0" w:before="0" w:line="240" w:lineRule="auto"/>
       </w:pPr>
       <w:rPr>
+        <w:rFonts w:eastAsia="黑体"/>
         <w:b/>
         <w:bCs/>
       </w:rPr>
@@ -4696,6 +5002,7 @@
         <w:spacing w:after="0" w:before="0" w:line="240" w:lineRule="auto"/>
       </w:pPr>
       <w:rPr>
+        <w:rFonts w:eastAsia="黑体"/>
         <w:b/>
         <w:bCs/>
       </w:rPr>
@@ -4713,12 +5020,14 @@
     </w:tblStylePr>
     <w:tblStylePr w:type="firstCol">
       <w:rPr>
+        <w:rFonts w:eastAsia="黑体"/>
         <w:b/>
         <w:bCs/>
       </w:rPr>
     </w:tblStylePr>
     <w:tblStylePr w:type="lastCol">
       <w:rPr>
+        <w:rFonts w:eastAsia="黑体"/>
         <w:b/>
         <w:bCs/>
       </w:rPr>
@@ -4757,6 +5066,7 @@
       <w:spacing w:after="0" w:line="240" w:lineRule="auto"/>
     </w:pPr>
     <w:rPr>
+      <w:rFonts w:eastAsia="黑体"/>
       <w:color w:themeColor="accent3" w:themeShade="BF" w:val="76923C"/>
     </w:rPr>
     <w:tblPr>
@@ -4779,6 +5089,7 @@
         <w:spacing w:after="0" w:before="0" w:line="240" w:lineRule="auto"/>
       </w:pPr>
       <w:rPr>
+        <w:rFonts w:eastAsia="黑体"/>
         <w:b/>
         <w:bCs/>
       </w:rPr>
@@ -4799,6 +5110,7 @@
         <w:spacing w:after="0" w:before="0" w:line="240" w:lineRule="auto"/>
       </w:pPr>
       <w:rPr>
+        <w:rFonts w:eastAsia="黑体"/>
         <w:b/>
         <w:bCs/>
       </w:rPr>
@@ -4816,12 +5128,14 @@
     </w:tblStylePr>
     <w:tblStylePr w:type="firstCol">
       <w:rPr>
+        <w:rFonts w:eastAsia="黑体"/>
         <w:b/>
         <w:bCs/>
       </w:rPr>
     </w:tblStylePr>
     <w:tblStylePr w:type="lastCol">
       <w:rPr>
+        <w:rFonts w:eastAsia="黑体"/>
         <w:b/>
         <w:bCs/>
       </w:rPr>
@@ -4860,6 +5174,7 @@
       <w:spacing w:after="0" w:line="240" w:lineRule="auto"/>
     </w:pPr>
     <w:rPr>
+      <w:rFonts w:eastAsia="黑体"/>
       <w:color w:themeColor="accent4" w:themeShade="BF" w:val="5F497A"/>
     </w:rPr>
     <w:tblPr>
@@ -4882,6 +5197,7 @@
         <w:spacing w:after="0" w:before="0" w:line="240" w:lineRule="auto"/>
       </w:pPr>
       <w:rPr>
+        <w:rFonts w:eastAsia="黑体"/>
         <w:b/>
         <w:bCs/>
       </w:rPr>
@@ -4902,6 +5218,7 @@
         <w:spacing w:after="0" w:before="0" w:line="240" w:lineRule="auto"/>
       </w:pPr>
       <w:rPr>
+        <w:rFonts w:eastAsia="黑体"/>
         <w:b/>
         <w:bCs/>
       </w:rPr>
@@ -4919,12 +5236,14 @@
     </w:tblStylePr>
     <w:tblStylePr w:type="firstCol">
       <w:rPr>
+        <w:rFonts w:eastAsia="黑体"/>
         <w:b/>
         <w:bCs/>
       </w:rPr>
     </w:tblStylePr>
     <w:tblStylePr w:type="lastCol">
       <w:rPr>
+        <w:rFonts w:eastAsia="黑体"/>
         <w:b/>
         <w:bCs/>
       </w:rPr>
@@ -4963,6 +5282,7 @@
       <w:spacing w:after="0" w:line="240" w:lineRule="auto"/>
     </w:pPr>
     <w:rPr>
+      <w:rFonts w:eastAsia="黑体"/>
       <w:color w:themeColor="accent5" w:themeShade="BF" w:val="31849B"/>
     </w:rPr>
     <w:tblPr>
@@ -4985,6 +5305,7 @@
         <w:spacing w:after="0" w:before="0" w:line="240" w:lineRule="auto"/>
       </w:pPr>
       <w:rPr>
+        <w:rFonts w:eastAsia="黑体"/>
         <w:b/>
         <w:bCs/>
       </w:rPr>
@@ -5005,6 +5326,7 @@
         <w:spacing w:after="0" w:before="0" w:line="240" w:lineRule="auto"/>
       </w:pPr>
       <w:rPr>
+        <w:rFonts w:eastAsia="黑体"/>
         <w:b/>
         <w:bCs/>
       </w:rPr>
@@ -5022,12 +5344,14 @@
     </w:tblStylePr>
     <w:tblStylePr w:type="firstCol">
       <w:rPr>
+        <w:rFonts w:eastAsia="黑体"/>
         <w:b/>
         <w:bCs/>
       </w:rPr>
     </w:tblStylePr>
     <w:tblStylePr w:type="lastCol">
       <w:rPr>
+        <w:rFonts w:eastAsia="黑体"/>
         <w:b/>
         <w:bCs/>
       </w:rPr>
@@ -5066,6 +5390,7 @@
       <w:spacing w:after="0" w:line="240" w:lineRule="auto"/>
     </w:pPr>
     <w:rPr>
+      <w:rFonts w:eastAsia="黑体"/>
       <w:color w:themeColor="accent6" w:themeShade="BF" w:val="E36C0A"/>
     </w:rPr>
     <w:tblPr>
@@ -5088,6 +5413,7 @@
         <w:spacing w:after="0" w:before="0" w:line="240" w:lineRule="auto"/>
       </w:pPr>
       <w:rPr>
+        <w:rFonts w:eastAsia="黑体"/>
         <w:b/>
         <w:bCs/>
       </w:rPr>
@@ -5108,6 +5434,7 @@
         <w:spacing w:after="0" w:before="0" w:line="240" w:lineRule="auto"/>
       </w:pPr>
       <w:rPr>
+        <w:rFonts w:eastAsia="黑体"/>
         <w:b/>
         <w:bCs/>
       </w:rPr>
@@ -5125,12 +5452,14 @@
     </w:tblStylePr>
     <w:tblStylePr w:type="firstCol">
       <w:rPr>
+        <w:rFonts w:eastAsia="黑体"/>
         <w:b/>
         <w:bCs/>
       </w:rPr>
     </w:tblStylePr>
     <w:tblStylePr w:type="lastCol">
       <w:rPr>
+        <w:rFonts w:eastAsia="黑体"/>
         <w:b/>
         <w:bCs/>
       </w:rPr>
@@ -5190,6 +5519,7 @@
         <w:spacing w:after="0" w:before="0" w:line="240" w:lineRule="auto"/>
       </w:pPr>
       <w:rPr>
+        <w:rFonts w:eastAsia="黑体"/>
         <w:b/>
         <w:bCs/>
         <w:color w:themeColor="background1" w:val="FFFFFF"/>
@@ -5204,6 +5534,7 @@
         <w:spacing w:after="0" w:before="0" w:line="240" w:lineRule="auto"/>
       </w:pPr>
       <w:rPr>
+        <w:rFonts w:eastAsia="黑体"/>
         <w:b/>
         <w:bCs/>
       </w:rPr>
@@ -5219,12 +5550,14 @@
     </w:tblStylePr>
     <w:tblStylePr w:type="firstCol">
       <w:rPr>
+        <w:rFonts w:eastAsia="黑体"/>
         <w:b/>
         <w:bCs/>
       </w:rPr>
     </w:tblStylePr>
     <w:tblStylePr w:type="lastCol">
       <w:rPr>
+        <w:rFonts w:eastAsia="黑体"/>
         <w:b/>
         <w:bCs/>
       </w:rPr>
@@ -5282,6 +5615,7 @@
         <w:spacing w:after="0" w:before="0" w:line="240" w:lineRule="auto"/>
       </w:pPr>
       <w:rPr>
+        <w:rFonts w:eastAsia="黑体"/>
         <w:b/>
         <w:bCs/>
         <w:color w:themeColor="background1" w:val="FFFFFF"/>
@@ -5296,6 +5630,7 @@
         <w:spacing w:after="0" w:before="0" w:line="240" w:lineRule="auto"/>
       </w:pPr>
       <w:rPr>
+        <w:rFonts w:eastAsia="黑体"/>
         <w:b/>
         <w:bCs/>
       </w:rPr>
@@ -5311,12 +5646,14 @@
     </w:tblStylePr>
     <w:tblStylePr w:type="firstCol">
       <w:rPr>
+        <w:rFonts w:eastAsia="黑体"/>
         <w:b/>
         <w:bCs/>
       </w:rPr>
     </w:tblStylePr>
     <w:tblStylePr w:type="lastCol">
       <w:rPr>
+        <w:rFonts w:eastAsia="黑体"/>
         <w:b/>
         <w:bCs/>
       </w:rPr>
@@ -5374,6 +5711,7 @@
         <w:spacing w:after="0" w:before="0" w:line="240" w:lineRule="auto"/>
       </w:pPr>
       <w:rPr>
+        <w:rFonts w:eastAsia="黑体"/>
         <w:b/>
         <w:bCs/>
         <w:color w:themeColor="background1" w:val="FFFFFF"/>
@@ -5388,6 +5726,7 @@
         <w:spacing w:after="0" w:before="0" w:line="240" w:lineRule="auto"/>
       </w:pPr>
       <w:rPr>
+        <w:rFonts w:eastAsia="黑体"/>
         <w:b/>
         <w:bCs/>
       </w:rPr>
@@ -5403,12 +5742,14 @@
     </w:tblStylePr>
     <w:tblStylePr w:type="firstCol">
       <w:rPr>
+        <w:rFonts w:eastAsia="黑体"/>
         <w:b/>
         <w:bCs/>
       </w:rPr>
     </w:tblStylePr>
     <w:tblStylePr w:type="lastCol">
       <w:rPr>
+        <w:rFonts w:eastAsia="黑体"/>
         <w:b/>
         <w:bCs/>
       </w:rPr>
@@ -5466,6 +5807,7 @@
         <w:spacing w:after="0" w:before="0" w:line="240" w:lineRule="auto"/>
       </w:pPr>
       <w:rPr>
+        <w:rFonts w:eastAsia="黑体"/>
         <w:b/>
         <w:bCs/>
         <w:color w:themeColor="background1" w:val="FFFFFF"/>
@@ -5480,6 +5822,7 @@
         <w:spacing w:after="0" w:before="0" w:line="240" w:lineRule="auto"/>
       </w:pPr>
       <w:rPr>
+        <w:rFonts w:eastAsia="黑体"/>
         <w:b/>
         <w:bCs/>
       </w:rPr>
@@ -5495,12 +5838,14 @@
     </w:tblStylePr>
     <w:tblStylePr w:type="firstCol">
       <w:rPr>
+        <w:rFonts w:eastAsia="黑体"/>
         <w:b/>
         <w:bCs/>
       </w:rPr>
     </w:tblStylePr>
     <w:tblStylePr w:type="lastCol">
       <w:rPr>
+        <w:rFonts w:eastAsia="黑体"/>
         <w:b/>
         <w:bCs/>
       </w:rPr>
@@ -5558,6 +5903,7 @@
         <w:spacing w:after="0" w:before="0" w:line="240" w:lineRule="auto"/>
       </w:pPr>
       <w:rPr>
+        <w:rFonts w:eastAsia="黑体"/>
         <w:b/>
         <w:bCs/>
         <w:color w:themeColor="background1" w:val="FFFFFF"/>
@@ -5572,6 +5918,7 @@
         <w:spacing w:after="0" w:before="0" w:line="240" w:lineRule="auto"/>
       </w:pPr>
       <w:rPr>
+        <w:rFonts w:eastAsia="黑体"/>
         <w:b/>
         <w:bCs/>
       </w:rPr>
@@ -5587,12 +5934,14 @@
     </w:tblStylePr>
     <w:tblStylePr w:type="firstCol">
       <w:rPr>
+        <w:rFonts w:eastAsia="黑体"/>
         <w:b/>
         <w:bCs/>
       </w:rPr>
     </w:tblStylePr>
     <w:tblStylePr w:type="lastCol">
       <w:rPr>
+        <w:rFonts w:eastAsia="黑体"/>
         <w:b/>
         <w:bCs/>
       </w:rPr>
@@ -5650,6 +5999,7 @@
         <w:spacing w:after="0" w:before="0" w:line="240" w:lineRule="auto"/>
       </w:pPr>
       <w:rPr>
+        <w:rFonts w:eastAsia="黑体"/>
         <w:b/>
         <w:bCs/>
         <w:color w:themeColor="background1" w:val="FFFFFF"/>
@@ -5664,6 +6014,7 @@
         <w:spacing w:after="0" w:before="0" w:line="240" w:lineRule="auto"/>
       </w:pPr>
       <w:rPr>
+        <w:rFonts w:eastAsia="黑体"/>
         <w:b/>
         <w:bCs/>
       </w:rPr>
@@ -5679,12 +6030,14 @@
     </w:tblStylePr>
     <w:tblStylePr w:type="firstCol">
       <w:rPr>
+        <w:rFonts w:eastAsia="黑体"/>
         <w:b/>
         <w:bCs/>
       </w:rPr>
     </w:tblStylePr>
     <w:tblStylePr w:type="lastCol">
       <w:rPr>
+        <w:rFonts w:eastAsia="黑体"/>
         <w:b/>
         <w:bCs/>
       </w:rPr>
@@ -5742,6 +6095,7 @@
         <w:spacing w:after="0" w:before="0" w:line="240" w:lineRule="auto"/>
       </w:pPr>
       <w:rPr>
+        <w:rFonts w:eastAsia="黑体"/>
         <w:b/>
         <w:bCs/>
         <w:color w:themeColor="background1" w:val="FFFFFF"/>
@@ -5756,6 +6110,7 @@
         <w:spacing w:after="0" w:before="0" w:line="240" w:lineRule="auto"/>
       </w:pPr>
       <w:rPr>
+        <w:rFonts w:eastAsia="黑体"/>
         <w:b/>
         <w:bCs/>
       </w:rPr>
@@ -5771,12 +6126,14 @@
     </w:tblStylePr>
     <w:tblStylePr w:type="firstCol">
       <w:rPr>
+        <w:rFonts w:eastAsia="黑体"/>
         <w:b/>
         <w:bCs/>
       </w:rPr>
     </w:tblStylePr>
     <w:tblStylePr w:type="lastCol">
       <w:rPr>
+        <w:rFonts w:eastAsia="黑体"/>
         <w:b/>
         <w:bCs/>
       </w:rPr>
@@ -5836,7 +6193,7 @@
         <w:spacing w:after="0" w:before="0" w:line="240" w:lineRule="auto"/>
       </w:pPr>
       <w:rPr>
-        <w:rFonts w:asciiTheme="majorHAnsi" w:cstheme="majorBidi" w:eastAsiaTheme="majorEastAsia" w:hAnsiTheme="majorHAnsi"/>
+        <w:rFonts w:asciiTheme="majorHAnsi" w:cstheme="majorBidi" w:hAnsiTheme="majorHAnsi" w:eastAsia="黑体"/>
         <w:b/>
         <w:bCs/>
       </w:rPr>
@@ -5857,7 +6214,7 @@
         <w:spacing w:after="0" w:before="0" w:line="240" w:lineRule="auto"/>
       </w:pPr>
       <w:rPr>
-        <w:rFonts w:asciiTheme="majorHAnsi" w:cstheme="majorBidi" w:eastAsiaTheme="majorEastAsia" w:hAnsiTheme="majorHAnsi"/>
+        <w:rFonts w:asciiTheme="majorHAnsi" w:cstheme="majorBidi" w:hAnsiTheme="majorHAnsi" w:eastAsia="黑体"/>
         <w:b/>
         <w:bCs/>
       </w:rPr>
@@ -5875,14 +6232,14 @@
     </w:tblStylePr>
     <w:tblStylePr w:type="firstCol">
       <w:rPr>
-        <w:rFonts w:asciiTheme="majorHAnsi" w:cstheme="majorBidi" w:eastAsiaTheme="majorEastAsia" w:hAnsiTheme="majorHAnsi"/>
+        <w:rFonts w:asciiTheme="majorHAnsi" w:cstheme="majorBidi" w:hAnsiTheme="majorHAnsi" w:eastAsia="黑体"/>
         <w:b/>
         <w:bCs/>
       </w:rPr>
     </w:tblStylePr>
     <w:tblStylePr w:type="lastCol">
       <w:rPr>
-        <w:rFonts w:asciiTheme="majorHAnsi" w:cstheme="majorBidi" w:eastAsiaTheme="majorEastAsia" w:hAnsiTheme="majorHAnsi"/>
+        <w:rFonts w:asciiTheme="majorHAnsi" w:cstheme="majorBidi" w:hAnsiTheme="majorHAnsi" w:eastAsia="黑体"/>
         <w:b/>
         <w:bCs/>
       </w:rPr>
@@ -5966,7 +6323,7 @@
         <w:spacing w:after="0" w:before="0" w:line="240" w:lineRule="auto"/>
       </w:pPr>
       <w:rPr>
-        <w:rFonts w:asciiTheme="majorHAnsi" w:cstheme="majorBidi" w:eastAsiaTheme="majorEastAsia" w:hAnsiTheme="majorHAnsi"/>
+        <w:rFonts w:asciiTheme="majorHAnsi" w:cstheme="majorBidi" w:hAnsiTheme="majorHAnsi" w:eastAsia="黑体"/>
         <w:b/>
         <w:bCs/>
       </w:rPr>
@@ -5987,7 +6344,7 @@
         <w:spacing w:after="0" w:before="0" w:line="240" w:lineRule="auto"/>
       </w:pPr>
       <w:rPr>
-        <w:rFonts w:asciiTheme="majorHAnsi" w:cstheme="majorBidi" w:eastAsiaTheme="majorEastAsia" w:hAnsiTheme="majorHAnsi"/>
+        <w:rFonts w:asciiTheme="majorHAnsi" w:cstheme="majorBidi" w:hAnsiTheme="majorHAnsi" w:eastAsia="黑体"/>
         <w:b/>
         <w:bCs/>
       </w:rPr>
@@ -6005,14 +6362,14 @@
     </w:tblStylePr>
     <w:tblStylePr w:type="firstCol">
       <w:rPr>
-        <w:rFonts w:asciiTheme="majorHAnsi" w:cstheme="majorBidi" w:eastAsiaTheme="majorEastAsia" w:hAnsiTheme="majorHAnsi"/>
+        <w:rFonts w:asciiTheme="majorHAnsi" w:cstheme="majorBidi" w:hAnsiTheme="majorHAnsi" w:eastAsia="黑体"/>
         <w:b/>
         <w:bCs/>
       </w:rPr>
     </w:tblStylePr>
     <w:tblStylePr w:type="lastCol">
       <w:rPr>
-        <w:rFonts w:asciiTheme="majorHAnsi" w:cstheme="majorBidi" w:eastAsiaTheme="majorEastAsia" w:hAnsiTheme="majorHAnsi"/>
+        <w:rFonts w:asciiTheme="majorHAnsi" w:cstheme="majorBidi" w:hAnsiTheme="majorHAnsi" w:eastAsia="黑体"/>
         <w:b/>
         <w:bCs/>
       </w:rPr>
@@ -6096,7 +6453,7 @@
         <w:spacing w:after="0" w:before="0" w:line="240" w:lineRule="auto"/>
       </w:pPr>
       <w:rPr>
-        <w:rFonts w:asciiTheme="majorHAnsi" w:cstheme="majorBidi" w:eastAsiaTheme="majorEastAsia" w:hAnsiTheme="majorHAnsi"/>
+        <w:rFonts w:asciiTheme="majorHAnsi" w:cstheme="majorBidi" w:hAnsiTheme="majorHAnsi" w:eastAsia="黑体"/>
         <w:b/>
         <w:bCs/>
       </w:rPr>
@@ -6117,7 +6474,7 @@
         <w:spacing w:after="0" w:before="0" w:line="240" w:lineRule="auto"/>
       </w:pPr>
       <w:rPr>
-        <w:rFonts w:asciiTheme="majorHAnsi" w:cstheme="majorBidi" w:eastAsiaTheme="majorEastAsia" w:hAnsiTheme="majorHAnsi"/>
+        <w:rFonts w:asciiTheme="majorHAnsi" w:cstheme="majorBidi" w:hAnsiTheme="majorHAnsi" w:eastAsia="黑体"/>
         <w:b/>
         <w:bCs/>
       </w:rPr>
@@ -6135,14 +6492,14 @@
     </w:tblStylePr>
     <w:tblStylePr w:type="firstCol">
       <w:rPr>
-        <w:rFonts w:asciiTheme="majorHAnsi" w:cstheme="majorBidi" w:eastAsiaTheme="majorEastAsia" w:hAnsiTheme="majorHAnsi"/>
+        <w:rFonts w:asciiTheme="majorHAnsi" w:cstheme="majorBidi" w:hAnsiTheme="majorHAnsi" w:eastAsia="黑体"/>
         <w:b/>
         <w:bCs/>
       </w:rPr>
     </w:tblStylePr>
     <w:tblStylePr w:type="lastCol">
       <w:rPr>
-        <w:rFonts w:asciiTheme="majorHAnsi" w:cstheme="majorBidi" w:eastAsiaTheme="majorEastAsia" w:hAnsiTheme="majorHAnsi"/>
+        <w:rFonts w:asciiTheme="majorHAnsi" w:cstheme="majorBidi" w:hAnsiTheme="majorHAnsi" w:eastAsia="黑体"/>
         <w:b/>
         <w:bCs/>
       </w:rPr>
@@ -6226,7 +6583,7 @@
         <w:spacing w:after="0" w:before="0" w:line="240" w:lineRule="auto"/>
       </w:pPr>
       <w:rPr>
-        <w:rFonts w:asciiTheme="majorHAnsi" w:cstheme="majorBidi" w:eastAsiaTheme="majorEastAsia" w:hAnsiTheme="majorHAnsi"/>
+        <w:rFonts w:asciiTheme="majorHAnsi" w:cstheme="majorBidi" w:hAnsiTheme="majorHAnsi" w:eastAsia="黑体"/>
         <w:b/>
         <w:bCs/>
       </w:rPr>
@@ -6247,7 +6604,7 @@
         <w:spacing w:after="0" w:before="0" w:line="240" w:lineRule="auto"/>
       </w:pPr>
       <w:rPr>
-        <w:rFonts w:asciiTheme="majorHAnsi" w:cstheme="majorBidi" w:eastAsiaTheme="majorEastAsia" w:hAnsiTheme="majorHAnsi"/>
+        <w:rFonts w:asciiTheme="majorHAnsi" w:cstheme="majorBidi" w:hAnsiTheme="majorHAnsi" w:eastAsia="黑体"/>
         <w:b/>
         <w:bCs/>
       </w:rPr>
@@ -6265,14 +6622,14 @@
     </w:tblStylePr>
     <w:tblStylePr w:type="firstCol">
       <w:rPr>
-        <w:rFonts w:asciiTheme="majorHAnsi" w:cstheme="majorBidi" w:eastAsiaTheme="majorEastAsia" w:hAnsiTheme="majorHAnsi"/>
+        <w:rFonts w:asciiTheme="majorHAnsi" w:cstheme="majorBidi" w:hAnsiTheme="majorHAnsi" w:eastAsia="黑体"/>
         <w:b/>
         <w:bCs/>
       </w:rPr>
     </w:tblStylePr>
     <w:tblStylePr w:type="lastCol">
       <w:rPr>
-        <w:rFonts w:asciiTheme="majorHAnsi" w:cstheme="majorBidi" w:eastAsiaTheme="majorEastAsia" w:hAnsiTheme="majorHAnsi"/>
+        <w:rFonts w:asciiTheme="majorHAnsi" w:cstheme="majorBidi" w:hAnsiTheme="majorHAnsi" w:eastAsia="黑体"/>
         <w:b/>
         <w:bCs/>
       </w:rPr>
@@ -6356,7 +6713,7 @@
         <w:spacing w:after="0" w:before="0" w:line="240" w:lineRule="auto"/>
       </w:pPr>
       <w:rPr>
-        <w:rFonts w:asciiTheme="majorHAnsi" w:cstheme="majorBidi" w:eastAsiaTheme="majorEastAsia" w:hAnsiTheme="majorHAnsi"/>
+        <w:rFonts w:asciiTheme="majorHAnsi" w:cstheme="majorBidi" w:hAnsiTheme="majorHAnsi" w:eastAsia="黑体"/>
         <w:b/>
         <w:bCs/>
       </w:rPr>
@@ -6377,7 +6734,7 @@
         <w:spacing w:after="0" w:before="0" w:line="240" w:lineRule="auto"/>
       </w:pPr>
       <w:rPr>
-        <w:rFonts w:asciiTheme="majorHAnsi" w:cstheme="majorBidi" w:eastAsiaTheme="majorEastAsia" w:hAnsiTheme="majorHAnsi"/>
+        <w:rFonts w:asciiTheme="majorHAnsi" w:cstheme="majorBidi" w:hAnsiTheme="majorHAnsi" w:eastAsia="黑体"/>
         <w:b/>
         <w:bCs/>
       </w:rPr>
@@ -6395,14 +6752,14 @@
     </w:tblStylePr>
     <w:tblStylePr w:type="firstCol">
       <w:rPr>
-        <w:rFonts w:asciiTheme="majorHAnsi" w:cstheme="majorBidi" w:eastAsiaTheme="majorEastAsia" w:hAnsiTheme="majorHAnsi"/>
+        <w:rFonts w:asciiTheme="majorHAnsi" w:cstheme="majorBidi" w:hAnsiTheme="majorHAnsi" w:eastAsia="黑体"/>
         <w:b/>
         <w:bCs/>
       </w:rPr>
     </w:tblStylePr>
     <w:tblStylePr w:type="lastCol">
       <w:rPr>
-        <w:rFonts w:asciiTheme="majorHAnsi" w:cstheme="majorBidi" w:eastAsiaTheme="majorEastAsia" w:hAnsiTheme="majorHAnsi"/>
+        <w:rFonts w:asciiTheme="majorHAnsi" w:cstheme="majorBidi" w:hAnsiTheme="majorHAnsi" w:eastAsia="黑体"/>
         <w:b/>
         <w:bCs/>
       </w:rPr>
@@ -6486,7 +6843,7 @@
         <w:spacing w:after="0" w:before="0" w:line="240" w:lineRule="auto"/>
       </w:pPr>
       <w:rPr>
-        <w:rFonts w:asciiTheme="majorHAnsi" w:cstheme="majorBidi" w:eastAsiaTheme="majorEastAsia" w:hAnsiTheme="majorHAnsi"/>
+        <w:rFonts w:asciiTheme="majorHAnsi" w:cstheme="majorBidi" w:hAnsiTheme="majorHAnsi" w:eastAsia="黑体"/>
         <w:b/>
         <w:bCs/>
       </w:rPr>
@@ -6507,7 +6864,7 @@
         <w:spacing w:after="0" w:before="0" w:line="240" w:lineRule="auto"/>
       </w:pPr>
       <w:rPr>
-        <w:rFonts w:asciiTheme="majorHAnsi" w:cstheme="majorBidi" w:eastAsiaTheme="majorEastAsia" w:hAnsiTheme="majorHAnsi"/>
+        <w:rFonts w:asciiTheme="majorHAnsi" w:cstheme="majorBidi" w:hAnsiTheme="majorHAnsi" w:eastAsia="黑体"/>
         <w:b/>
         <w:bCs/>
       </w:rPr>
@@ -6525,14 +6882,14 @@
     </w:tblStylePr>
     <w:tblStylePr w:type="firstCol">
       <w:rPr>
-        <w:rFonts w:asciiTheme="majorHAnsi" w:cstheme="majorBidi" w:eastAsiaTheme="majorEastAsia" w:hAnsiTheme="majorHAnsi"/>
+        <w:rFonts w:asciiTheme="majorHAnsi" w:cstheme="majorBidi" w:hAnsiTheme="majorHAnsi" w:eastAsia="黑体"/>
         <w:b/>
         <w:bCs/>
       </w:rPr>
     </w:tblStylePr>
     <w:tblStylePr w:type="lastCol">
       <w:rPr>
-        <w:rFonts w:asciiTheme="majorHAnsi" w:cstheme="majorBidi" w:eastAsiaTheme="majorEastAsia" w:hAnsiTheme="majorHAnsi"/>
+        <w:rFonts w:asciiTheme="majorHAnsi" w:cstheme="majorBidi" w:hAnsiTheme="majorHAnsi" w:eastAsia="黑体"/>
         <w:b/>
         <w:bCs/>
       </w:rPr>
@@ -6616,7 +6973,7 @@
         <w:spacing w:after="0" w:before="0" w:line="240" w:lineRule="auto"/>
       </w:pPr>
       <w:rPr>
-        <w:rFonts w:asciiTheme="majorHAnsi" w:cstheme="majorBidi" w:eastAsiaTheme="majorEastAsia" w:hAnsiTheme="majorHAnsi"/>
+        <w:rFonts w:asciiTheme="majorHAnsi" w:cstheme="majorBidi" w:hAnsiTheme="majorHAnsi" w:eastAsia="黑体"/>
         <w:b/>
         <w:bCs/>
       </w:rPr>
@@ -6637,7 +6994,7 @@
         <w:spacing w:after="0" w:before="0" w:line="240" w:lineRule="auto"/>
       </w:pPr>
       <w:rPr>
-        <w:rFonts w:asciiTheme="majorHAnsi" w:cstheme="majorBidi" w:eastAsiaTheme="majorEastAsia" w:hAnsiTheme="majorHAnsi"/>
+        <w:rFonts w:asciiTheme="majorHAnsi" w:cstheme="majorBidi" w:hAnsiTheme="majorHAnsi" w:eastAsia="黑体"/>
         <w:b/>
         <w:bCs/>
       </w:rPr>
@@ -6655,14 +7012,14 @@
     </w:tblStylePr>
     <w:tblStylePr w:type="firstCol">
       <w:rPr>
-        <w:rFonts w:asciiTheme="majorHAnsi" w:cstheme="majorBidi" w:eastAsiaTheme="majorEastAsia" w:hAnsiTheme="majorHAnsi"/>
+        <w:rFonts w:asciiTheme="majorHAnsi" w:cstheme="majorBidi" w:hAnsiTheme="majorHAnsi" w:eastAsia="黑体"/>
         <w:b/>
         <w:bCs/>
       </w:rPr>
     </w:tblStylePr>
     <w:tblStylePr w:type="lastCol">
       <w:rPr>
-        <w:rFonts w:asciiTheme="majorHAnsi" w:cstheme="majorBidi" w:eastAsiaTheme="majorEastAsia" w:hAnsiTheme="majorHAnsi"/>
+        <w:rFonts w:asciiTheme="majorHAnsi" w:cstheme="majorBidi" w:hAnsiTheme="majorHAnsi" w:eastAsia="黑体"/>
         <w:b/>
         <w:bCs/>
       </w:rPr>
@@ -6745,6 +7102,7 @@
         <w:spacing w:after="0" w:before="0" w:line="240" w:lineRule="auto"/>
       </w:pPr>
       <w:rPr>
+        <w:rFonts w:eastAsia="黑体"/>
         <w:b/>
         <w:bCs/>
         <w:color w:themeColor="background1" w:val="FFFFFF"/>
@@ -6767,6 +7125,7 @@
         <w:spacing w:after="0" w:before="0" w:line="240" w:lineRule="auto"/>
       </w:pPr>
       <w:rPr>
+        <w:rFonts w:eastAsia="黑体"/>
         <w:b/>
         <w:bCs/>
       </w:rPr>
@@ -6784,12 +7143,14 @@
     </w:tblStylePr>
     <w:tblStylePr w:type="firstCol">
       <w:rPr>
+        <w:rFonts w:eastAsia="黑体"/>
         <w:b/>
         <w:bCs/>
       </w:rPr>
     </w:tblStylePr>
     <w:tblStylePr w:type="lastCol">
       <w:rPr>
+        <w:rFonts w:eastAsia="黑体"/>
         <w:b/>
         <w:bCs/>
       </w:rPr>
@@ -6851,6 +7212,7 @@
         <w:spacing w:after="0" w:before="0" w:line="240" w:lineRule="auto"/>
       </w:pPr>
       <w:rPr>
+        <w:rFonts w:eastAsia="黑体"/>
         <w:b/>
         <w:bCs/>
         <w:color w:themeColor="background1" w:val="FFFFFF"/>
@@ -6873,6 +7235,7 @@
         <w:spacing w:after="0" w:before="0" w:line="240" w:lineRule="auto"/>
       </w:pPr>
       <w:rPr>
+        <w:rFonts w:eastAsia="黑体"/>
         <w:b/>
         <w:bCs/>
       </w:rPr>
@@ -6890,12 +7253,14 @@
     </w:tblStylePr>
     <w:tblStylePr w:type="firstCol">
       <w:rPr>
+        <w:rFonts w:eastAsia="黑体"/>
         <w:b/>
         <w:bCs/>
       </w:rPr>
     </w:tblStylePr>
     <w:tblStylePr w:type="lastCol">
       <w:rPr>
+        <w:rFonts w:eastAsia="黑体"/>
         <w:b/>
         <w:bCs/>
       </w:rPr>
@@ -6957,6 +7322,7 @@
         <w:spacing w:after="0" w:before="0" w:line="240" w:lineRule="auto"/>
       </w:pPr>
       <w:rPr>
+        <w:rFonts w:eastAsia="黑体"/>
         <w:b/>
         <w:bCs/>
         <w:color w:themeColor="background1" w:val="FFFFFF"/>
@@ -6979,6 +7345,7 @@
         <w:spacing w:after="0" w:before="0" w:line="240" w:lineRule="auto"/>
       </w:pPr>
       <w:rPr>
+        <w:rFonts w:eastAsia="黑体"/>
         <w:b/>
         <w:bCs/>
       </w:rPr>
@@ -6996,12 +7363,14 @@
     </w:tblStylePr>
     <w:tblStylePr w:type="firstCol">
       <w:rPr>
+        <w:rFonts w:eastAsia="黑体"/>
         <w:b/>
         <w:bCs/>
       </w:rPr>
     </w:tblStylePr>
     <w:tblStylePr w:type="lastCol">
       <w:rPr>
+        <w:rFonts w:eastAsia="黑体"/>
         <w:b/>
         <w:bCs/>
       </w:rPr>
@@ -7063,6 +7432,7 @@
         <w:spacing w:after="0" w:before="0" w:line="240" w:lineRule="auto"/>
       </w:pPr>
       <w:rPr>
+        <w:rFonts w:eastAsia="黑体"/>
         <w:b/>
         <w:bCs/>
         <w:color w:themeColor="background1" w:val="FFFFFF"/>
@@ -7085,6 +7455,7 @@
         <w:spacing w:after="0" w:before="0" w:line="240" w:lineRule="auto"/>
       </w:pPr>
       <w:rPr>
+        <w:rFonts w:eastAsia="黑体"/>
         <w:b/>
         <w:bCs/>
       </w:rPr>
@@ -7102,12 +7473,14 @@
     </w:tblStylePr>
     <w:tblStylePr w:type="firstCol">
       <w:rPr>
+        <w:rFonts w:eastAsia="黑体"/>
         <w:b/>
         <w:bCs/>
       </w:rPr>
     </w:tblStylePr>
     <w:tblStylePr w:type="lastCol">
       <w:rPr>
+        <w:rFonts w:eastAsia="黑体"/>
         <w:b/>
         <w:bCs/>
       </w:rPr>
@@ -7169,6 +7542,7 @@
         <w:spacing w:after="0" w:before="0" w:line="240" w:lineRule="auto"/>
       </w:pPr>
       <w:rPr>
+        <w:rFonts w:eastAsia="黑体"/>
         <w:b/>
         <w:bCs/>
         <w:color w:themeColor="background1" w:val="FFFFFF"/>
@@ -7191,6 +7565,7 @@
         <w:spacing w:after="0" w:before="0" w:line="240" w:lineRule="auto"/>
       </w:pPr>
       <w:rPr>
+        <w:rFonts w:eastAsia="黑体"/>
         <w:b/>
         <w:bCs/>
       </w:rPr>
@@ -7208,12 +7583,14 @@
     </w:tblStylePr>
     <w:tblStylePr w:type="firstCol">
       <w:rPr>
+        <w:rFonts w:eastAsia="黑体"/>
         <w:b/>
         <w:bCs/>
       </w:rPr>
     </w:tblStylePr>
     <w:tblStylePr w:type="lastCol">
       <w:rPr>
+        <w:rFonts w:eastAsia="黑体"/>
         <w:b/>
         <w:bCs/>
       </w:rPr>
@@ -7275,6 +7652,7 @@
         <w:spacing w:after="0" w:before="0" w:line="240" w:lineRule="auto"/>
       </w:pPr>
       <w:rPr>
+        <w:rFonts w:eastAsia="黑体"/>
         <w:b/>
         <w:bCs/>
         <w:color w:themeColor="background1" w:val="FFFFFF"/>
@@ -7297,6 +7675,7 @@
         <w:spacing w:after="0" w:before="0" w:line="240" w:lineRule="auto"/>
       </w:pPr>
       <w:rPr>
+        <w:rFonts w:eastAsia="黑体"/>
         <w:b/>
         <w:bCs/>
       </w:rPr>
@@ -7314,12 +7693,14 @@
     </w:tblStylePr>
     <w:tblStylePr w:type="firstCol">
       <w:rPr>
+        <w:rFonts w:eastAsia="黑体"/>
         <w:b/>
         <w:bCs/>
       </w:rPr>
     </w:tblStylePr>
     <w:tblStylePr w:type="lastCol">
       <w:rPr>
+        <w:rFonts w:eastAsia="黑体"/>
         <w:b/>
         <w:bCs/>
       </w:rPr>
@@ -7381,6 +7762,7 @@
         <w:spacing w:after="0" w:before="0" w:line="240" w:lineRule="auto"/>
       </w:pPr>
       <w:rPr>
+        <w:rFonts w:eastAsia="黑体"/>
         <w:b/>
         <w:bCs/>
         <w:color w:themeColor="background1" w:val="FFFFFF"/>
@@ -7403,6 +7785,7 @@
         <w:spacing w:after="0" w:before="0" w:line="240" w:lineRule="auto"/>
       </w:pPr>
       <w:rPr>
+        <w:rFonts w:eastAsia="黑体"/>
         <w:b/>
         <w:bCs/>
       </w:rPr>
@@ -7420,12 +7803,14 @@
     </w:tblStylePr>
     <w:tblStylePr w:type="firstCol">
       <w:rPr>
+        <w:rFonts w:eastAsia="黑体"/>
         <w:b/>
         <w:bCs/>
       </w:rPr>
     </w:tblStylePr>
     <w:tblStylePr w:type="lastCol">
       <w:rPr>
+        <w:rFonts w:eastAsia="黑体"/>
         <w:b/>
         <w:bCs/>
       </w:rPr>
@@ -7484,6 +7869,7 @@
         <w:spacing w:after="0" w:before="0" w:line="240" w:lineRule="auto"/>
       </w:pPr>
       <w:rPr>
+        <w:rFonts w:eastAsia="黑体"/>
         <w:b/>
         <w:bCs/>
         <w:color w:themeColor="background1" w:val="FFFFFF"/>
@@ -7506,6 +7892,7 @@
         <w:spacing w:after="0" w:before="0" w:line="240" w:lineRule="auto"/>
       </w:pPr>
       <w:rPr>
+        <w:rFonts w:eastAsia="黑体"/>
         <w:color w:val="auto"/>
       </w:rPr>
       <w:tblPr/>
@@ -7523,6 +7910,7 @@
     </w:tblStylePr>
     <w:tblStylePr w:type="firstCol">
       <w:rPr>
+        <w:rFonts w:eastAsia="黑体"/>
         <w:b/>
         <w:bCs/>
         <w:color w:themeColor="background1" w:val="FFFFFF"/>
@@ -7542,6 +7930,7 @@
     </w:tblStylePr>
     <w:tblStylePr w:type="lastCol">
       <w:rPr>
+        <w:rFonts w:eastAsia="黑体"/>
         <w:b/>
         <w:bCs/>
         <w:color w:themeColor="background1" w:val="FFFFFF"/>
@@ -7590,6 +7979,7 @@
     </w:tblStylePr>
     <w:tblStylePr w:type="nwCell">
       <w:rPr>
+        <w:rFonts w:eastAsia="黑体"/>
         <w:color w:themeColor="background1" w:val="FFFFFF"/>
       </w:rPr>
       <w:tblPr/>
@@ -7633,6 +8023,7 @@
         <w:spacing w:after="0" w:before="0" w:line="240" w:lineRule="auto"/>
       </w:pPr>
       <w:rPr>
+        <w:rFonts w:eastAsia="黑体"/>
         <w:b/>
         <w:bCs/>
         <w:color w:themeColor="background1" w:val="FFFFFF"/>
@@ -7655,6 +8046,7 @@
         <w:spacing w:after="0" w:before="0" w:line="240" w:lineRule="auto"/>
       </w:pPr>
       <w:rPr>
+        <w:rFonts w:eastAsia="黑体"/>
         <w:color w:val="auto"/>
       </w:rPr>
       <w:tblPr/>
@@ -7672,6 +8064,7 @@
     </w:tblStylePr>
     <w:tblStylePr w:type="firstCol">
       <w:rPr>
+        <w:rFonts w:eastAsia="黑体"/>
         <w:b/>
         <w:bCs/>
         <w:color w:themeColor="background1" w:val="FFFFFF"/>
@@ -7691,6 +8084,7 @@
     </w:tblStylePr>
     <w:tblStylePr w:type="lastCol">
       <w:rPr>
+        <w:rFonts w:eastAsia="黑体"/>
         <w:b/>
         <w:bCs/>
         <w:color w:themeColor="background1" w:val="FFFFFF"/>
@@ -7739,6 +8133,7 @@
     </w:tblStylePr>
     <w:tblStylePr w:type="nwCell">
       <w:rPr>
+        <w:rFonts w:eastAsia="黑体"/>
         <w:color w:themeColor="background1" w:val="FFFFFF"/>
       </w:rPr>
       <w:tblPr/>
@@ -7782,6 +8177,7 @@
         <w:spacing w:after="0" w:before="0" w:line="240" w:lineRule="auto"/>
       </w:pPr>
       <w:rPr>
+        <w:rFonts w:eastAsia="黑体"/>
         <w:b/>
         <w:bCs/>
         <w:color w:themeColor="background1" w:val="FFFFFF"/>
@@ -7804,6 +8200,7 @@
         <w:spacing w:after="0" w:before="0" w:line="240" w:lineRule="auto"/>
       </w:pPr>
       <w:rPr>
+        <w:rFonts w:eastAsia="黑体"/>
         <w:color w:val="auto"/>
       </w:rPr>
       <w:tblPr/>
@@ -7821,6 +8218,7 @@
     </w:tblStylePr>
     <w:tblStylePr w:type="firstCol">
       <w:rPr>
+        <w:rFonts w:eastAsia="黑体"/>
         <w:b/>
         <w:bCs/>
         <w:color w:themeColor="background1" w:val="FFFFFF"/>
@@ -7840,6 +8238,7 @@
     </w:tblStylePr>
     <w:tblStylePr w:type="lastCol">
       <w:rPr>
+        <w:rFonts w:eastAsia="黑体"/>
         <w:b/>
         <w:bCs/>
         <w:color w:themeColor="background1" w:val="FFFFFF"/>
@@ -7888,6 +8287,7 @@
     </w:tblStylePr>
     <w:tblStylePr w:type="nwCell">
       <w:rPr>
+        <w:rFonts w:eastAsia="黑体"/>
         <w:color w:themeColor="background1" w:val="FFFFFF"/>
       </w:rPr>
       <w:tblPr/>
@@ -7931,6 +8331,7 @@
         <w:spacing w:after="0" w:before="0" w:line="240" w:lineRule="auto"/>
       </w:pPr>
       <w:rPr>
+        <w:rFonts w:eastAsia="黑体"/>
         <w:b/>
         <w:bCs/>
         <w:color w:themeColor="background1" w:val="FFFFFF"/>
@@ -7953,6 +8354,7 @@
         <w:spacing w:after="0" w:before="0" w:line="240" w:lineRule="auto"/>
       </w:pPr>
       <w:rPr>
+        <w:rFonts w:eastAsia="黑体"/>
         <w:color w:val="auto"/>
       </w:rPr>
       <w:tblPr/>
@@ -7970,6 +8372,7 @@
     </w:tblStylePr>
     <w:tblStylePr w:type="firstCol">
       <w:rPr>
+        <w:rFonts w:eastAsia="黑体"/>
         <w:b/>
         <w:bCs/>
         <w:color w:themeColor="background1" w:val="FFFFFF"/>
@@ -7989,6 +8392,7 @@
     </w:tblStylePr>
     <w:tblStylePr w:type="lastCol">
       <w:rPr>
+        <w:rFonts w:eastAsia="黑体"/>
         <w:b/>
         <w:bCs/>
         <w:color w:themeColor="background1" w:val="FFFFFF"/>
@@ -8037,6 +8441,7 @@
     </w:tblStylePr>
     <w:tblStylePr w:type="nwCell">
       <w:rPr>
+        <w:rFonts w:eastAsia="黑体"/>
         <w:color w:themeColor="background1" w:val="FFFFFF"/>
       </w:rPr>
       <w:tblPr/>
@@ -8080,6 +8485,7 @@
         <w:spacing w:after="0" w:before="0" w:line="240" w:lineRule="auto"/>
       </w:pPr>
       <w:rPr>
+        <w:rFonts w:eastAsia="黑体"/>
         <w:b/>
         <w:bCs/>
         <w:color w:themeColor="background1" w:val="FFFFFF"/>
@@ -8102,6 +8508,7 @@
         <w:spacing w:after="0" w:before="0" w:line="240" w:lineRule="auto"/>
       </w:pPr>
       <w:rPr>
+        <w:rFonts w:eastAsia="黑体"/>
         <w:color w:val="auto"/>
       </w:rPr>
       <w:tblPr/>
@@ -8119,6 +8526,7 @@
     </w:tblStylePr>
     <w:tblStylePr w:type="firstCol">
       <w:rPr>
+        <w:rFonts w:eastAsia="黑体"/>
         <w:b/>
         <w:bCs/>
         <w:color w:themeColor="background1" w:val="FFFFFF"/>
@@ -8138,6 +8546,7 @@
     </w:tblStylePr>
     <w:tblStylePr w:type="lastCol">
       <w:rPr>
+        <w:rFonts w:eastAsia="黑体"/>
         <w:b/>
         <w:bCs/>
         <w:color w:themeColor="background1" w:val="FFFFFF"/>
@@ -8186,6 +8595,7 @@
     </w:tblStylePr>
     <w:tblStylePr w:type="nwCell">
       <w:rPr>
+        <w:rFonts w:eastAsia="黑体"/>
         <w:color w:themeColor="background1" w:val="FFFFFF"/>
       </w:rPr>
       <w:tblPr/>
@@ -8229,6 +8639,7 @@
         <w:spacing w:after="0" w:before="0" w:line="240" w:lineRule="auto"/>
       </w:pPr>
       <w:rPr>
+        <w:rFonts w:eastAsia="黑体"/>
         <w:b/>
         <w:bCs/>
         <w:color w:themeColor="background1" w:val="FFFFFF"/>
@@ -8251,6 +8662,7 @@
         <w:spacing w:after="0" w:before="0" w:line="240" w:lineRule="auto"/>
       </w:pPr>
       <w:rPr>
+        <w:rFonts w:eastAsia="黑体"/>
         <w:color w:val="auto"/>
       </w:rPr>
       <w:tblPr/>
@@ -8268,6 +8680,7 @@
     </w:tblStylePr>
     <w:tblStylePr w:type="firstCol">
       <w:rPr>
+        <w:rFonts w:eastAsia="黑体"/>
         <w:b/>
         <w:bCs/>
         <w:color w:themeColor="background1" w:val="FFFFFF"/>
@@ -8287,6 +8700,7 @@
     </w:tblStylePr>
     <w:tblStylePr w:type="lastCol">
       <w:rPr>
+        <w:rFonts w:eastAsia="黑体"/>
         <w:b/>
         <w:bCs/>
         <w:color w:themeColor="background1" w:val="FFFFFF"/>
@@ -8335,6 +8749,7 @@
     </w:tblStylePr>
     <w:tblStylePr w:type="nwCell">
       <w:rPr>
+        <w:rFonts w:eastAsia="黑体"/>
         <w:color w:themeColor="background1" w:val="FFFFFF"/>
       </w:rPr>
       <w:tblPr/>
@@ -8378,6 +8793,7 @@
         <w:spacing w:after="0" w:before="0" w:line="240" w:lineRule="auto"/>
       </w:pPr>
       <w:rPr>
+        <w:rFonts w:eastAsia="黑体"/>
         <w:b/>
         <w:bCs/>
         <w:color w:themeColor="background1" w:val="FFFFFF"/>
@@ -8400,6 +8816,7 @@
         <w:spacing w:after="0" w:before="0" w:line="240" w:lineRule="auto"/>
       </w:pPr>
       <w:rPr>
+        <w:rFonts w:eastAsia="黑体"/>
         <w:color w:val="auto"/>
       </w:rPr>
       <w:tblPr/>
@@ -8417,6 +8834,7 @@
     </w:tblStylePr>
     <w:tblStylePr w:type="firstCol">
       <w:rPr>
+        <w:rFonts w:eastAsia="黑体"/>
         <w:b/>
         <w:bCs/>
         <w:color w:themeColor="background1" w:val="FFFFFF"/>
@@ -8436,6 +8854,7 @@
     </w:tblStylePr>
     <w:tblStylePr w:type="lastCol">
       <w:rPr>
+        <w:rFonts w:eastAsia="黑体"/>
         <w:b/>
         <w:bCs/>
         <w:color w:themeColor="background1" w:val="FFFFFF"/>
@@ -8484,6 +8903,7 @@
     </w:tblStylePr>
     <w:tblStylePr w:type="nwCell">
       <w:rPr>
+        <w:rFonts w:eastAsia="黑体"/>
         <w:color w:themeColor="background1" w:val="FFFFFF"/>
       </w:rPr>
       <w:tblPr/>
@@ -8508,6 +8928,7 @@
       <w:spacing w:after="0" w:line="240" w:lineRule="auto"/>
     </w:pPr>
     <w:rPr>
+      <w:rFonts w:eastAsia="黑体"/>
       <w:color w:themeColor="text1" w:val="000000"/>
     </w:rPr>
     <w:tblPr>
@@ -8527,7 +8948,7 @@
     </w:tblPr>
     <w:tblStylePr w:type="firstRow">
       <w:rPr>
-        <w:rFonts w:asciiTheme="majorHAnsi" w:cstheme="majorBidi" w:eastAsiaTheme="majorEastAsia" w:hAnsiTheme="majorHAnsi"/>
+        <w:rFonts w:asciiTheme="majorHAnsi" w:cstheme="majorBidi" w:hAnsiTheme="majorHAnsi" w:eastAsia="黑体"/>
       </w:rPr>
       <w:tblPr/>
       <w:tcPr>
@@ -8539,6 +8960,7 @@
     </w:tblStylePr>
     <w:tblStylePr w:type="lastRow">
       <w:rPr>
+        <w:rFonts w:eastAsia="黑体"/>
         <w:b/>
         <w:bCs/>
         <w:color w:themeColor="text2" w:val="1F497D"/>
@@ -8553,12 +8975,14 @@
     </w:tblStylePr>
     <w:tblStylePr w:type="firstCol">
       <w:rPr>
+        <w:rFonts w:eastAsia="黑体"/>
         <w:b/>
         <w:bCs/>
       </w:rPr>
     </w:tblStylePr>
     <w:tblStylePr w:type="lastCol">
       <w:rPr>
+        <w:rFonts w:eastAsia="黑体"/>
         <w:b/>
         <w:bCs/>
       </w:rPr>
@@ -8592,6 +9016,7 @@
       <w:spacing w:after="0" w:line="240" w:lineRule="auto"/>
     </w:pPr>
     <w:rPr>
+      <w:rFonts w:eastAsia="黑体"/>
       <w:color w:themeColor="text1" w:val="000000"/>
     </w:rPr>
     <w:tblPr>
@@ -8611,7 +9036,7 @@
     </w:tblPr>
     <w:tblStylePr w:type="firstRow">
       <w:rPr>
-        <w:rFonts w:asciiTheme="majorHAnsi" w:cstheme="majorBidi" w:eastAsiaTheme="majorEastAsia" w:hAnsiTheme="majorHAnsi"/>
+        <w:rFonts w:asciiTheme="majorHAnsi" w:cstheme="majorBidi" w:hAnsiTheme="majorHAnsi" w:eastAsia="黑体"/>
       </w:rPr>
       <w:tblPr/>
       <w:tcPr>
@@ -8623,6 +9048,7 @@
     </w:tblStylePr>
     <w:tblStylePr w:type="lastRow">
       <w:rPr>
+        <w:rFonts w:eastAsia="黑体"/>
         <w:b/>
         <w:bCs/>
         <w:color w:themeColor="text2" w:val="1F497D"/>
@@ -8637,12 +9063,14 @@
     </w:tblStylePr>
     <w:tblStylePr w:type="firstCol">
       <w:rPr>
+        <w:rFonts w:eastAsia="黑体"/>
         <w:b/>
         <w:bCs/>
       </w:rPr>
     </w:tblStylePr>
     <w:tblStylePr w:type="lastCol">
       <w:rPr>
+        <w:rFonts w:eastAsia="黑体"/>
         <w:b/>
         <w:bCs/>
       </w:rPr>
@@ -8676,6 +9104,7 @@
       <w:spacing w:after="0" w:line="240" w:lineRule="auto"/>
     </w:pPr>
     <w:rPr>
+      <w:rFonts w:eastAsia="黑体"/>
       <w:color w:themeColor="text1" w:val="000000"/>
     </w:rPr>
     <w:tblPr>
@@ -8695,7 +9124,7 @@
     </w:tblPr>
     <w:tblStylePr w:type="firstRow">
       <w:rPr>
-        <w:rFonts w:asciiTheme="majorHAnsi" w:cstheme="majorBidi" w:eastAsiaTheme="majorEastAsia" w:hAnsiTheme="majorHAnsi"/>
+        <w:rFonts w:asciiTheme="majorHAnsi" w:cstheme="majorBidi" w:hAnsiTheme="majorHAnsi" w:eastAsia="黑体"/>
       </w:rPr>
       <w:tblPr/>
       <w:tcPr>
@@ -8707,6 +9136,7 @@
     </w:tblStylePr>
     <w:tblStylePr w:type="lastRow">
       <w:rPr>
+        <w:rFonts w:eastAsia="黑体"/>
         <w:b/>
         <w:bCs/>
         <w:color w:themeColor="text2" w:val="1F497D"/>
@@ -8721,12 +9151,14 @@
     </w:tblStylePr>
     <w:tblStylePr w:type="firstCol">
       <w:rPr>
+        <w:rFonts w:eastAsia="黑体"/>
         <w:b/>
         <w:bCs/>
       </w:rPr>
     </w:tblStylePr>
     <w:tblStylePr w:type="lastCol">
       <w:rPr>
+        <w:rFonts w:eastAsia="黑体"/>
         <w:b/>
         <w:bCs/>
       </w:rPr>
@@ -8760,6 +9192,7 @@
       <w:spacing w:after="0" w:line="240" w:lineRule="auto"/>
     </w:pPr>
     <w:rPr>
+      <w:rFonts w:eastAsia="黑体"/>
       <w:color w:themeColor="text1" w:val="000000"/>
     </w:rPr>
     <w:tblPr>
@@ -8779,7 +9212,7 @@
     </w:tblPr>
     <w:tblStylePr w:type="firstRow">
       <w:rPr>
-        <w:rFonts w:asciiTheme="majorHAnsi" w:cstheme="majorBidi" w:eastAsiaTheme="majorEastAsia" w:hAnsiTheme="majorHAnsi"/>
+        <w:rFonts w:asciiTheme="majorHAnsi" w:cstheme="majorBidi" w:hAnsiTheme="majorHAnsi" w:eastAsia="黑体"/>
       </w:rPr>
       <w:tblPr/>
       <w:tcPr>
@@ -8791,6 +9224,7 @@
     </w:tblStylePr>
     <w:tblStylePr w:type="lastRow">
       <w:rPr>
+        <w:rFonts w:eastAsia="黑体"/>
         <w:b/>
         <w:bCs/>
         <w:color w:themeColor="text2" w:val="1F497D"/>
@@ -8805,12 +9239,14 @@
     </w:tblStylePr>
     <w:tblStylePr w:type="firstCol">
       <w:rPr>
+        <w:rFonts w:eastAsia="黑体"/>
         <w:b/>
         <w:bCs/>
       </w:rPr>
     </w:tblStylePr>
     <w:tblStylePr w:type="lastCol">
       <w:rPr>
+        <w:rFonts w:eastAsia="黑体"/>
         <w:b/>
         <w:bCs/>
       </w:rPr>
@@ -8844,6 +9280,7 @@
       <w:spacing w:after="0" w:line="240" w:lineRule="auto"/>
     </w:pPr>
     <w:rPr>
+      <w:rFonts w:eastAsia="黑体"/>
       <w:color w:themeColor="text1" w:val="000000"/>
     </w:rPr>
     <w:tblPr>
@@ -8863,7 +9300,7 @@
     </w:tblPr>
     <w:tblStylePr w:type="firstRow">
       <w:rPr>
-        <w:rFonts w:asciiTheme="majorHAnsi" w:cstheme="majorBidi" w:eastAsiaTheme="majorEastAsia" w:hAnsiTheme="majorHAnsi"/>
+        <w:rFonts w:asciiTheme="majorHAnsi" w:cstheme="majorBidi" w:hAnsiTheme="majorHAnsi" w:eastAsia="黑体"/>
       </w:rPr>
       <w:tblPr/>
       <w:tcPr>
@@ -8875,6 +9312,7 @@
     </w:tblStylePr>
     <w:tblStylePr w:type="lastRow">
       <w:rPr>
+        <w:rFonts w:eastAsia="黑体"/>
         <w:b/>
         <w:bCs/>
         <w:color w:themeColor="text2" w:val="1F497D"/>
@@ -8889,12 +9327,14 @@
     </w:tblStylePr>
     <w:tblStylePr w:type="firstCol">
       <w:rPr>
+        <w:rFonts w:eastAsia="黑体"/>
         <w:b/>
         <w:bCs/>
       </w:rPr>
     </w:tblStylePr>
     <w:tblStylePr w:type="lastCol">
       <w:rPr>
+        <w:rFonts w:eastAsia="黑体"/>
         <w:b/>
         <w:bCs/>
       </w:rPr>
@@ -8928,6 +9368,7 @@
       <w:spacing w:after="0" w:line="240" w:lineRule="auto"/>
     </w:pPr>
     <w:rPr>
+      <w:rFonts w:eastAsia="黑体"/>
       <w:color w:themeColor="text1" w:val="000000"/>
     </w:rPr>
     <w:tblPr>
@@ -8947,7 +9388,7 @@
     </w:tblPr>
     <w:tblStylePr w:type="firstRow">
       <w:rPr>
-        <w:rFonts w:asciiTheme="majorHAnsi" w:cstheme="majorBidi" w:eastAsiaTheme="majorEastAsia" w:hAnsiTheme="majorHAnsi"/>
+        <w:rFonts w:asciiTheme="majorHAnsi" w:cstheme="majorBidi" w:hAnsiTheme="majorHAnsi" w:eastAsia="黑体"/>
       </w:rPr>
       <w:tblPr/>
       <w:tcPr>
@@ -8959,6 +9400,7 @@
     </w:tblStylePr>
     <w:tblStylePr w:type="lastRow">
       <w:rPr>
+        <w:rFonts w:eastAsia="黑体"/>
         <w:b/>
         <w:bCs/>
         <w:color w:themeColor="text2" w:val="1F497D"/>
@@ -8973,12 +9415,14 @@
     </w:tblStylePr>
     <w:tblStylePr w:type="firstCol">
       <w:rPr>
+        <w:rFonts w:eastAsia="黑体"/>
         <w:b/>
         <w:bCs/>
       </w:rPr>
     </w:tblStylePr>
     <w:tblStylePr w:type="lastCol">
       <w:rPr>
+        <w:rFonts w:eastAsia="黑体"/>
         <w:b/>
         <w:bCs/>
       </w:rPr>
@@ -9012,6 +9456,7 @@
       <w:spacing w:after="0" w:line="240" w:lineRule="auto"/>
     </w:pPr>
     <w:rPr>
+      <w:rFonts w:eastAsia="黑体"/>
       <w:color w:themeColor="text1" w:val="000000"/>
     </w:rPr>
     <w:tblPr>
@@ -9031,7 +9476,7 @@
     </w:tblPr>
     <w:tblStylePr w:type="firstRow">
       <w:rPr>
-        <w:rFonts w:asciiTheme="majorHAnsi" w:cstheme="majorBidi" w:eastAsiaTheme="majorEastAsia" w:hAnsiTheme="majorHAnsi"/>
+        <w:rFonts w:asciiTheme="majorHAnsi" w:cstheme="majorBidi" w:hAnsiTheme="majorHAnsi" w:eastAsia="黑体"/>
       </w:rPr>
       <w:tblPr/>
       <w:tcPr>
@@ -9043,6 +9488,7 @@
     </w:tblStylePr>
     <w:tblStylePr w:type="lastRow">
       <w:rPr>
+        <w:rFonts w:eastAsia="黑体"/>
         <w:b/>
         <w:bCs/>
         <w:color w:themeColor="text2" w:val="1F497D"/>
@@ -9057,12 +9503,14 @@
     </w:tblStylePr>
     <w:tblStylePr w:type="firstCol">
       <w:rPr>
+        <w:rFonts w:eastAsia="黑体"/>
         <w:b/>
         <w:bCs/>
       </w:rPr>
     </w:tblStylePr>
     <w:tblStylePr w:type="lastCol">
       <w:rPr>
+        <w:rFonts w:eastAsia="黑体"/>
         <w:b/>
         <w:bCs/>
       </w:rPr>
@@ -9096,7 +9544,7 @@
       <w:spacing w:after="0" w:line="240" w:lineRule="auto"/>
     </w:pPr>
     <w:rPr>
-      <w:rFonts w:asciiTheme="majorHAnsi" w:cstheme="majorBidi" w:eastAsiaTheme="majorEastAsia" w:hAnsiTheme="majorHAnsi"/>
+      <w:rFonts w:asciiTheme="majorHAnsi" w:cstheme="majorBidi" w:hAnsiTheme="majorHAnsi" w:eastAsia="黑体"/>
       <w:color w:themeColor="text1" w:val="000000"/>
     </w:rPr>
     <w:tblPr>
@@ -9118,6 +9566,7 @@
     </w:tblPr>
     <w:tblStylePr w:type="firstRow">
       <w:rPr>
+        <w:rFonts w:eastAsia="黑体"/>
         <w:sz w:val="24"/>
         <w:szCs w:val="24"/>
       </w:rPr>
@@ -9224,7 +9673,7 @@
       <w:spacing w:after="0" w:line="240" w:lineRule="auto"/>
     </w:pPr>
     <w:rPr>
-      <w:rFonts w:asciiTheme="majorHAnsi" w:cstheme="majorBidi" w:eastAsiaTheme="majorEastAsia" w:hAnsiTheme="majorHAnsi"/>
+      <w:rFonts w:asciiTheme="majorHAnsi" w:cstheme="majorBidi" w:hAnsiTheme="majorHAnsi" w:eastAsia="黑体"/>
       <w:color w:themeColor="text1" w:val="000000"/>
     </w:rPr>
     <w:tblPr>
@@ -9246,6 +9695,7 @@
     </w:tblPr>
     <w:tblStylePr w:type="firstRow">
       <w:rPr>
+        <w:rFonts w:eastAsia="黑体"/>
         <w:sz w:val="24"/>
         <w:szCs w:val="24"/>
       </w:rPr>
@@ -9352,7 +9802,7 @@
       <w:spacing w:after="0" w:line="240" w:lineRule="auto"/>
     </w:pPr>
     <w:rPr>
-      <w:rFonts w:asciiTheme="majorHAnsi" w:cstheme="majorBidi" w:eastAsiaTheme="majorEastAsia" w:hAnsiTheme="majorHAnsi"/>
+      <w:rFonts w:asciiTheme="majorHAnsi" w:cstheme="majorBidi" w:hAnsiTheme="majorHAnsi" w:eastAsia="黑体"/>
       <w:color w:themeColor="text1" w:val="000000"/>
     </w:rPr>
     <w:tblPr>
@@ -9374,6 +9824,7 @@
     </w:tblPr>
     <w:tblStylePr w:type="firstRow">
       <w:rPr>
+        <w:rFonts w:eastAsia="黑体"/>
         <w:sz w:val="24"/>
         <w:szCs w:val="24"/>
       </w:rPr>
@@ -9480,7 +9931,7 @@
       <w:spacing w:after="0" w:line="240" w:lineRule="auto"/>
     </w:pPr>
     <w:rPr>
-      <w:rFonts w:asciiTheme="majorHAnsi" w:cstheme="majorBidi" w:eastAsiaTheme="majorEastAsia" w:hAnsiTheme="majorHAnsi"/>
+      <w:rFonts w:asciiTheme="majorHAnsi" w:cstheme="majorBidi" w:hAnsiTheme="majorHAnsi" w:eastAsia="黑体"/>
       <w:color w:themeColor="text1" w:val="000000"/>
     </w:rPr>
     <w:tblPr>
@@ -9502,6 +9953,7 @@
     </w:tblPr>
     <w:tblStylePr w:type="firstRow">
       <w:rPr>
+        <w:rFonts w:eastAsia="黑体"/>
         <w:sz w:val="24"/>
         <w:szCs w:val="24"/>
       </w:rPr>
@@ -9608,7 +10060,7 @@
       <w:spacing w:after="0" w:line="240" w:lineRule="auto"/>
     </w:pPr>
     <w:rPr>
-      <w:rFonts w:asciiTheme="majorHAnsi" w:cstheme="majorBidi" w:eastAsiaTheme="majorEastAsia" w:hAnsiTheme="majorHAnsi"/>
+      <w:rFonts w:asciiTheme="majorHAnsi" w:cstheme="majorBidi" w:hAnsiTheme="majorHAnsi" w:eastAsia="黑体"/>
       <w:color w:themeColor="text1" w:val="000000"/>
     </w:rPr>
     <w:tblPr>
@@ -9630,6 +10082,7 @@
     </w:tblPr>
     <w:tblStylePr w:type="firstRow">
       <w:rPr>
+        <w:rFonts w:eastAsia="黑体"/>
         <w:sz w:val="24"/>
         <w:szCs w:val="24"/>
       </w:rPr>
@@ -9736,7 +10189,7 @@
       <w:spacing w:after="0" w:line="240" w:lineRule="auto"/>
     </w:pPr>
     <w:rPr>
-      <w:rFonts w:asciiTheme="majorHAnsi" w:cstheme="majorBidi" w:eastAsiaTheme="majorEastAsia" w:hAnsiTheme="majorHAnsi"/>
+      <w:rFonts w:asciiTheme="majorHAnsi" w:cstheme="majorBidi" w:hAnsiTheme="majorHAnsi" w:eastAsia="黑体"/>
       <w:color w:themeColor="text1" w:val="000000"/>
     </w:rPr>
     <w:tblPr>
@@ -9758,6 +10211,7 @@
     </w:tblPr>
     <w:tblStylePr w:type="firstRow">
       <w:rPr>
+        <w:rFonts w:eastAsia="黑体"/>
         <w:sz w:val="24"/>
         <w:szCs w:val="24"/>
       </w:rPr>
@@ -9864,7 +10318,7 @@
       <w:spacing w:after="0" w:line="240" w:lineRule="auto"/>
     </w:pPr>
     <w:rPr>
-      <w:rFonts w:asciiTheme="majorHAnsi" w:cstheme="majorBidi" w:eastAsiaTheme="majorEastAsia" w:hAnsiTheme="majorHAnsi"/>
+      <w:rFonts w:asciiTheme="majorHAnsi" w:cstheme="majorBidi" w:hAnsiTheme="majorHAnsi" w:eastAsia="黑体"/>
       <w:color w:themeColor="text1" w:val="000000"/>
     </w:rPr>
     <w:tblPr>
@@ -9886,6 +10340,7 @@
     </w:tblPr>
     <w:tblStylePr w:type="firstRow">
       <w:rPr>
+        <w:rFonts w:eastAsia="黑体"/>
         <w:sz w:val="24"/>
         <w:szCs w:val="24"/>
       </w:rPr>
@@ -10015,12 +10470,14 @@
     </w:tcPr>
     <w:tblStylePr w:type="firstRow">
       <w:rPr>
+        <w:rFonts w:eastAsia="黑体"/>
         <w:b/>
         <w:bCs/>
       </w:rPr>
     </w:tblStylePr>
     <w:tblStylePr w:type="lastRow">
       <w:rPr>
+        <w:rFonts w:eastAsia="黑体"/>
         <w:b/>
         <w:bCs/>
       </w:rPr>
@@ -10033,12 +10490,14 @@
     </w:tblStylePr>
     <w:tblStylePr w:type="firstCol">
       <w:rPr>
+        <w:rFonts w:eastAsia="黑体"/>
         <w:b/>
         <w:bCs/>
       </w:rPr>
     </w:tblStylePr>
     <w:tblStylePr w:type="lastCol">
       <w:rPr>
+        <w:rFonts w:eastAsia="黑体"/>
         <w:b/>
         <w:bCs/>
       </w:rPr>
@@ -10088,12 +10547,14 @@
     </w:tcPr>
     <w:tblStylePr w:type="firstRow">
       <w:rPr>
+        <w:rFonts w:eastAsia="黑体"/>
         <w:b/>
         <w:bCs/>
       </w:rPr>
     </w:tblStylePr>
     <w:tblStylePr w:type="lastRow">
       <w:rPr>
+        <w:rFonts w:eastAsia="黑体"/>
         <w:b/>
         <w:bCs/>
       </w:rPr>
@@ -10106,12 +10567,14 @@
     </w:tblStylePr>
     <w:tblStylePr w:type="firstCol">
       <w:rPr>
+        <w:rFonts w:eastAsia="黑体"/>
         <w:b/>
         <w:bCs/>
       </w:rPr>
     </w:tblStylePr>
     <w:tblStylePr w:type="lastCol">
       <w:rPr>
+        <w:rFonts w:eastAsia="黑体"/>
         <w:b/>
         <w:bCs/>
       </w:rPr>
@@ -10161,12 +10624,14 @@
     </w:tcPr>
     <w:tblStylePr w:type="firstRow">
       <w:rPr>
+        <w:rFonts w:eastAsia="黑体"/>
         <w:b/>
         <w:bCs/>
       </w:rPr>
     </w:tblStylePr>
     <w:tblStylePr w:type="lastRow">
       <w:rPr>
+        <w:rFonts w:eastAsia="黑体"/>
         <w:b/>
         <w:bCs/>
       </w:rPr>
@@ -10179,12 +10644,14 @@
     </w:tblStylePr>
     <w:tblStylePr w:type="firstCol">
       <w:rPr>
+        <w:rFonts w:eastAsia="黑体"/>
         <w:b/>
         <w:bCs/>
       </w:rPr>
     </w:tblStylePr>
     <w:tblStylePr w:type="lastCol">
       <w:rPr>
+        <w:rFonts w:eastAsia="黑体"/>
         <w:b/>
         <w:bCs/>
       </w:rPr>
@@ -10234,12 +10701,14 @@
     </w:tcPr>
     <w:tblStylePr w:type="firstRow">
       <w:rPr>
+        <w:rFonts w:eastAsia="黑体"/>
         <w:b/>
         <w:bCs/>
       </w:rPr>
     </w:tblStylePr>
     <w:tblStylePr w:type="lastRow">
       <w:rPr>
+        <w:rFonts w:eastAsia="黑体"/>
         <w:b/>
         <w:bCs/>
       </w:rPr>
@@ -10252,12 +10721,14 @@
     </w:tblStylePr>
     <w:tblStylePr w:type="firstCol">
       <w:rPr>
+        <w:rFonts w:eastAsia="黑体"/>
         <w:b/>
         <w:bCs/>
       </w:rPr>
     </w:tblStylePr>
     <w:tblStylePr w:type="lastCol">
       <w:rPr>
+        <w:rFonts w:eastAsia="黑体"/>
         <w:b/>
         <w:bCs/>
       </w:rPr>
@@ -10307,12 +10778,14 @@
     </w:tcPr>
     <w:tblStylePr w:type="firstRow">
       <w:rPr>
+        <w:rFonts w:eastAsia="黑体"/>
         <w:b/>
         <w:bCs/>
       </w:rPr>
     </w:tblStylePr>
     <w:tblStylePr w:type="lastRow">
       <w:rPr>
+        <w:rFonts w:eastAsia="黑体"/>
         <w:b/>
         <w:bCs/>
       </w:rPr>
@@ -10325,12 +10798,14 @@
     </w:tblStylePr>
     <w:tblStylePr w:type="firstCol">
       <w:rPr>
+        <w:rFonts w:eastAsia="黑体"/>
         <w:b/>
         <w:bCs/>
       </w:rPr>
     </w:tblStylePr>
     <w:tblStylePr w:type="lastCol">
       <w:rPr>
+        <w:rFonts w:eastAsia="黑体"/>
         <w:b/>
         <w:bCs/>
       </w:rPr>
@@ -10380,12 +10855,14 @@
     </w:tcPr>
     <w:tblStylePr w:type="firstRow">
       <w:rPr>
+        <w:rFonts w:eastAsia="黑体"/>
         <w:b/>
         <w:bCs/>
       </w:rPr>
     </w:tblStylePr>
     <w:tblStylePr w:type="lastRow">
       <w:rPr>
+        <w:rFonts w:eastAsia="黑体"/>
         <w:b/>
         <w:bCs/>
       </w:rPr>
@@ -10398,12 +10875,14 @@
     </w:tblStylePr>
     <w:tblStylePr w:type="firstCol">
       <w:rPr>
+        <w:rFonts w:eastAsia="黑体"/>
         <w:b/>
         <w:bCs/>
       </w:rPr>
     </w:tblStylePr>
     <w:tblStylePr w:type="lastCol">
       <w:rPr>
+        <w:rFonts w:eastAsia="黑体"/>
         <w:b/>
         <w:bCs/>
       </w:rPr>
@@ -10453,12 +10932,14 @@
     </w:tcPr>
     <w:tblStylePr w:type="firstRow">
       <w:rPr>
+        <w:rFonts w:eastAsia="黑体"/>
         <w:b/>
         <w:bCs/>
       </w:rPr>
     </w:tblStylePr>
     <w:tblStylePr w:type="lastRow">
       <w:rPr>
+        <w:rFonts w:eastAsia="黑体"/>
         <w:b/>
         <w:bCs/>
       </w:rPr>
@@ -10471,12 +10952,14 @@
     </w:tblStylePr>
     <w:tblStylePr w:type="firstCol">
       <w:rPr>
+        <w:rFonts w:eastAsia="黑体"/>
         <w:b/>
         <w:bCs/>
       </w:rPr>
     </w:tblStylePr>
     <w:tblStylePr w:type="lastCol">
       <w:rPr>
+        <w:rFonts w:eastAsia="黑体"/>
         <w:b/>
         <w:bCs/>
       </w:rPr>
@@ -10503,7 +10986,7 @@
       <w:spacing w:after="0" w:line="240" w:lineRule="auto"/>
     </w:pPr>
     <w:rPr>
-      <w:rFonts w:asciiTheme="majorHAnsi" w:cstheme="majorBidi" w:eastAsiaTheme="majorEastAsia" w:hAnsiTheme="majorHAnsi"/>
+      <w:rFonts w:asciiTheme="majorHAnsi" w:cstheme="majorBidi" w:hAnsiTheme="majorHAnsi" w:eastAsia="黑体"/>
       <w:color w:themeColor="text1" w:val="000000"/>
     </w:rPr>
     <w:tblPr>
@@ -10530,6 +11013,7 @@
     </w:tcPr>
     <w:tblStylePr w:type="firstRow">
       <w:rPr>
+        <w:rFonts w:eastAsia="黑体"/>
         <w:b/>
         <w:bCs/>
         <w:color w:themeColor="text1" w:val="000000"/>
@@ -10541,6 +11025,7 @@
     </w:tblStylePr>
     <w:tblStylePr w:type="lastRow">
       <w:rPr>
+        <w:rFonts w:eastAsia="黑体"/>
         <w:b/>
         <w:bCs/>
         <w:color w:themeColor="text1" w:val="000000"/>
@@ -10560,6 +11045,7 @@
     </w:tblStylePr>
     <w:tblStylePr w:type="firstCol">
       <w:rPr>
+        <w:rFonts w:eastAsia="黑体"/>
         <w:b/>
         <w:bCs/>
         <w:color w:themeColor="text1" w:val="000000"/>
@@ -10579,6 +11065,7 @@
     </w:tblStylePr>
     <w:tblStylePr w:type="lastCol">
       <w:rPr>
+        <w:rFonts w:eastAsia="黑体"/>
         <w:b w:val="0"/>
         <w:bCs w:val="0"/>
         <w:color w:themeColor="text1" w:val="000000"/>
@@ -10628,7 +11115,7 @@
       <w:spacing w:after="0" w:line="240" w:lineRule="auto"/>
     </w:pPr>
     <w:rPr>
-      <w:rFonts w:asciiTheme="majorHAnsi" w:cstheme="majorBidi" w:eastAsiaTheme="majorEastAsia" w:hAnsiTheme="majorHAnsi"/>
+      <w:rFonts w:asciiTheme="majorHAnsi" w:cstheme="majorBidi" w:hAnsiTheme="majorHAnsi" w:eastAsia="黑体"/>
       <w:color w:themeColor="text1" w:val="000000"/>
     </w:rPr>
     <w:tblPr>
@@ -10655,6 +11142,7 @@
     </w:tcPr>
     <w:tblStylePr w:type="firstRow">
       <w:rPr>
+        <w:rFonts w:eastAsia="黑体"/>
         <w:b/>
         <w:bCs/>
         <w:color w:themeColor="text1" w:val="000000"/>
@@ -10666,6 +11154,7 @@
     </w:tblStylePr>
     <w:tblStylePr w:type="lastRow">
       <w:rPr>
+        <w:rFonts w:eastAsia="黑体"/>
         <w:b/>
         <w:bCs/>
         <w:color w:themeColor="text1" w:val="000000"/>
@@ -10685,6 +11174,7 @@
     </w:tblStylePr>
     <w:tblStylePr w:type="firstCol">
       <w:rPr>
+        <w:rFonts w:eastAsia="黑体"/>
         <w:b/>
         <w:bCs/>
         <w:color w:themeColor="text1" w:val="000000"/>
@@ -10704,6 +11194,7 @@
     </w:tblStylePr>
     <w:tblStylePr w:type="lastCol">
       <w:rPr>
+        <w:rFonts w:eastAsia="黑体"/>
         <w:b w:val="0"/>
         <w:bCs w:val="0"/>
         <w:color w:themeColor="text1" w:val="000000"/>
@@ -10753,7 +11244,7 @@
       <w:spacing w:after="0" w:line="240" w:lineRule="auto"/>
     </w:pPr>
     <w:rPr>
-      <w:rFonts w:asciiTheme="majorHAnsi" w:cstheme="majorBidi" w:eastAsiaTheme="majorEastAsia" w:hAnsiTheme="majorHAnsi"/>
+      <w:rFonts w:asciiTheme="majorHAnsi" w:cstheme="majorBidi" w:hAnsiTheme="majorHAnsi" w:eastAsia="黑体"/>
       <w:color w:themeColor="text1" w:val="000000"/>
     </w:rPr>
     <w:tblPr>
@@ -10780,6 +11271,7 @@
     </w:tcPr>
     <w:tblStylePr w:type="firstRow">
       <w:rPr>
+        <w:rFonts w:eastAsia="黑体"/>
         <w:b/>
         <w:bCs/>
         <w:color w:themeColor="text1" w:val="000000"/>
@@ -10791,6 +11283,7 @@
     </w:tblStylePr>
     <w:tblStylePr w:type="lastRow">
       <w:rPr>
+        <w:rFonts w:eastAsia="黑体"/>
         <w:b/>
         <w:bCs/>
         <w:color w:themeColor="text1" w:val="000000"/>
@@ -10810,6 +11303,7 @@
     </w:tblStylePr>
     <w:tblStylePr w:type="firstCol">
       <w:rPr>
+        <w:rFonts w:eastAsia="黑体"/>
         <w:b/>
         <w:bCs/>
         <w:color w:themeColor="text1" w:val="000000"/>
@@ -10829,6 +11323,7 @@
     </w:tblStylePr>
     <w:tblStylePr w:type="lastCol">
       <w:rPr>
+        <w:rFonts w:eastAsia="黑体"/>
         <w:b w:val="0"/>
         <w:bCs w:val="0"/>
         <w:color w:themeColor="text1" w:val="000000"/>
@@ -10878,7 +11373,7 @@
       <w:spacing w:after="0" w:line="240" w:lineRule="auto"/>
     </w:pPr>
     <w:rPr>
-      <w:rFonts w:asciiTheme="majorHAnsi" w:cstheme="majorBidi" w:eastAsiaTheme="majorEastAsia" w:hAnsiTheme="majorHAnsi"/>
+      <w:rFonts w:asciiTheme="majorHAnsi" w:cstheme="majorBidi" w:hAnsiTheme="majorHAnsi" w:eastAsia="黑体"/>
       <w:color w:themeColor="text1" w:val="000000"/>
     </w:rPr>
     <w:tblPr>
@@ -10905,6 +11400,7 @@
     </w:tcPr>
     <w:tblStylePr w:type="firstRow">
       <w:rPr>
+        <w:rFonts w:eastAsia="黑体"/>
         <w:b/>
         <w:bCs/>
         <w:color w:themeColor="text1" w:val="000000"/>
@@ -10916,6 +11412,7 @@
     </w:tblStylePr>
     <w:tblStylePr w:type="lastRow">
       <w:rPr>
+        <w:rFonts w:eastAsia="黑体"/>
         <w:b/>
         <w:bCs/>
         <w:color w:themeColor="text1" w:val="000000"/>
@@ -10935,6 +11432,7 @@
     </w:tblStylePr>
     <w:tblStylePr w:type="firstCol">
       <w:rPr>
+        <w:rFonts w:eastAsia="黑体"/>
         <w:b/>
         <w:bCs/>
         <w:color w:themeColor="text1" w:val="000000"/>
@@ -10954,6 +11452,7 @@
     </w:tblStylePr>
     <w:tblStylePr w:type="lastCol">
       <w:rPr>
+        <w:rFonts w:eastAsia="黑体"/>
         <w:b w:val="0"/>
         <w:bCs w:val="0"/>
         <w:color w:themeColor="text1" w:val="000000"/>
@@ -11003,7 +11502,7 @@
       <w:spacing w:after="0" w:line="240" w:lineRule="auto"/>
     </w:pPr>
     <w:rPr>
-      <w:rFonts w:asciiTheme="majorHAnsi" w:cstheme="majorBidi" w:eastAsiaTheme="majorEastAsia" w:hAnsiTheme="majorHAnsi"/>
+      <w:rFonts w:asciiTheme="majorHAnsi" w:cstheme="majorBidi" w:hAnsiTheme="majorHAnsi" w:eastAsia="黑体"/>
       <w:color w:themeColor="text1" w:val="000000"/>
     </w:rPr>
     <w:tblPr>
@@ -11030,6 +11529,7 @@
     </w:tcPr>
     <w:tblStylePr w:type="firstRow">
       <w:rPr>
+        <w:rFonts w:eastAsia="黑体"/>
         <w:b/>
         <w:bCs/>
         <w:color w:themeColor="text1" w:val="000000"/>
@@ -11041,6 +11541,7 @@
     </w:tblStylePr>
     <w:tblStylePr w:type="lastRow">
       <w:rPr>
+        <w:rFonts w:eastAsia="黑体"/>
         <w:b/>
         <w:bCs/>
         <w:color w:themeColor="text1" w:val="000000"/>
@@ -11060,6 +11561,7 @@
     </w:tblStylePr>
     <w:tblStylePr w:type="firstCol">
       <w:rPr>
+        <w:rFonts w:eastAsia="黑体"/>
         <w:b/>
         <w:bCs/>
         <w:color w:themeColor="text1" w:val="000000"/>
@@ -11079,6 +11581,7 @@
     </w:tblStylePr>
     <w:tblStylePr w:type="lastCol">
       <w:rPr>
+        <w:rFonts w:eastAsia="黑体"/>
         <w:b w:val="0"/>
         <w:bCs w:val="0"/>
         <w:color w:themeColor="text1" w:val="000000"/>
@@ -11128,7 +11631,7 @@
       <w:spacing w:after="0" w:line="240" w:lineRule="auto"/>
     </w:pPr>
     <w:rPr>
-      <w:rFonts w:asciiTheme="majorHAnsi" w:cstheme="majorBidi" w:eastAsiaTheme="majorEastAsia" w:hAnsiTheme="majorHAnsi"/>
+      <w:rFonts w:asciiTheme="majorHAnsi" w:cstheme="majorBidi" w:hAnsiTheme="majorHAnsi" w:eastAsia="黑体"/>
       <w:color w:themeColor="text1" w:val="000000"/>
     </w:rPr>
     <w:tblPr>
@@ -11155,6 +11658,7 @@
     </w:tcPr>
     <w:tblStylePr w:type="firstRow">
       <w:rPr>
+        <w:rFonts w:eastAsia="黑体"/>
         <w:b/>
         <w:bCs/>
         <w:color w:themeColor="text1" w:val="000000"/>
@@ -11166,6 +11670,7 @@
     </w:tblStylePr>
     <w:tblStylePr w:type="lastRow">
       <w:rPr>
+        <w:rFonts w:eastAsia="黑体"/>
         <w:b/>
         <w:bCs/>
         <w:color w:themeColor="text1" w:val="000000"/>
@@ -11185,6 +11690,7 @@
     </w:tblStylePr>
     <w:tblStylePr w:type="firstCol">
       <w:rPr>
+        <w:rFonts w:eastAsia="黑体"/>
         <w:b/>
         <w:bCs/>
         <w:color w:themeColor="text1" w:val="000000"/>
@@ -11204,6 +11710,7 @@
     </w:tblStylePr>
     <w:tblStylePr w:type="lastCol">
       <w:rPr>
+        <w:rFonts w:eastAsia="黑体"/>
         <w:b w:val="0"/>
         <w:bCs w:val="0"/>
         <w:color w:themeColor="text1" w:val="000000"/>
@@ -11253,7 +11760,7 @@
       <w:spacing w:after="0" w:line="240" w:lineRule="auto"/>
     </w:pPr>
     <w:rPr>
-      <w:rFonts w:asciiTheme="majorHAnsi" w:cstheme="majorBidi" w:eastAsiaTheme="majorEastAsia" w:hAnsiTheme="majorHAnsi"/>
+      <w:rFonts w:asciiTheme="majorHAnsi" w:cstheme="majorBidi" w:hAnsiTheme="majorHAnsi" w:eastAsia="黑体"/>
       <w:color w:themeColor="text1" w:val="000000"/>
     </w:rPr>
     <w:tblPr>
@@ -11280,6 +11787,7 @@
     </w:tcPr>
     <w:tblStylePr w:type="firstRow">
       <w:rPr>
+        <w:rFonts w:eastAsia="黑体"/>
         <w:b/>
         <w:bCs/>
         <w:color w:themeColor="text1" w:val="000000"/>
@@ -11291,6 +11799,7 @@
     </w:tblStylePr>
     <w:tblStylePr w:type="lastRow">
       <w:rPr>
+        <w:rFonts w:eastAsia="黑体"/>
         <w:b/>
         <w:bCs/>
         <w:color w:themeColor="text1" w:val="000000"/>
@@ -11310,6 +11819,7 @@
     </w:tblStylePr>
     <w:tblStylePr w:type="firstCol">
       <w:rPr>
+        <w:rFonts w:eastAsia="黑体"/>
         <w:b/>
         <w:bCs/>
         <w:color w:themeColor="text1" w:val="000000"/>
@@ -11329,6 +11839,7 @@
     </w:tblStylePr>
     <w:tblStylePr w:type="lastCol">
       <w:rPr>
+        <w:rFonts w:eastAsia="黑体"/>
         <w:b w:val="0"/>
         <w:bCs w:val="0"/>
         <w:color w:themeColor="text1" w:val="000000"/>
@@ -11401,6 +11912,7 @@
     </w:tcPr>
     <w:tblStylePr w:type="firstRow">
       <w:rPr>
+        <w:rFonts w:eastAsia="黑体"/>
         <w:b/>
         <w:bCs/>
         <w:i w:val="0"/>
@@ -11422,6 +11934,7 @@
     </w:tblStylePr>
     <w:tblStylePr w:type="lastRow">
       <w:rPr>
+        <w:rFonts w:eastAsia="黑体"/>
         <w:b/>
         <w:bCs/>
         <w:i w:val="0"/>
@@ -11443,6 +11956,7 @@
     </w:tblStylePr>
     <w:tblStylePr w:type="firstCol">
       <w:rPr>
+        <w:rFonts w:eastAsia="黑体"/>
         <w:b/>
         <w:bCs/>
         <w:i w:val="0"/>
@@ -11462,6 +11976,7 @@
     </w:tblStylePr>
     <w:tblStylePr w:type="lastCol">
       <w:rPr>
+        <w:rFonts w:eastAsia="黑体"/>
         <w:b/>
         <w:bCs/>
         <w:i w:val="0"/>
@@ -11542,6 +12057,7 @@
     </w:tcPr>
     <w:tblStylePr w:type="firstRow">
       <w:rPr>
+        <w:rFonts w:eastAsia="黑体"/>
         <w:b/>
         <w:bCs/>
         <w:i w:val="0"/>
@@ -11563,6 +12079,7 @@
     </w:tblStylePr>
     <w:tblStylePr w:type="lastRow">
       <w:rPr>
+        <w:rFonts w:eastAsia="黑体"/>
         <w:b/>
         <w:bCs/>
         <w:i w:val="0"/>
@@ -11584,6 +12101,7 @@
     </w:tblStylePr>
     <w:tblStylePr w:type="firstCol">
       <w:rPr>
+        <w:rFonts w:eastAsia="黑体"/>
         <w:b/>
         <w:bCs/>
         <w:i w:val="0"/>
@@ -11603,6 +12121,7 @@
     </w:tblStylePr>
     <w:tblStylePr w:type="lastCol">
       <w:rPr>
+        <w:rFonts w:eastAsia="黑体"/>
         <w:b/>
         <w:bCs/>
         <w:i w:val="0"/>
@@ -11683,6 +12202,7 @@
     </w:tcPr>
     <w:tblStylePr w:type="firstRow">
       <w:rPr>
+        <w:rFonts w:eastAsia="黑体"/>
         <w:b/>
         <w:bCs/>
         <w:i w:val="0"/>
@@ -11704,6 +12224,7 @@
     </w:tblStylePr>
     <w:tblStylePr w:type="lastRow">
       <w:rPr>
+        <w:rFonts w:eastAsia="黑体"/>
         <w:b/>
         <w:bCs/>
         <w:i w:val="0"/>
@@ -11725,6 +12246,7 @@
     </w:tblStylePr>
     <w:tblStylePr w:type="firstCol">
       <w:rPr>
+        <w:rFonts w:eastAsia="黑体"/>
         <w:b/>
         <w:bCs/>
         <w:i w:val="0"/>
@@ -11744,6 +12266,7 @@
     </w:tblStylePr>
     <w:tblStylePr w:type="lastCol">
       <w:rPr>
+        <w:rFonts w:eastAsia="黑体"/>
         <w:b/>
         <w:bCs/>
         <w:i w:val="0"/>
@@ -11824,6 +12347,7 @@
     </w:tcPr>
     <w:tblStylePr w:type="firstRow">
       <w:rPr>
+        <w:rFonts w:eastAsia="黑体"/>
         <w:b/>
         <w:bCs/>
         <w:i w:val="0"/>
@@ -11845,6 +12369,7 @@
     </w:tblStylePr>
     <w:tblStylePr w:type="lastRow">
       <w:rPr>
+        <w:rFonts w:eastAsia="黑体"/>
         <w:b/>
         <w:bCs/>
         <w:i w:val="0"/>
@@ -11866,6 +12391,7 @@
     </w:tblStylePr>
     <w:tblStylePr w:type="firstCol">
       <w:rPr>
+        <w:rFonts w:eastAsia="黑体"/>
         <w:b/>
         <w:bCs/>
         <w:i w:val="0"/>
@@ -11885,6 +12411,7 @@
     </w:tblStylePr>
     <w:tblStylePr w:type="lastCol">
       <w:rPr>
+        <w:rFonts w:eastAsia="黑体"/>
         <w:b/>
         <w:bCs/>
         <w:i w:val="0"/>
@@ -11965,6 +12492,7 @@
     </w:tcPr>
     <w:tblStylePr w:type="firstRow">
       <w:rPr>
+        <w:rFonts w:eastAsia="黑体"/>
         <w:b/>
         <w:bCs/>
         <w:i w:val="0"/>
@@ -11986,6 +12514,7 @@
     </w:tblStylePr>
     <w:tblStylePr w:type="lastRow">
       <w:rPr>
+        <w:rFonts w:eastAsia="黑体"/>
         <w:b/>
         <w:bCs/>
         <w:i w:val="0"/>
@@ -12007,6 +12536,7 @@
     </w:tblStylePr>
     <w:tblStylePr w:type="firstCol">
       <w:rPr>
+        <w:rFonts w:eastAsia="黑体"/>
         <w:b/>
         <w:bCs/>
         <w:i w:val="0"/>
@@ -12026,6 +12556,7 @@
     </w:tblStylePr>
     <w:tblStylePr w:type="lastCol">
       <w:rPr>
+        <w:rFonts w:eastAsia="黑体"/>
         <w:b/>
         <w:bCs/>
         <w:i w:val="0"/>
@@ -12106,6 +12637,7 @@
     </w:tcPr>
     <w:tblStylePr w:type="firstRow">
       <w:rPr>
+        <w:rFonts w:eastAsia="黑体"/>
         <w:b/>
         <w:bCs/>
         <w:i w:val="0"/>
@@ -12127,6 +12659,7 @@
     </w:tblStylePr>
     <w:tblStylePr w:type="lastRow">
       <w:rPr>
+        <w:rFonts w:eastAsia="黑体"/>
         <w:b/>
         <w:bCs/>
         <w:i w:val="0"/>
@@ -12148,6 +12681,7 @@
     </w:tblStylePr>
     <w:tblStylePr w:type="firstCol">
       <w:rPr>
+        <w:rFonts w:eastAsia="黑体"/>
         <w:b/>
         <w:bCs/>
         <w:i w:val="0"/>
@@ -12167,6 +12701,7 @@
     </w:tblStylePr>
     <w:tblStylePr w:type="lastCol">
       <w:rPr>
+        <w:rFonts w:eastAsia="黑体"/>
         <w:b/>
         <w:bCs/>
         <w:i w:val="0"/>
@@ -12247,6 +12782,7 @@
     </w:tcPr>
     <w:tblStylePr w:type="firstRow">
       <w:rPr>
+        <w:rFonts w:eastAsia="黑体"/>
         <w:b/>
         <w:bCs/>
         <w:i w:val="0"/>
@@ -12268,6 +12804,7 @@
     </w:tblStylePr>
     <w:tblStylePr w:type="lastRow">
       <w:rPr>
+        <w:rFonts w:eastAsia="黑体"/>
         <w:b/>
         <w:bCs/>
         <w:i w:val="0"/>
@@ -12289,6 +12826,7 @@
     </w:tblStylePr>
     <w:tblStylePr w:type="firstCol">
       <w:rPr>
+        <w:rFonts w:eastAsia="黑体"/>
         <w:b/>
         <w:bCs/>
         <w:i w:val="0"/>
@@ -12308,6 +12846,7 @@
     </w:tblStylePr>
     <w:tblStylePr w:type="lastCol">
       <w:rPr>
+        <w:rFonts w:eastAsia="黑体"/>
         <w:b/>
         <w:bCs/>
         <w:i w:val="0"/>
@@ -12365,6 +12904,7 @@
       <w:spacing w:after="0" w:line="240" w:lineRule="auto"/>
     </w:pPr>
     <w:rPr>
+      <w:rFonts w:eastAsia="黑体"/>
       <w:color w:themeColor="background1" w:val="FFFFFF"/>
     </w:rPr>
     <w:tblPr>
@@ -12383,6 +12923,7 @@
     </w:tcPr>
     <w:tblStylePr w:type="firstRow">
       <w:rPr>
+        <w:rFonts w:eastAsia="黑体"/>
         <w:b/>
         <w:bCs/>
       </w:rPr>
@@ -12479,6 +13020,7 @@
       <w:spacing w:after="0" w:line="240" w:lineRule="auto"/>
     </w:pPr>
     <w:rPr>
+      <w:rFonts w:eastAsia="黑体"/>
       <w:color w:themeColor="background1" w:val="FFFFFF"/>
     </w:rPr>
     <w:tblPr>
@@ -12497,6 +13039,7 @@
     </w:tcPr>
     <w:tblStylePr w:type="firstRow">
       <w:rPr>
+        <w:rFonts w:eastAsia="黑体"/>
         <w:b/>
         <w:bCs/>
       </w:rPr>
@@ -12593,6 +13136,7 @@
       <w:spacing w:after="0" w:line="240" w:lineRule="auto"/>
     </w:pPr>
     <w:rPr>
+      <w:rFonts w:eastAsia="黑体"/>
       <w:color w:themeColor="background1" w:val="FFFFFF"/>
     </w:rPr>
     <w:tblPr>
@@ -12611,6 +13155,7 @@
     </w:tcPr>
     <w:tblStylePr w:type="firstRow">
       <w:rPr>
+        <w:rFonts w:eastAsia="黑体"/>
         <w:b/>
         <w:bCs/>
       </w:rPr>
@@ -12707,6 +13252,7 @@
       <w:spacing w:after="0" w:line="240" w:lineRule="auto"/>
     </w:pPr>
     <w:rPr>
+      <w:rFonts w:eastAsia="黑体"/>
       <w:color w:themeColor="background1" w:val="FFFFFF"/>
     </w:rPr>
     <w:tblPr>
@@ -12725,6 +13271,7 @@
     </w:tcPr>
     <w:tblStylePr w:type="firstRow">
       <w:rPr>
+        <w:rFonts w:eastAsia="黑体"/>
         <w:b/>
         <w:bCs/>
       </w:rPr>
@@ -12821,6 +13368,7 @@
       <w:spacing w:after="0" w:line="240" w:lineRule="auto"/>
     </w:pPr>
     <w:rPr>
+      <w:rFonts w:eastAsia="黑体"/>
       <w:color w:themeColor="background1" w:val="FFFFFF"/>
     </w:rPr>
     <w:tblPr>
@@ -12839,6 +13387,7 @@
     </w:tcPr>
     <w:tblStylePr w:type="firstRow">
       <w:rPr>
+        <w:rFonts w:eastAsia="黑体"/>
         <w:b/>
         <w:bCs/>
       </w:rPr>
@@ -12935,6 +13484,7 @@
       <w:spacing w:after="0" w:line="240" w:lineRule="auto"/>
     </w:pPr>
     <w:rPr>
+      <w:rFonts w:eastAsia="黑体"/>
       <w:color w:themeColor="background1" w:val="FFFFFF"/>
     </w:rPr>
     <w:tblPr>
@@ -12953,6 +13503,7 @@
     </w:tcPr>
     <w:tblStylePr w:type="firstRow">
       <w:rPr>
+        <w:rFonts w:eastAsia="黑体"/>
         <w:b/>
         <w:bCs/>
       </w:rPr>
@@ -13049,6 +13600,7 @@
       <w:spacing w:after="0" w:line="240" w:lineRule="auto"/>
     </w:pPr>
     <w:rPr>
+      <w:rFonts w:eastAsia="黑体"/>
       <w:color w:themeColor="background1" w:val="FFFFFF"/>
     </w:rPr>
     <w:tblPr>
@@ -13067,6 +13619,7 @@
     </w:tcPr>
     <w:tblStylePr w:type="firstRow">
       <w:rPr>
+        <w:rFonts w:eastAsia="黑体"/>
         <w:b/>
         <w:bCs/>
       </w:rPr>
@@ -13163,6 +13716,7 @@
       <w:spacing w:after="0" w:line="240" w:lineRule="auto"/>
     </w:pPr>
     <w:rPr>
+      <w:rFonts w:eastAsia="黑体"/>
       <w:color w:themeColor="text1" w:val="000000"/>
     </w:rPr>
     <w:tblPr>
@@ -13189,6 +13743,7 @@
     </w:tcPr>
     <w:tblStylePr w:type="firstRow">
       <w:rPr>
+        <w:rFonts w:eastAsia="黑体"/>
         <w:b/>
         <w:bCs/>
       </w:rPr>
@@ -13207,6 +13762,7 @@
     </w:tblStylePr>
     <w:tblStylePr w:type="lastRow">
       <w:rPr>
+        <w:rFonts w:eastAsia="黑体"/>
         <w:b/>
         <w:bCs/>
         <w:color w:themeColor="background1" w:val="FFFFFF"/>
@@ -13221,6 +13777,7 @@
     </w:tblStylePr>
     <w:tblStylePr w:type="firstCol">
       <w:rPr>
+        <w:rFonts w:eastAsia="黑体"/>
         <w:color w:themeColor="background1" w:val="FFFFFF"/>
       </w:rPr>
       <w:tblPr/>
@@ -13238,6 +13795,7 @@
     </w:tblStylePr>
     <w:tblStylePr w:type="lastCol">
       <w:rPr>
+        <w:rFonts w:eastAsia="黑体"/>
         <w:color w:themeColor="background1" w:val="FFFFFF"/>
       </w:rPr>
       <w:tblPr/>
@@ -13267,11 +13825,13 @@
     </w:tblStylePr>
     <w:tblStylePr w:type="neCell">
       <w:rPr>
+        <w:rFonts w:eastAsia="黑体"/>
         <w:color w:themeColor="text1" w:val="000000"/>
       </w:rPr>
     </w:tblStylePr>
     <w:tblStylePr w:type="nwCell">
       <w:rPr>
+        <w:rFonts w:eastAsia="黑体"/>
         <w:color w:themeColor="text1" w:val="000000"/>
       </w:rPr>
     </w:tblStylePr>
@@ -13285,6 +13845,7 @@
       <w:spacing w:after="0" w:line="240" w:lineRule="auto"/>
     </w:pPr>
     <w:rPr>
+      <w:rFonts w:eastAsia="黑体"/>
       <w:color w:themeColor="text1" w:val="000000"/>
     </w:rPr>
     <w:tblPr>
@@ -13311,6 +13872,7 @@
     </w:tcPr>
     <w:tblStylePr w:type="firstRow">
       <w:rPr>
+        <w:rFonts w:eastAsia="黑体"/>
         <w:b/>
         <w:bCs/>
       </w:rPr>
@@ -13329,6 +13891,7 @@
     </w:tblStylePr>
     <w:tblStylePr w:type="lastRow">
       <w:rPr>
+        <w:rFonts w:eastAsia="黑体"/>
         <w:b/>
         <w:bCs/>
         <w:color w:themeColor="background1" w:val="FFFFFF"/>
@@ -13343,6 +13906,7 @@
     </w:tblStylePr>
     <w:tblStylePr w:type="firstCol">
       <w:rPr>
+        <w:rFonts w:eastAsia="黑体"/>
         <w:color w:themeColor="background1" w:val="FFFFFF"/>
       </w:rPr>
       <w:tblPr/>
@@ -13360,6 +13924,7 @@
     </w:tblStylePr>
     <w:tblStylePr w:type="lastCol">
       <w:rPr>
+        <w:rFonts w:eastAsia="黑体"/>
         <w:color w:themeColor="background1" w:val="FFFFFF"/>
       </w:rPr>
       <w:tblPr/>
@@ -13389,11 +13954,13 @@
     </w:tblStylePr>
     <w:tblStylePr w:type="neCell">
       <w:rPr>
+        <w:rFonts w:eastAsia="黑体"/>
         <w:color w:themeColor="text1" w:val="000000"/>
       </w:rPr>
     </w:tblStylePr>
     <w:tblStylePr w:type="nwCell">
       <w:rPr>
+        <w:rFonts w:eastAsia="黑体"/>
         <w:color w:themeColor="text1" w:val="000000"/>
       </w:rPr>
     </w:tblStylePr>
@@ -13407,6 +13974,7 @@
       <w:spacing w:after="0" w:line="240" w:lineRule="auto"/>
     </w:pPr>
     <w:rPr>
+      <w:rFonts w:eastAsia="黑体"/>
       <w:color w:themeColor="text1" w:val="000000"/>
     </w:rPr>
     <w:tblPr>
@@ -13433,6 +14001,7 @@
     </w:tcPr>
     <w:tblStylePr w:type="firstRow">
       <w:rPr>
+        <w:rFonts w:eastAsia="黑体"/>
         <w:b/>
         <w:bCs/>
       </w:rPr>
@@ -13451,6 +14020,7 @@
     </w:tblStylePr>
     <w:tblStylePr w:type="lastRow">
       <w:rPr>
+        <w:rFonts w:eastAsia="黑体"/>
         <w:b/>
         <w:bCs/>
         <w:color w:themeColor="background1" w:val="FFFFFF"/>
@@ -13465,6 +14035,7 @@
     </w:tblStylePr>
     <w:tblStylePr w:type="firstCol">
       <w:rPr>
+        <w:rFonts w:eastAsia="黑体"/>
         <w:color w:themeColor="background1" w:val="FFFFFF"/>
       </w:rPr>
       <w:tblPr/>
@@ -13482,6 +14053,7 @@
     </w:tblStylePr>
     <w:tblStylePr w:type="lastCol">
       <w:rPr>
+        <w:rFonts w:eastAsia="黑体"/>
         <w:color w:themeColor="background1" w:val="FFFFFF"/>
       </w:rPr>
       <w:tblPr/>
@@ -13511,11 +14083,13 @@
     </w:tblStylePr>
     <w:tblStylePr w:type="neCell">
       <w:rPr>
+        <w:rFonts w:eastAsia="黑体"/>
         <w:color w:themeColor="text1" w:val="000000"/>
       </w:rPr>
     </w:tblStylePr>
     <w:tblStylePr w:type="nwCell">
       <w:rPr>
+        <w:rFonts w:eastAsia="黑体"/>
         <w:color w:themeColor="text1" w:val="000000"/>
       </w:rPr>
     </w:tblStylePr>
@@ -13529,6 +14103,7 @@
       <w:spacing w:after="0" w:line="240" w:lineRule="auto"/>
     </w:pPr>
     <w:rPr>
+      <w:rFonts w:eastAsia="黑体"/>
       <w:color w:themeColor="text1" w:val="000000"/>
     </w:rPr>
     <w:tblPr>
@@ -13555,6 +14130,7 @@
     </w:tcPr>
     <w:tblStylePr w:type="firstRow">
       <w:rPr>
+        <w:rFonts w:eastAsia="黑体"/>
         <w:b/>
         <w:bCs/>
       </w:rPr>
@@ -13573,6 +14149,7 @@
     </w:tblStylePr>
     <w:tblStylePr w:type="lastRow">
       <w:rPr>
+        <w:rFonts w:eastAsia="黑体"/>
         <w:b/>
         <w:bCs/>
         <w:color w:themeColor="background1" w:val="FFFFFF"/>
@@ -13587,6 +14164,7 @@
     </w:tblStylePr>
     <w:tblStylePr w:type="firstCol">
       <w:rPr>
+        <w:rFonts w:eastAsia="黑体"/>
         <w:color w:themeColor="background1" w:val="FFFFFF"/>
       </w:rPr>
       <w:tblPr/>
@@ -13604,6 +14182,7 @@
     </w:tblStylePr>
     <w:tblStylePr w:type="lastCol">
       <w:rPr>
+        <w:rFonts w:eastAsia="黑体"/>
         <w:color w:themeColor="background1" w:val="FFFFFF"/>
       </w:rPr>
       <w:tblPr/>
@@ -13641,6 +14220,7 @@
       <w:spacing w:after="0" w:line="240" w:lineRule="auto"/>
     </w:pPr>
     <w:rPr>
+      <w:rFonts w:eastAsia="黑体"/>
       <w:color w:themeColor="text1" w:val="000000"/>
     </w:rPr>
     <w:tblPr>
@@ -13667,6 +14247,7 @@
     </w:tcPr>
     <w:tblStylePr w:type="firstRow">
       <w:rPr>
+        <w:rFonts w:eastAsia="黑体"/>
         <w:b/>
         <w:bCs/>
       </w:rPr>
@@ -13685,6 +14266,7 @@
     </w:tblStylePr>
     <w:tblStylePr w:type="lastRow">
       <w:rPr>
+        <w:rFonts w:eastAsia="黑体"/>
         <w:b/>
         <w:bCs/>
         <w:color w:themeColor="background1" w:val="FFFFFF"/>
@@ -13699,6 +14281,7 @@
     </w:tblStylePr>
     <w:tblStylePr w:type="firstCol">
       <w:rPr>
+        <w:rFonts w:eastAsia="黑体"/>
         <w:color w:themeColor="background1" w:val="FFFFFF"/>
       </w:rPr>
       <w:tblPr/>
@@ -13716,6 +14299,7 @@
     </w:tblStylePr>
     <w:tblStylePr w:type="lastCol">
       <w:rPr>
+        <w:rFonts w:eastAsia="黑体"/>
         <w:color w:themeColor="background1" w:val="FFFFFF"/>
       </w:rPr>
       <w:tblPr/>
@@ -13745,11 +14329,13 @@
     </w:tblStylePr>
     <w:tblStylePr w:type="neCell">
       <w:rPr>
+        <w:rFonts w:eastAsia="黑体"/>
         <w:color w:themeColor="text1" w:val="000000"/>
       </w:rPr>
     </w:tblStylePr>
     <w:tblStylePr w:type="nwCell">
       <w:rPr>
+        <w:rFonts w:eastAsia="黑体"/>
         <w:color w:themeColor="text1" w:val="000000"/>
       </w:rPr>
     </w:tblStylePr>
@@ -13763,6 +14349,7 @@
       <w:spacing w:after="0" w:line="240" w:lineRule="auto"/>
     </w:pPr>
     <w:rPr>
+      <w:rFonts w:eastAsia="黑体"/>
       <w:color w:themeColor="text1" w:val="000000"/>
     </w:rPr>
     <w:tblPr>
@@ -13789,6 +14376,7 @@
     </w:tcPr>
     <w:tblStylePr w:type="firstRow">
       <w:rPr>
+        <w:rFonts w:eastAsia="黑体"/>
         <w:b/>
         <w:bCs/>
       </w:rPr>
@@ -13807,6 +14395,7 @@
     </w:tblStylePr>
     <w:tblStylePr w:type="lastRow">
       <w:rPr>
+        <w:rFonts w:eastAsia="黑体"/>
         <w:b/>
         <w:bCs/>
         <w:color w:themeColor="background1" w:val="FFFFFF"/>
@@ -13821,6 +14410,7 @@
     </w:tblStylePr>
     <w:tblStylePr w:type="firstCol">
       <w:rPr>
+        <w:rFonts w:eastAsia="黑体"/>
         <w:color w:themeColor="background1" w:val="FFFFFF"/>
       </w:rPr>
       <w:tblPr/>
@@ -13838,6 +14428,7 @@
     </w:tblStylePr>
     <w:tblStylePr w:type="lastCol">
       <w:rPr>
+        <w:rFonts w:eastAsia="黑体"/>
         <w:color w:themeColor="background1" w:val="FFFFFF"/>
       </w:rPr>
       <w:tblPr/>
@@ -13867,11 +14458,13 @@
     </w:tblStylePr>
     <w:tblStylePr w:type="neCell">
       <w:rPr>
+        <w:rFonts w:eastAsia="黑体"/>
         <w:color w:themeColor="text1" w:val="000000"/>
       </w:rPr>
     </w:tblStylePr>
     <w:tblStylePr w:type="nwCell">
       <w:rPr>
+        <w:rFonts w:eastAsia="黑体"/>
         <w:color w:themeColor="text1" w:val="000000"/>
       </w:rPr>
     </w:tblStylePr>
@@ -13885,6 +14478,7 @@
       <w:spacing w:after="0" w:line="240" w:lineRule="auto"/>
     </w:pPr>
     <w:rPr>
+      <w:rFonts w:eastAsia="黑体"/>
       <w:color w:themeColor="text1" w:val="000000"/>
     </w:rPr>
     <w:tblPr>
@@ -13911,6 +14505,7 @@
     </w:tcPr>
     <w:tblStylePr w:type="firstRow">
       <w:rPr>
+        <w:rFonts w:eastAsia="黑体"/>
         <w:b/>
         <w:bCs/>
       </w:rPr>
@@ -13929,6 +14524,7 @@
     </w:tblStylePr>
     <w:tblStylePr w:type="lastRow">
       <w:rPr>
+        <w:rFonts w:eastAsia="黑体"/>
         <w:b/>
         <w:bCs/>
         <w:color w:themeColor="background1" w:val="FFFFFF"/>
@@ -13943,6 +14539,7 @@
     </w:tblStylePr>
     <w:tblStylePr w:type="firstCol">
       <w:rPr>
+        <w:rFonts w:eastAsia="黑体"/>
         <w:color w:themeColor="background1" w:val="FFFFFF"/>
       </w:rPr>
       <w:tblPr/>
@@ -13960,6 +14557,7 @@
     </w:tblStylePr>
     <w:tblStylePr w:type="lastCol">
       <w:rPr>
+        <w:rFonts w:eastAsia="黑体"/>
         <w:color w:themeColor="background1" w:val="FFFFFF"/>
       </w:rPr>
       <w:tblPr/>
@@ -13989,11 +14587,13 @@
     </w:tblStylePr>
     <w:tblStylePr w:type="neCell">
       <w:rPr>
+        <w:rFonts w:eastAsia="黑体"/>
         <w:color w:themeColor="text1" w:val="000000"/>
       </w:rPr>
     </w:tblStylePr>
     <w:tblStylePr w:type="nwCell">
       <w:rPr>
+        <w:rFonts w:eastAsia="黑体"/>
         <w:color w:themeColor="text1" w:val="000000"/>
       </w:rPr>
     </w:tblStylePr>
@@ -14007,6 +14607,7 @@
       <w:spacing w:after="0" w:line="240" w:lineRule="auto"/>
     </w:pPr>
     <w:rPr>
+      <w:rFonts w:eastAsia="黑体"/>
       <w:color w:themeColor="text1" w:val="000000"/>
     </w:rPr>
     <w:tblPr>
@@ -14025,6 +14626,7 @@
     </w:tcPr>
     <w:tblStylePr w:type="firstRow">
       <w:rPr>
+        <w:rFonts w:eastAsia="黑体"/>
         <w:b/>
         <w:bCs/>
         <w:color w:themeColor="background1" w:val="FFFFFF"/>
@@ -14039,6 +14641,7 @@
     </w:tblStylePr>
     <w:tblStylePr w:type="lastRow">
       <w:rPr>
+        <w:rFonts w:eastAsia="黑体"/>
         <w:b/>
         <w:bCs/>
         <w:color w:themeColor="accent2" w:themeShade="CC" w:val="9E3A38"/>
@@ -14053,12 +14656,14 @@
     </w:tblStylePr>
     <w:tblStylePr w:type="firstCol">
       <w:rPr>
+        <w:rFonts w:eastAsia="黑体"/>
         <w:b/>
         <w:bCs/>
       </w:rPr>
     </w:tblStylePr>
     <w:tblStylePr w:type="lastCol">
       <w:rPr>
+        <w:rFonts w:eastAsia="黑体"/>
         <w:b/>
         <w:bCs/>
       </w:rPr>
@@ -14093,6 +14698,7 @@
       <w:spacing w:after="0" w:line="240" w:lineRule="auto"/>
     </w:pPr>
     <w:rPr>
+      <w:rFonts w:eastAsia="黑体"/>
       <w:color w:themeColor="text1" w:val="000000"/>
     </w:rPr>
     <w:tblPr>
@@ -14111,6 +14717,7 @@
     </w:tcPr>
     <w:tblStylePr w:type="firstRow">
       <w:rPr>
+        <w:rFonts w:eastAsia="黑体"/>
         <w:b/>
         <w:bCs/>
         <w:color w:themeColor="background1" w:val="FFFFFF"/>
@@ -14125,6 +14732,7 @@
     </w:tblStylePr>
     <w:tblStylePr w:type="lastRow">
       <w:rPr>
+        <w:rFonts w:eastAsia="黑体"/>
         <w:b/>
         <w:bCs/>
         <w:color w:themeColor="accent2" w:themeShade="CC" w:val="9E3A38"/>
@@ -14139,12 +14747,14 @@
     </w:tblStylePr>
     <w:tblStylePr w:type="firstCol">
       <w:rPr>
+        <w:rFonts w:eastAsia="黑体"/>
         <w:b/>
         <w:bCs/>
       </w:rPr>
     </w:tblStylePr>
     <w:tblStylePr w:type="lastCol">
       <w:rPr>
+        <w:rFonts w:eastAsia="黑体"/>
         <w:b/>
         <w:bCs/>
       </w:rPr>
@@ -14179,6 +14789,7 @@
       <w:spacing w:after="0" w:line="240" w:lineRule="auto"/>
     </w:pPr>
     <w:rPr>
+      <w:rFonts w:eastAsia="黑体"/>
       <w:color w:themeColor="text1" w:val="000000"/>
     </w:rPr>
     <w:tblPr>
@@ -14197,6 +14808,7 @@
     </w:tcPr>
     <w:tblStylePr w:type="firstRow">
       <w:rPr>
+        <w:rFonts w:eastAsia="黑体"/>
         <w:b/>
         <w:bCs/>
         <w:color w:themeColor="background1" w:val="FFFFFF"/>
@@ -14211,6 +14823,7 @@
     </w:tblStylePr>
     <w:tblStylePr w:type="lastRow">
       <w:rPr>
+        <w:rFonts w:eastAsia="黑体"/>
         <w:b/>
         <w:bCs/>
         <w:color w:themeColor="accent2" w:themeShade="CC" w:val="9E3A38"/>
@@ -14225,12 +14838,14 @@
     </w:tblStylePr>
     <w:tblStylePr w:type="firstCol">
       <w:rPr>
+        <w:rFonts w:eastAsia="黑体"/>
         <w:b/>
         <w:bCs/>
       </w:rPr>
     </w:tblStylePr>
     <w:tblStylePr w:type="lastCol">
       <w:rPr>
+        <w:rFonts w:eastAsia="黑体"/>
         <w:b/>
         <w:bCs/>
       </w:rPr>
@@ -14265,6 +14880,7 @@
       <w:spacing w:after="0" w:line="240" w:lineRule="auto"/>
     </w:pPr>
     <w:rPr>
+      <w:rFonts w:eastAsia="黑体"/>
       <w:color w:themeColor="text1" w:val="000000"/>
     </w:rPr>
     <w:tblPr>
@@ -14283,6 +14899,7 @@
     </w:tcPr>
     <w:tblStylePr w:type="firstRow">
       <w:rPr>
+        <w:rFonts w:eastAsia="黑体"/>
         <w:b/>
         <w:bCs/>
         <w:color w:themeColor="background1" w:val="FFFFFF"/>
@@ -14297,6 +14914,7 @@
     </w:tblStylePr>
     <w:tblStylePr w:type="lastRow">
       <w:rPr>
+        <w:rFonts w:eastAsia="黑体"/>
         <w:b/>
         <w:bCs/>
         <w:color w:themeColor="accent4" w:themeShade="CC" w:val="664E82"/>
@@ -14311,12 +14929,14 @@
     </w:tblStylePr>
     <w:tblStylePr w:type="firstCol">
       <w:rPr>
+        <w:rFonts w:eastAsia="黑体"/>
         <w:b/>
         <w:bCs/>
       </w:rPr>
     </w:tblStylePr>
     <w:tblStylePr w:type="lastCol">
       <w:rPr>
+        <w:rFonts w:eastAsia="黑体"/>
         <w:b/>
         <w:bCs/>
       </w:rPr>
@@ -14351,6 +14971,7 @@
       <w:spacing w:after="0" w:line="240" w:lineRule="auto"/>
     </w:pPr>
     <w:rPr>
+      <w:rFonts w:eastAsia="黑体"/>
       <w:color w:themeColor="text1" w:val="000000"/>
     </w:rPr>
     <w:tblPr>
@@ -14369,6 +14990,7 @@
     </w:tcPr>
     <w:tblStylePr w:type="firstRow">
       <w:rPr>
+        <w:rFonts w:eastAsia="黑体"/>
         <w:b/>
         <w:bCs/>
         <w:color w:themeColor="background1" w:val="FFFFFF"/>
@@ -14383,6 +15005,7 @@
     </w:tblStylePr>
     <w:tblStylePr w:type="lastRow">
       <w:rPr>
+        <w:rFonts w:eastAsia="黑体"/>
         <w:b/>
         <w:bCs/>
         <w:color w:themeColor="accent3" w:themeShade="CC" w:val="7E9C40"/>
@@ -14397,12 +15020,14 @@
     </w:tblStylePr>
     <w:tblStylePr w:type="firstCol">
       <w:rPr>
+        <w:rFonts w:eastAsia="黑体"/>
         <w:b/>
         <w:bCs/>
       </w:rPr>
     </w:tblStylePr>
     <w:tblStylePr w:type="lastCol">
       <w:rPr>
+        <w:rFonts w:eastAsia="黑体"/>
         <w:b/>
         <w:bCs/>
       </w:rPr>
@@ -14437,6 +15062,7 @@
       <w:spacing w:after="0" w:line="240" w:lineRule="auto"/>
     </w:pPr>
     <w:rPr>
+      <w:rFonts w:eastAsia="黑体"/>
       <w:color w:themeColor="text1" w:val="000000"/>
     </w:rPr>
     <w:tblPr>
@@ -14455,6 +15081,7 @@
     </w:tcPr>
     <w:tblStylePr w:type="firstRow">
       <w:rPr>
+        <w:rFonts w:eastAsia="黑体"/>
         <w:b/>
         <w:bCs/>
         <w:color w:themeColor="background1" w:val="FFFFFF"/>
@@ -14469,6 +15096,7 @@
     </w:tblStylePr>
     <w:tblStylePr w:type="lastRow">
       <w:rPr>
+        <w:rFonts w:eastAsia="黑体"/>
         <w:b/>
         <w:bCs/>
         <w:color w:themeColor="accent6" w:themeShade="CC" w:val="F2730A"/>
@@ -14483,12 +15111,14 @@
     </w:tblStylePr>
     <w:tblStylePr w:type="firstCol">
       <w:rPr>
+        <w:rFonts w:eastAsia="黑体"/>
         <w:b/>
         <w:bCs/>
       </w:rPr>
     </w:tblStylePr>
     <w:tblStylePr w:type="lastCol">
       <w:rPr>
+        <w:rFonts w:eastAsia="黑体"/>
         <w:b/>
         <w:bCs/>
       </w:rPr>
@@ -14523,6 +15153,7 @@
       <w:spacing w:after="0" w:line="240" w:lineRule="auto"/>
     </w:pPr>
     <w:rPr>
+      <w:rFonts w:eastAsia="黑体"/>
       <w:color w:themeColor="text1" w:val="000000"/>
     </w:rPr>
     <w:tblPr>
@@ -14541,6 +15172,7 @@
     </w:tcPr>
     <w:tblStylePr w:type="firstRow">
       <w:rPr>
+        <w:rFonts w:eastAsia="黑体"/>
         <w:b/>
         <w:bCs/>
         <w:color w:themeColor="background1" w:val="FFFFFF"/>
@@ -14555,6 +15187,7 @@
     </w:tblStylePr>
     <w:tblStylePr w:type="lastRow">
       <w:rPr>
+        <w:rFonts w:eastAsia="黑体"/>
         <w:b/>
         <w:bCs/>
         <w:color w:themeColor="accent5" w:themeShade="CC" w:val="348DA5"/>
@@ -14569,12 +15202,14 @@
     </w:tblStylePr>
     <w:tblStylePr w:type="firstCol">
       <w:rPr>
+        <w:rFonts w:eastAsia="黑体"/>
         <w:b/>
         <w:bCs/>
       </w:rPr>
     </w:tblStylePr>
     <w:tblStylePr w:type="lastCol">
       <w:rPr>
+        <w:rFonts w:eastAsia="黑体"/>
         <w:b/>
         <w:bCs/>
       </w:rPr>
@@ -14609,6 +15244,7 @@
       <w:spacing w:after="0" w:line="240" w:lineRule="auto"/>
     </w:pPr>
     <w:rPr>
+      <w:rFonts w:eastAsia="黑体"/>
       <w:color w:themeColor="text1" w:val="000000"/>
     </w:rPr>
     <w:tblPr>
@@ -14630,6 +15266,7 @@
     </w:tcPr>
     <w:tblStylePr w:type="firstRow">
       <w:rPr>
+        <w:rFonts w:eastAsia="黑体"/>
         <w:b/>
         <w:bCs/>
       </w:rPr>
@@ -14640,6 +15277,7 @@
     </w:tblStylePr>
     <w:tblStylePr w:type="lastRow">
       <w:rPr>
+        <w:rFonts w:eastAsia="黑体"/>
         <w:b/>
         <w:bCs/>
         <w:color w:themeColor="text1" w:val="000000"/>
@@ -14651,6 +15289,7 @@
     </w:tblStylePr>
     <w:tblStylePr w:type="firstCol">
       <w:rPr>
+        <w:rFonts w:eastAsia="黑体"/>
         <w:color w:themeColor="background1" w:val="FFFFFF"/>
       </w:rPr>
       <w:tblPr/>
@@ -14660,6 +15299,7 @@
     </w:tblStylePr>
     <w:tblStylePr w:type="lastCol">
       <w:rPr>
+        <w:rFonts w:eastAsia="黑体"/>
         <w:color w:themeColor="background1" w:val="FFFFFF"/>
       </w:rPr>
       <w:tblPr/>
@@ -14689,6 +15329,7 @@
       <w:spacing w:after="0" w:line="240" w:lineRule="auto"/>
     </w:pPr>
     <w:rPr>
+      <w:rFonts w:eastAsia="黑体"/>
       <w:color w:themeColor="text1" w:val="000000"/>
     </w:rPr>
     <w:tblPr>
@@ -14710,6 +15351,7 @@
     </w:tcPr>
     <w:tblStylePr w:type="firstRow">
       <w:rPr>
+        <w:rFonts w:eastAsia="黑体"/>
         <w:b/>
         <w:bCs/>
       </w:rPr>
@@ -14720,6 +15362,7 @@
     </w:tblStylePr>
     <w:tblStylePr w:type="lastRow">
       <w:rPr>
+        <w:rFonts w:eastAsia="黑体"/>
         <w:b/>
         <w:bCs/>
         <w:color w:themeColor="text1" w:val="000000"/>
@@ -14731,6 +15374,7 @@
     </w:tblStylePr>
     <w:tblStylePr w:type="firstCol">
       <w:rPr>
+        <w:rFonts w:eastAsia="黑体"/>
         <w:color w:themeColor="background1" w:val="FFFFFF"/>
       </w:rPr>
       <w:tblPr/>
@@ -14740,6 +15384,7 @@
     </w:tblStylePr>
     <w:tblStylePr w:type="lastCol">
       <w:rPr>
+        <w:rFonts w:eastAsia="黑体"/>
         <w:color w:themeColor="background1" w:val="FFFFFF"/>
       </w:rPr>
       <w:tblPr/>
@@ -14769,6 +15414,7 @@
       <w:spacing w:after="0" w:line="240" w:lineRule="auto"/>
     </w:pPr>
     <w:rPr>
+      <w:rFonts w:eastAsia="黑体"/>
       <w:color w:themeColor="text1" w:val="000000"/>
     </w:rPr>
     <w:tblPr>
@@ -14790,6 +15436,7 @@
     </w:tcPr>
     <w:tblStylePr w:type="firstRow">
       <w:rPr>
+        <w:rFonts w:eastAsia="黑体"/>
         <w:b/>
         <w:bCs/>
       </w:rPr>
@@ -14800,6 +15447,7 @@
     </w:tblStylePr>
     <w:tblStylePr w:type="lastRow">
       <w:rPr>
+        <w:rFonts w:eastAsia="黑体"/>
         <w:b/>
         <w:bCs/>
         <w:color w:themeColor="text1" w:val="000000"/>
@@ -14811,6 +15459,7 @@
     </w:tblStylePr>
     <w:tblStylePr w:type="firstCol">
       <w:rPr>
+        <w:rFonts w:eastAsia="黑体"/>
         <w:color w:themeColor="background1" w:val="FFFFFF"/>
       </w:rPr>
       <w:tblPr/>
@@ -14820,6 +15469,7 @@
     </w:tblStylePr>
     <w:tblStylePr w:type="lastCol">
       <w:rPr>
+        <w:rFonts w:eastAsia="黑体"/>
         <w:color w:themeColor="background1" w:val="FFFFFF"/>
       </w:rPr>
       <w:tblPr/>
@@ -14849,6 +15499,7 @@
       <w:spacing w:after="0" w:line="240" w:lineRule="auto"/>
     </w:pPr>
     <w:rPr>
+      <w:rFonts w:eastAsia="黑体"/>
       <w:color w:themeColor="text1" w:val="000000"/>
     </w:rPr>
     <w:tblPr>
@@ -14870,6 +15521,7 @@
     </w:tcPr>
     <w:tblStylePr w:type="firstRow">
       <w:rPr>
+        <w:rFonts w:eastAsia="黑体"/>
         <w:b/>
         <w:bCs/>
       </w:rPr>
@@ -14880,6 +15532,7 @@
     </w:tblStylePr>
     <w:tblStylePr w:type="lastRow">
       <w:rPr>
+        <w:rFonts w:eastAsia="黑体"/>
         <w:b/>
         <w:bCs/>
         <w:color w:themeColor="text1" w:val="000000"/>
@@ -14891,6 +15544,7 @@
     </w:tblStylePr>
     <w:tblStylePr w:type="firstCol">
       <w:rPr>
+        <w:rFonts w:eastAsia="黑体"/>
         <w:color w:themeColor="background1" w:val="FFFFFF"/>
       </w:rPr>
       <w:tblPr/>
@@ -14900,6 +15554,7 @@
     </w:tblStylePr>
     <w:tblStylePr w:type="lastCol">
       <w:rPr>
+        <w:rFonts w:eastAsia="黑体"/>
         <w:color w:themeColor="background1" w:val="FFFFFF"/>
       </w:rPr>
       <w:tblPr/>
@@ -14929,6 +15584,7 @@
       <w:spacing w:after="0" w:line="240" w:lineRule="auto"/>
     </w:pPr>
     <w:rPr>
+      <w:rFonts w:eastAsia="黑体"/>
       <w:color w:themeColor="text1" w:val="000000"/>
     </w:rPr>
     <w:tblPr>
@@ -14950,6 +15606,7 @@
     </w:tcPr>
     <w:tblStylePr w:type="firstRow">
       <w:rPr>
+        <w:rFonts w:eastAsia="黑体"/>
         <w:b/>
         <w:bCs/>
       </w:rPr>
@@ -14960,6 +15617,7 @@
     </w:tblStylePr>
     <w:tblStylePr w:type="lastRow">
       <w:rPr>
+        <w:rFonts w:eastAsia="黑体"/>
         <w:b/>
         <w:bCs/>
         <w:color w:themeColor="text1" w:val="000000"/>
@@ -14971,6 +15629,7 @@
     </w:tblStylePr>
     <w:tblStylePr w:type="firstCol">
       <w:rPr>
+        <w:rFonts w:eastAsia="黑体"/>
         <w:color w:themeColor="background1" w:val="FFFFFF"/>
       </w:rPr>
       <w:tblPr/>
@@ -14980,6 +15639,7 @@
     </w:tblStylePr>
     <w:tblStylePr w:type="lastCol">
       <w:rPr>
+        <w:rFonts w:eastAsia="黑体"/>
         <w:color w:themeColor="background1" w:val="FFFFFF"/>
       </w:rPr>
       <w:tblPr/>
@@ -15009,6 +15669,7 @@
       <w:spacing w:after="0" w:line="240" w:lineRule="auto"/>
     </w:pPr>
     <w:rPr>
+      <w:rFonts w:eastAsia="黑体"/>
       <w:color w:themeColor="text1" w:val="000000"/>
     </w:rPr>
     <w:tblPr>
@@ -15030,6 +15691,7 @@
     </w:tcPr>
     <w:tblStylePr w:type="firstRow">
       <w:rPr>
+        <w:rFonts w:eastAsia="黑体"/>
         <w:b/>
         <w:bCs/>
       </w:rPr>
@@ -15040,6 +15702,7 @@
     </w:tblStylePr>
     <w:tblStylePr w:type="lastRow">
       <w:rPr>
+        <w:rFonts w:eastAsia="黑体"/>
         <w:b/>
         <w:bCs/>
         <w:color w:themeColor="text1" w:val="000000"/>
@@ -15051,6 +15714,7 @@
     </w:tblStylePr>
     <w:tblStylePr w:type="firstCol">
       <w:rPr>
+        <w:rFonts w:eastAsia="黑体"/>
         <w:color w:themeColor="background1" w:val="FFFFFF"/>
       </w:rPr>
       <w:tblPr/>
@@ -15060,6 +15724,7 @@
     </w:tblStylePr>
     <w:tblStylePr w:type="lastCol">
       <w:rPr>
+        <w:rFonts w:eastAsia="黑体"/>
         <w:color w:themeColor="background1" w:val="FFFFFF"/>
       </w:rPr>
       <w:tblPr/>
@@ -15089,6 +15754,7 @@
       <w:spacing w:after="0" w:line="240" w:lineRule="auto"/>
     </w:pPr>
     <w:rPr>
+      <w:rFonts w:eastAsia="黑体"/>
       <w:color w:themeColor="text1" w:val="000000"/>
     </w:rPr>
     <w:tblPr>
@@ -15110,6 +15776,7 @@
     </w:tcPr>
     <w:tblStylePr w:type="firstRow">
       <w:rPr>
+        <w:rFonts w:eastAsia="黑体"/>
         <w:b/>
         <w:bCs/>
       </w:rPr>
@@ -15120,6 +15787,7 @@
     </w:tblStylePr>
     <w:tblStylePr w:type="lastRow">
       <w:rPr>
+        <w:rFonts w:eastAsia="黑体"/>
         <w:b/>
         <w:bCs/>
         <w:color w:themeColor="text1" w:val="000000"/>
@@ -15131,6 +15799,7 @@
     </w:tblStylePr>
     <w:tblStylePr w:type="firstCol">
       <w:rPr>
+        <w:rFonts w:eastAsia="黑体"/>
         <w:color w:themeColor="background1" w:val="FFFFFF"/>
       </w:rPr>
       <w:tblPr/>
@@ -15140,6 +15809,7 @@
     </w:tblStylePr>
     <w:tblStylePr w:type="lastCol">
       <w:rPr>
+        <w:rFonts w:eastAsia="黑体"/>
         <w:color w:themeColor="background1" w:val="FFFFFF"/>
       </w:rPr>
       <w:tblPr/>
@@ -15172,6 +15842,7 @@
     <w:name w:val="KeywordTok"/>
     <w:basedOn w:val="VerbatimChar"/>
     <w:rPr>
+      <w:rFonts w:eastAsia="黑体"/>
       <w:b/>
       <w:color w:val="007020"/>
     </w:rPr>
@@ -15180,6 +15851,7 @@
     <w:name w:val="DataTypeTok"/>
     <w:basedOn w:val="VerbatimChar"/>
     <w:rPr>
+      <w:rFonts w:eastAsia="黑体"/>
       <w:color w:val="902000"/>
     </w:rPr>
   </w:style>
@@ -15187,6 +15859,7 @@
     <w:name w:val="DecValTok"/>
     <w:basedOn w:val="VerbatimChar"/>
     <w:rPr>
+      <w:rFonts w:eastAsia="黑体"/>
       <w:color w:val="40a070"/>
     </w:rPr>
   </w:style>
@@ -15194,6 +15867,7 @@
     <w:name w:val="BaseNTok"/>
     <w:basedOn w:val="VerbatimChar"/>
     <w:rPr>
+      <w:rFonts w:eastAsia="黑体"/>
       <w:color w:val="40a070"/>
     </w:rPr>
   </w:style>
@@ -15201,6 +15875,7 @@
     <w:name w:val="FloatTok"/>
     <w:basedOn w:val="VerbatimChar"/>
     <w:rPr>
+      <w:rFonts w:eastAsia="黑体"/>
       <w:color w:val="40a070"/>
     </w:rPr>
   </w:style>
@@ -15208,6 +15883,7 @@
     <w:name w:val="ConstantTok"/>
     <w:basedOn w:val="VerbatimChar"/>
     <w:rPr>
+      <w:rFonts w:eastAsia="黑体"/>
       <w:color w:val="880000"/>
     </w:rPr>
   </w:style>
@@ -15215,6 +15891,7 @@
     <w:name w:val="CharTok"/>
     <w:basedOn w:val="VerbatimChar"/>
     <w:rPr>
+      <w:rFonts w:eastAsia="黑体"/>
       <w:color w:val="4070a0"/>
     </w:rPr>
   </w:style>
@@ -15222,6 +15899,7 @@
     <w:name w:val="SpecialCharTok"/>
     <w:basedOn w:val="VerbatimChar"/>
     <w:rPr>
+      <w:rFonts w:eastAsia="黑体"/>
       <w:color w:val="4070a0"/>
     </w:rPr>
   </w:style>
@@ -15229,6 +15907,7 @@
     <w:name w:val="StringTok"/>
     <w:basedOn w:val="VerbatimChar"/>
     <w:rPr>
+      <w:rFonts w:eastAsia="黑体"/>
       <w:color w:val="4070a0"/>
     </w:rPr>
   </w:style>
@@ -15236,6 +15915,7 @@
     <w:name w:val="VerbatimStringTok"/>
     <w:basedOn w:val="VerbatimChar"/>
     <w:rPr>
+      <w:rFonts w:eastAsia="黑体"/>
       <w:color w:val="4070a0"/>
     </w:rPr>
   </w:style>
@@ -15243,6 +15923,7 @@
     <w:name w:val="SpecialStringTok"/>
     <w:basedOn w:val="VerbatimChar"/>
     <w:rPr>
+      <w:rFonts w:eastAsia="黑体"/>
       <w:color w:val="bb6688"/>
     </w:rPr>
   </w:style>
@@ -15250,6 +15931,7 @@
     <w:name w:val="ImportTok"/>
     <w:basedOn w:val="VerbatimChar"/>
     <w:rPr>
+      <w:rFonts w:eastAsia="黑体"/>
       <w:b/>
       <w:color w:val="008000"/>
     </w:rPr>
@@ -15258,6 +15940,7 @@
     <w:name w:val="CommentTok"/>
     <w:basedOn w:val="VerbatimChar"/>
     <w:rPr>
+      <w:rFonts w:eastAsia="黑体"/>
       <w:i/>
       <w:color w:val="60a0b0"/>
     </w:rPr>
@@ -15266,6 +15949,7 @@
     <w:name w:val="DocumentationTok"/>
     <w:basedOn w:val="VerbatimChar"/>
     <w:rPr>
+      <w:rFonts w:eastAsia="黑体"/>
       <w:i/>
       <w:color w:val="ba2121"/>
     </w:rPr>
@@ -15274,6 +15958,7 @@
     <w:name w:val="AnnotationTok"/>
     <w:basedOn w:val="VerbatimChar"/>
     <w:rPr>
+      <w:rFonts w:eastAsia="黑体"/>
       <w:b/>
       <w:i/>
       <w:color w:val="60a0b0"/>
@@ -15283,6 +15968,7 @@
     <w:name w:val="CommentVarTok"/>
     <w:basedOn w:val="VerbatimChar"/>
     <w:rPr>
+      <w:rFonts w:eastAsia="黑体"/>
       <w:b/>
       <w:i/>
       <w:color w:val="60a0b0"/>
@@ -15292,6 +15978,7 @@
     <w:name w:val="OtherTok"/>
     <w:basedOn w:val="VerbatimChar"/>
     <w:rPr>
+      <w:rFonts w:eastAsia="黑体"/>
       <w:color w:val="007020"/>
     </w:rPr>
   </w:style>
@@ -15299,6 +15986,7 @@
     <w:name w:val="FunctionTok"/>
     <w:basedOn w:val="VerbatimChar"/>
     <w:rPr>
+      <w:rFonts w:eastAsia="黑体"/>
       <w:color w:val="06287e"/>
     </w:rPr>
   </w:style>
@@ -15306,6 +15994,7 @@
     <w:name w:val="VariableTok"/>
     <w:basedOn w:val="VerbatimChar"/>
     <w:rPr>
+      <w:rFonts w:eastAsia="黑体"/>
       <w:color w:val="19177c"/>
     </w:rPr>
   </w:style>
@@ -15313,6 +16002,7 @@
     <w:name w:val="ControlFlowTok"/>
     <w:basedOn w:val="VerbatimChar"/>
     <w:rPr>
+      <w:rFonts w:eastAsia="黑体"/>
       <w:b/>
       <w:color w:val="007020"/>
     </w:rPr>
@@ -15321,6 +16011,7 @@
     <w:name w:val="OperatorTok"/>
     <w:basedOn w:val="VerbatimChar"/>
     <w:rPr>
+      <w:rFonts w:eastAsia="黑体"/>
       <w:color w:val="666666"/>
     </w:rPr>
   </w:style>
@@ -15328,18 +16019,22 @@
     <w:name w:val="BuiltInTok"/>
     <w:basedOn w:val="VerbatimChar"/>
     <w:rPr>
+      <w:rFonts w:eastAsia="黑体"/>
       <w:color w:val="008000"/>
     </w:rPr>
   </w:style>
   <w:style w:type="character" w:customStyle="1" w:styleId="ExtensionTok">
     <w:name w:val="ExtensionTok"/>
     <w:basedOn w:val="VerbatimChar"/>
-    <w:rPr/>
+    <w:rPr>
+      <w:rFonts w:eastAsia="黑体"/>
+    </w:rPr>
   </w:style>
   <w:style w:type="character" w:customStyle="1" w:styleId="PreprocessorTok">
     <w:name w:val="PreprocessorTok"/>
     <w:basedOn w:val="VerbatimChar"/>
     <w:rPr>
+      <w:rFonts w:eastAsia="黑体"/>
       <w:color w:val="bc7a00"/>
     </w:rPr>
   </w:style>
@@ -15347,18 +16042,22 @@
     <w:name w:val="AttributeTok"/>
     <w:basedOn w:val="VerbatimChar"/>
     <w:rPr>
+      <w:rFonts w:eastAsia="黑体"/>
       <w:color w:val="7d9029"/>
     </w:rPr>
   </w:style>
   <w:style w:type="character" w:customStyle="1" w:styleId="RegionMarkerTok">
     <w:name w:val="RegionMarkerTok"/>
     <w:basedOn w:val="VerbatimChar"/>
-    <w:rPr/>
+    <w:rPr>
+      <w:rFonts w:eastAsia="黑体"/>
+    </w:rPr>
   </w:style>
   <w:style w:type="character" w:customStyle="1" w:styleId="InformationTok">
     <w:name w:val="InformationTok"/>
     <w:basedOn w:val="VerbatimChar"/>
     <w:rPr>
+      <w:rFonts w:eastAsia="黑体"/>
       <w:b/>
       <w:i/>
       <w:color w:val="60a0b0"/>
@@ -15368,6 +16067,7 @@
     <w:name w:val="WarningTok"/>
     <w:basedOn w:val="VerbatimChar"/>
     <w:rPr>
+      <w:rFonts w:eastAsia="黑体"/>
       <w:b/>
       <w:i/>
       <w:color w:val="60a0b0"/>
@@ -15377,6 +16077,7 @@
     <w:name w:val="AlertTok"/>
     <w:basedOn w:val="VerbatimChar"/>
     <w:rPr>
+      <w:rFonts w:eastAsia="黑体"/>
       <w:b/>
       <w:color w:val="ff0000"/>
     </w:rPr>
@@ -15385,6 +16086,7 @@
     <w:name w:val="ErrorTok"/>
     <w:basedOn w:val="VerbatimChar"/>
     <w:rPr>
+      <w:rFonts w:eastAsia="黑体"/>
       <w:b/>
       <w:color w:val="ff0000"/>
     </w:rPr>
@@ -15392,7 +16094,9 @@
   <w:style w:type="character" w:customStyle="1" w:styleId="NormalTok">
     <w:name w:val="NormalTok"/>
     <w:basedOn w:val="VerbatimChar"/>
-    <w:rPr/>
+    <w:rPr>
+      <w:rFonts w:eastAsia="黑体"/>
+    </w:rPr>
   </w:style>
 </w:styles>
 </file>
@@ -15441,12 +16145,12 @@
     <a:fontScheme name="Office">
       <a:majorFont>
         <a:latin typeface="Calibri"/>
-        <a:ea typeface=""/>
+        <a:ea typeface="黑体"/>
         <a:cs typeface=""/>
         <a:font script="Jpan" typeface="ＭＳ ゴシック"/>
         <a:font script="Hang" typeface="맑은 고딕"/>
-        <a:font script="Hans" typeface="宋体"/>
-        <a:font script="Hant" typeface="新細明體"/>
+        <a:font script="Hans" typeface="黑体"/>
+        <a:font script="Hant" typeface="黑体"/>
         <a:font script="Arab" typeface="Times New Roman"/>
         <a:font script="Hebr" typeface="Times New Roman"/>
         <a:font script="Thai" typeface="Angsana New"/>
@@ -15476,12 +16180,12 @@
       </a:majorFont>
       <a:minorFont>
         <a:latin typeface="Cambria"/>
-        <a:ea typeface=""/>
+        <a:ea typeface="黑体"/>
         <a:cs typeface=""/>
         <a:font script="Jpan" typeface="ＭＳ 明朝"/>
         <a:font script="Hang" typeface="맑은 고딕"/>
-        <a:font script="Hans" typeface="宋体"/>
-        <a:font script="Hant" typeface="新細明體"/>
+        <a:font script="Hans" typeface="黑体"/>
+        <a:font script="Hant" typeface="黑体"/>
         <a:font script="Arab" typeface="Arial"/>
         <a:font script="Hebr" typeface="Arial"/>
         <a:font script="Thai" typeface="Cordia New"/>

--- a/03-振荡电路/01-RC振荡器/弛张振荡器/弛张振荡器.docx
+++ b/03-振荡电路/01-RC振荡器/弛张振荡器/弛张振荡器.docx
@@ -3074,7 +3074,7 @@
           <w:color w:val="555555"/>
           <w:sz w:val="21"/>
         </w:rPr>
-        <w:t>材料收集者：杜文杰，WX手机：19519196569，QQ:3478827729</w:t>
+        <w:t>材料收集者：杜文杰，微信/手机：19519196569，QQ:3478827729</w:t>
       </w:r>
     </w:p>
     <w:sectPr>
